--- a/igs/TKB_clinicalprocess_healthcond_description/input/images/SjD_TP_GetAlertInformation_2.0.docx
+++ b/igs/TKB_clinicalprocess_healthcond_description/input/images/SjD_TP_GetAlertInformation_2.0.docx
@@ -1,6 +1,6 @@
 
 <file path=word/document.xml><?xml version="1.0" encoding="utf-8"?>
-<w:document xmlns:wpc="http://schemas.microsoft.com/office/word/2010/wordprocessingCanvas" xmlns:cx="http://schemas.microsoft.com/office/drawing/2014/chartex" xmlns:cx1="http://schemas.microsoft.com/office/drawing/2015/9/8/chartex" xmlns:cx2="http://schemas.microsoft.com/office/drawing/2015/10/21/chartex" xmlns:cx3="http://schemas.microsoft.com/office/drawing/2016/5/9/chartex" xmlns:cx4="http://schemas.microsoft.com/office/drawing/2016/5/10/chartex" xmlns:cx5="http://schemas.microsoft.com/office/drawing/2016/5/11/chartex" xmlns:cx6="http://schemas.microsoft.com/office/drawing/2016/5/12/chartex" xmlns:cx7="http://schemas.microsoft.com/office/drawing/2016/5/13/chartex" xmlns:cx8="http://schemas.microsoft.com/office/drawing/2016/5/14/chartex" xmlns:mc="http://schemas.openxmlformats.org/markup-compatibility/2006" xmlns:aink="http://schemas.microsoft.com/office/drawing/2016/ink" xmlns:am3d="http://schemas.microsoft.com/office/drawing/2017/model3d" xmlns:o="urn:schemas-microsoft-com:office:office" xmlns:oel="http://schemas.microsoft.com/office/2019/extlst" xmlns:r="http://schemas.openxmlformats.org/officeDocument/2006/relationships" xmlns:m="http://schemas.openxmlformats.org/officeDocument/2006/math" xmlns:v="urn:schemas-microsoft-com:vml" xmlns:wp14="http://schemas.microsoft.com/office/word/2010/wordprocessingDrawing" xmlns:wp="http://schemas.openxmlformats.org/drawingml/2006/wordprocessingDrawing" xmlns:w10="urn:schemas-microsoft-com:office:word" xmlns:w="http://schemas.openxmlformats.org/wordprocessingml/2006/main" xmlns:w14="http://schemas.microsoft.com/office/word/2010/wordml" xmlns:w15="http://schemas.microsoft.com/office/word/2012/wordml" xmlns:w16cex="http://schemas.microsoft.com/office/word/2018/wordml/cex" xmlns:w16cid="http://schemas.microsoft.com/office/word/2016/wordml/cid" xmlns:w16="http://schemas.microsoft.com/office/word/2018/wordml" xmlns:w16sdtdh="http://schemas.microsoft.com/office/word/2020/wordml/sdtdatahash" xmlns:w16se="http://schemas.microsoft.com/office/word/2015/wordml/symex" xmlns:wpg="http://schemas.microsoft.com/office/word/2010/wordprocessingGroup" xmlns:wpi="http://schemas.microsoft.com/office/word/2010/wordprocessingInk" xmlns:wne="http://schemas.microsoft.com/office/word/2006/wordml" xmlns:wps="http://schemas.microsoft.com/office/word/2010/wordprocessingShape" mc:Ignorable="w14 w15 w16se w16cid w16 w16cex w16sdtdh wp14">
+<w:document xmlns:wpc="http://schemas.microsoft.com/office/word/2010/wordprocessingCanvas" xmlns:cx="http://schemas.microsoft.com/office/drawing/2014/chartex" xmlns:cx1="http://schemas.microsoft.com/office/drawing/2015/9/8/chartex" xmlns:cx2="http://schemas.microsoft.com/office/drawing/2015/10/21/chartex" xmlns:cx3="http://schemas.microsoft.com/office/drawing/2016/5/9/chartex" xmlns:cx4="http://schemas.microsoft.com/office/drawing/2016/5/10/chartex" xmlns:cx5="http://schemas.microsoft.com/office/drawing/2016/5/11/chartex" xmlns:cx6="http://schemas.microsoft.com/office/drawing/2016/5/12/chartex" xmlns:cx7="http://schemas.microsoft.com/office/drawing/2016/5/13/chartex" xmlns:cx8="http://schemas.microsoft.com/office/drawing/2016/5/14/chartex" xmlns:mc="http://schemas.openxmlformats.org/markup-compatibility/2006" xmlns:aink="http://schemas.microsoft.com/office/drawing/2016/ink" xmlns:am3d="http://schemas.microsoft.com/office/drawing/2017/model3d" xmlns:o="urn:schemas-microsoft-com:office:office" xmlns:oel="http://schemas.microsoft.com/office/2019/extlst" xmlns:r="http://schemas.openxmlformats.org/officeDocument/2006/relationships" xmlns:m="http://schemas.openxmlformats.org/officeDocument/2006/math" xmlns:v="urn:schemas-microsoft-com:vml" xmlns:wp14="http://schemas.microsoft.com/office/word/2010/wordprocessingDrawing" xmlns:wp="http://schemas.openxmlformats.org/drawingml/2006/wordprocessingDrawing" xmlns:w10="urn:schemas-microsoft-com:office:word" xmlns:w="http://schemas.openxmlformats.org/wordprocessingml/2006/main" xmlns:w14="http://schemas.microsoft.com/office/word/2010/wordml" xmlns:w15="http://schemas.microsoft.com/office/word/2012/wordml" xmlns:w16cex="http://schemas.microsoft.com/office/word/2018/wordml/cex" xmlns:w16cid="http://schemas.microsoft.com/office/word/2016/wordml/cid" xmlns:w16="http://schemas.microsoft.com/office/word/2018/wordml" xmlns:w16du="http://schemas.microsoft.com/office/word/2023/wordml/word16du" xmlns:w16sdtdh="http://schemas.microsoft.com/office/word/2020/wordml/sdtdatahash" xmlns:w16sdtfl="http://schemas.microsoft.com/office/word/2024/wordml/sdtformatlock" xmlns:w16se="http://schemas.microsoft.com/office/word/2015/wordml/symex" xmlns:wpg="http://schemas.microsoft.com/office/word/2010/wordprocessingGroup" xmlns:wpi="http://schemas.microsoft.com/office/word/2010/wordprocessingInk" xmlns:wne="http://schemas.microsoft.com/office/word/2006/wordml" xmlns:wps="http://schemas.microsoft.com/office/word/2010/wordprocessingShape" mc:Ignorable="w14 w15 w16se w16cid w16 w16cex w16sdtdh w16sdtfl w16du wp14">
   <w:body>
     <w:sdt>
       <w:sdtPr>
@@ -3791,7 +3791,6 @@
               <w:top w:val="single" w:sz="4" w:space="0" w:color="A33662" w:themeColor="accent1"/>
               <w:bottom w:val="single" w:sz="4" w:space="0" w:color="A33662" w:themeColor="accent1"/>
             </w:tcBorders>
-            <w:shd w:val="clear" w:color="auto" w:fill="auto"/>
           </w:tcPr>
           <w:p>
             <w:r>
@@ -3819,7 +3818,6 @@
               <w:top w:val="single" w:sz="4" w:space="0" w:color="A33662" w:themeColor="accent1"/>
               <w:bottom w:val="single" w:sz="4" w:space="0" w:color="A33662" w:themeColor="accent1"/>
             </w:tcBorders>
-            <w:shd w:val="clear" w:color="auto" w:fill="auto"/>
           </w:tcPr>
           <w:p>
             <w:r>
@@ -3837,7 +3835,6 @@
               <w:top w:val="single" w:sz="4" w:space="0" w:color="A33662" w:themeColor="accent1"/>
               <w:bottom w:val="single" w:sz="4" w:space="0" w:color="A33662" w:themeColor="accent1"/>
             </w:tcBorders>
-            <w:shd w:val="clear" w:color="auto" w:fill="auto"/>
           </w:tcPr>
           <w:p>
             <w:pPr>
@@ -3863,7 +3860,6 @@
               <w:top w:val="single" w:sz="4" w:space="0" w:color="A33662" w:themeColor="accent1"/>
               <w:bottom w:val="single" w:sz="4" w:space="0" w:color="A33662" w:themeColor="accent1"/>
             </w:tcBorders>
-            <w:shd w:val="clear" w:color="auto" w:fill="auto"/>
           </w:tcPr>
           <w:p>
             <w:r>
@@ -3891,7 +3887,6 @@
               <w:top w:val="single" w:sz="4" w:space="0" w:color="A33662" w:themeColor="accent1"/>
               <w:bottom w:val="single" w:sz="4" w:space="0" w:color="A33662" w:themeColor="accent1"/>
             </w:tcBorders>
-            <w:shd w:val="clear" w:color="auto" w:fill="auto"/>
           </w:tcPr>
           <w:p>
             <w:r>
@@ -3909,7 +3904,6 @@
               <w:top w:val="single" w:sz="4" w:space="0" w:color="A33662" w:themeColor="accent1"/>
               <w:bottom w:val="single" w:sz="4" w:space="0" w:color="A33662" w:themeColor="accent1"/>
             </w:tcBorders>
-            <w:shd w:val="clear" w:color="auto" w:fill="auto"/>
           </w:tcPr>
           <w:p>
             <w:pPr>
@@ -4159,37 +4153,7 @@
               <w:rPr>
                 <w:rFonts w:ascii="Arial" w:hAnsi="Arial"/>
               </w:rPr>
-              <w:t xml:space="preserve">NRID ändring </w:t>
-            </w:r>
-            <w:proofErr w:type="spellStart"/>
-            <w:proofErr w:type="gramStart"/>
-            <w:r>
-              <w:rPr>
-                <w:rFonts w:ascii="Arial" w:hAnsi="Arial"/>
-              </w:rPr>
-              <w:t>backad.Uppdateringar</w:t>
-            </w:r>
-            <w:proofErr w:type="spellEnd"/>
-            <w:proofErr w:type="gramEnd"/>
-            <w:r>
-              <w:rPr>
-                <w:rFonts w:ascii="Arial" w:hAnsi="Arial"/>
-              </w:rPr>
-              <w:t xml:space="preserve"> i SJD och </w:t>
-            </w:r>
-            <w:proofErr w:type="spellStart"/>
-            <w:r>
-              <w:rPr>
-                <w:rFonts w:ascii="Arial" w:hAnsi="Arial"/>
-              </w:rPr>
-              <w:t>testförbättringar</w:t>
-            </w:r>
-            <w:proofErr w:type="spellEnd"/>
-            <w:r>
-              <w:rPr>
-                <w:rFonts w:ascii="Arial" w:hAnsi="Arial"/>
-              </w:rPr>
-              <w:t xml:space="preserve"> i testsviter, framförallt tidsfiltrering. Testsvit 7 &amp; 8 tillkommer.</w:t>
+              <w:t>NRID ändring backad.Uppdateringar i SJD och testförbättringar i testsviter, framförallt tidsfiltrering. Testsvit 7 &amp; 8 tillkommer.</w:t>
             </w:r>
           </w:p>
         </w:tc>
@@ -4414,21 +4378,7 @@
               <w:rPr>
                 <w:rFonts w:ascii="Arial" w:hAnsi="Arial"/>
               </w:rPr>
-              <w:t xml:space="preserve">Uppdaterat </w:t>
-            </w:r>
-            <w:proofErr w:type="spellStart"/>
-            <w:r>
-              <w:rPr>
-                <w:rFonts w:ascii="Arial" w:hAnsi="Arial"/>
-              </w:rPr>
-              <w:t>mailaddress</w:t>
-            </w:r>
-            <w:proofErr w:type="spellEnd"/>
-            <w:r>
-              <w:rPr>
-                <w:rFonts w:ascii="Arial" w:hAnsi="Arial"/>
-              </w:rPr>
-              <w:t xml:space="preserve"> i 2.2</w:t>
+              <w:t>Uppdaterat mailaddress i 2.2</w:t>
             </w:r>
           </w:p>
         </w:tc>
@@ -4723,16 +4673,8 @@
               <w:rPr>
                 <w:rFonts w:ascii="Arial" w:hAnsi="Arial"/>
               </w:rPr>
-              <w:t xml:space="preserve">Martin </w:t>
-            </w:r>
-            <w:proofErr w:type="spellStart"/>
-            <w:r>
-              <w:rPr>
-                <w:rFonts w:ascii="Arial" w:hAnsi="Arial"/>
-              </w:rPr>
-              <w:t>Pring</w:t>
-            </w:r>
-            <w:proofErr w:type="spellEnd"/>
+              <w:t>Martin Pring</w:t>
+            </w:r>
           </w:p>
         </w:tc>
         <w:tc>
@@ -4754,36 +4696,14 @@
               <w:rPr>
                 <w:rFonts w:ascii="Arial" w:hAnsi="Arial"/>
               </w:rPr>
-              <w:t xml:space="preserve">Lagt till fråga om </w:t>
-            </w:r>
-            <w:proofErr w:type="spellStart"/>
+              <w:t xml:space="preserve">Lagt till fråga om originalText i </w:t>
+            </w:r>
             <w:r>
               <w:rPr>
                 <w:rFonts w:ascii="Arial" w:hAnsi="Arial"/>
               </w:rPr>
-              <w:t>originalText</w:t>
-            </w:r>
-            <w:proofErr w:type="spellEnd"/>
-            <w:r>
-              <w:rPr>
-                <w:rFonts w:ascii="Arial" w:hAnsi="Arial"/>
-              </w:rPr>
-              <w:t xml:space="preserve"> i </w:t>
-            </w:r>
-            <w:r>
-              <w:rPr>
-                <w:rFonts w:ascii="Arial" w:hAnsi="Arial"/>
-              </w:rPr>
-              <w:t xml:space="preserve">3.4.2. </w:t>
-            </w:r>
-            <w:proofErr w:type="spellStart"/>
-            <w:r>
-              <w:rPr>
-                <w:rFonts w:ascii="Arial" w:hAnsi="Arial"/>
-              </w:rPr>
-              <w:t>hyperSensitivity</w:t>
-            </w:r>
-            <w:proofErr w:type="spellEnd"/>
+              <w:t>3.4.2. hyperSensitivity</w:t>
+            </w:r>
           </w:p>
         </w:tc>
       </w:tr>
@@ -4843,16 +4763,8 @@
               <w:rPr>
                 <w:rFonts w:ascii="Arial" w:hAnsi="Arial"/>
               </w:rPr>
-              <w:t xml:space="preserve">Martin </w:t>
-            </w:r>
-            <w:proofErr w:type="spellStart"/>
-            <w:r>
-              <w:rPr>
-                <w:rFonts w:ascii="Arial" w:hAnsi="Arial"/>
-              </w:rPr>
-              <w:t>Pring</w:t>
-            </w:r>
-            <w:proofErr w:type="spellEnd"/>
+              <w:t>Martin Pring</w:t>
+            </w:r>
           </w:p>
         </w:tc>
         <w:tc>
@@ -5163,6 +5075,102 @@
           </w:p>
         </w:tc>
       </w:tr>
+      <w:tr>
+        <w:tc>
+          <w:tcPr>
+            <w:tcW w:w="1418" w:type="dxa"/>
+            <w:tcBorders>
+              <w:top w:val="single" w:sz="4" w:space="0" w:color="A33662" w:themeColor="accent1"/>
+              <w:bottom w:val="single" w:sz="4" w:space="0" w:color="A33662" w:themeColor="accent1"/>
+              <w:right w:val="single" w:sz="24" w:space="0" w:color="FFFFFF" w:themeColor="background1"/>
+            </w:tcBorders>
+          </w:tcPr>
+          <w:p>
+            <w:pPr>
+              <w:rPr>
+                <w:rFonts w:ascii="Arial" w:hAnsi="Arial"/>
+              </w:rPr>
+            </w:pPr>
+            <w:r>
+              <w:rPr>
+                <w:rFonts w:ascii="Arial" w:hAnsi="Arial"/>
+              </w:rPr>
+              <w:t>2.1.19</w:t>
+            </w:r>
+          </w:p>
+        </w:tc>
+        <w:tc>
+          <w:tcPr>
+            <w:tcW w:w="1276" w:type="dxa"/>
+            <w:tcBorders>
+              <w:top w:val="single" w:sz="4" w:space="0" w:color="A33662" w:themeColor="accent1"/>
+              <w:left w:val="single" w:sz="24" w:space="0" w:color="FFFFFF" w:themeColor="background1"/>
+              <w:bottom w:val="single" w:sz="4" w:space="0" w:color="A33662" w:themeColor="accent1"/>
+              <w:right w:val="single" w:sz="24" w:space="0" w:color="FFFFFF" w:themeColor="background1"/>
+            </w:tcBorders>
+          </w:tcPr>
+          <w:p>
+            <w:pPr>
+              <w:rPr>
+                <w:rFonts w:ascii="Arial" w:hAnsi="Arial"/>
+              </w:rPr>
+            </w:pPr>
+            <w:r>
+              <w:rPr>
+                <w:rFonts w:ascii="Arial" w:hAnsi="Arial"/>
+              </w:rPr>
+              <w:t>2026-02-10</w:t>
+            </w:r>
+          </w:p>
+        </w:tc>
+        <w:tc>
+          <w:tcPr>
+            <w:tcW w:w="2268" w:type="dxa"/>
+            <w:tcBorders>
+              <w:top w:val="single" w:sz="4" w:space="0" w:color="A33662" w:themeColor="accent1"/>
+              <w:left w:val="single" w:sz="24" w:space="0" w:color="FFFFFF" w:themeColor="background1"/>
+              <w:bottom w:val="single" w:sz="4" w:space="0" w:color="A33662" w:themeColor="accent1"/>
+              <w:right w:val="single" w:sz="24" w:space="0" w:color="FFFFFF" w:themeColor="background1"/>
+            </w:tcBorders>
+          </w:tcPr>
+          <w:p>
+            <w:pPr>
+              <w:rPr>
+                <w:rFonts w:ascii="Arial" w:hAnsi="Arial"/>
+              </w:rPr>
+            </w:pPr>
+            <w:r>
+              <w:rPr>
+                <w:rFonts w:ascii="Arial" w:hAnsi="Arial"/>
+              </w:rPr>
+              <w:t>Jan Söderman</w:t>
+            </w:r>
+          </w:p>
+        </w:tc>
+        <w:tc>
+          <w:tcPr>
+            <w:tcW w:w="4100" w:type="dxa"/>
+            <w:tcBorders>
+              <w:top w:val="single" w:sz="4" w:space="0" w:color="A33662" w:themeColor="accent1"/>
+              <w:left w:val="single" w:sz="24" w:space="0" w:color="FFFFFF" w:themeColor="background1"/>
+              <w:bottom w:val="single" w:sz="4" w:space="0" w:color="A33662" w:themeColor="accent1"/>
+            </w:tcBorders>
+          </w:tcPr>
+          <w:p>
+            <w:pPr>
+              <w:rPr>
+                <w:rFonts w:ascii="Arial" w:hAnsi="Arial"/>
+              </w:rPr>
+            </w:pPr>
+            <w:r>
+              <w:rPr>
+                <w:rFonts w:ascii="Arial" w:hAnsi="Arial"/>
+              </w:rPr>
+              <w:t>Ändrat text för uppdatering av EI</w:t>
+            </w:r>
+          </w:p>
+        </w:tc>
+      </w:tr>
     </w:tbl>
     <w:p>
       <w:r>
@@ -5188,15 +5196,7 @@
     </w:p>
     <w:p>
       <w:r>
-        <w:t xml:space="preserve">Detta formulär är en självdeklaration för organisationer som ska anpassa eller ansluta information och/eller funktion i ett </w:t>
-      </w:r>
-      <w:proofErr w:type="spellStart"/>
-      <w:r>
-        <w:t>källsystem</w:t>
-      </w:r>
-      <w:proofErr w:type="spellEnd"/>
-      <w:r>
-        <w:t xml:space="preserve"> till nationella tjänsteplattformen enligt ett specifikt tjänstekontrakt. Självdeklarationen gäller enbart för anslutning i rollen tjänsteproducent. Här redovisas resultat från anslutande och/eller utvecklande parts egen testning av tjänsteproducent som </w:t>
+        <w:t xml:space="preserve">Detta formulär är en självdeklaration för organisationer som ska anpassa eller ansluta information och/eller funktion i ett källsystem till nationella tjänsteplattformen enligt ett specifikt tjänstekontrakt. Självdeklarationen gäller enbart för anslutning i rollen tjänsteproducent. Här redovisas resultat från anslutande och/eller utvecklande parts egen testning av tjänsteproducent som </w:t>
       </w:r>
       <w:r>
         <w:t>ska kunna anslutas till den nationella tjänsteplattformen</w:t>
@@ -5235,22 +5235,12 @@
         </w:rPr>
         <w:tab/>
       </w:r>
-      <w:proofErr w:type="spellStart"/>
-      <w:proofErr w:type="gramStart"/>
       <w:r>
         <w:rPr>
           <w:b/>
         </w:rPr>
-        <w:t>clinicalprocess:healthcond</w:t>
-      </w:r>
-      <w:proofErr w:type="gramEnd"/>
-      <w:r>
-        <w:rPr>
-          <w:b/>
-        </w:rPr>
-        <w:t>:description</w:t>
-      </w:r>
-      <w:proofErr w:type="spellEnd"/>
+        <w:t>clinicalprocess:healthcond:description</w:t>
+      </w:r>
       <w:r>
         <w:rPr>
           <w:b/>
@@ -5312,15 +5302,7 @@
         <w:t>Anslutningspunkt –</w:t>
       </w:r>
       <w:r>
-        <w:t xml:space="preserve"> Den infrastruktur som </w:t>
-      </w:r>
-      <w:proofErr w:type="spellStart"/>
-      <w:r>
-        <w:t>terminerar</w:t>
-      </w:r>
-      <w:proofErr w:type="spellEnd"/>
-      <w:r>
-        <w:t xml:space="preserve"> SSL-kopplet från Tjänsteplattformen</w:t>
+        <w:t xml:space="preserve"> Den infrastruktur som terminerar SSL-kopplet från Tjänsteplattformen</w:t>
       </w:r>
       <w:r>
         <w:t xml:space="preserve">, vilket kan vara en regional tjänsteplattform. </w:t>
@@ -5343,15 +5325,7 @@
         <w:t>komponent</w:t>
       </w:r>
       <w:r>
-        <w:t xml:space="preserve"> som tolkar begäran (”</w:t>
-      </w:r>
-      <w:proofErr w:type="spellStart"/>
-      <w:r>
-        <w:t>request</w:t>
-      </w:r>
-      <w:proofErr w:type="spellEnd"/>
-      <w:r>
-        <w:t xml:space="preserve">”-meddelandet) från </w:t>
+        <w:t xml:space="preserve"> som tolkar begäran (”request”-meddelandet) från </w:t>
       </w:r>
       <w:r>
         <w:t>Tjänsteplattformen</w:t>
@@ -5423,19 +5397,11 @@
       </w:r>
     </w:p>
     <w:p>
-      <w:proofErr w:type="spellStart"/>
       <w:r>
         <w:rPr>
           <w:i/>
         </w:rPr>
-        <w:t>PuB</w:t>
-      </w:r>
-      <w:proofErr w:type="spellEnd"/>
-      <w:r>
-        <w:rPr>
-          <w:i/>
-        </w:rPr>
-        <w:t xml:space="preserve"> avtal</w:t>
+        <w:t>PuB avtal</w:t>
       </w:r>
       <w:r>
         <w:t xml:space="preserve"> – Avtal för personuppgiftsbiträde </w:t>
@@ -5452,31 +5418,7 @@
         <w:t xml:space="preserve"> – </w:t>
       </w:r>
       <w:r>
-        <w:t xml:space="preserve">En agent är en aktör som har anslutit ett system till </w:t>
-      </w:r>
-      <w:proofErr w:type="spellStart"/>
-      <w:r>
-        <w:t>Ineras</w:t>
-      </w:r>
-      <w:proofErr w:type="spellEnd"/>
-      <w:r>
-        <w:t xml:space="preserve"> infrastruktur och gjort de tekniska förberedelser som krävs för att kunder till </w:t>
-      </w:r>
-      <w:proofErr w:type="spellStart"/>
-      <w:r>
-        <w:t>Inera</w:t>
-      </w:r>
-      <w:proofErr w:type="spellEnd"/>
-      <w:r>
-        <w:t xml:space="preserve"> ska kunna använda en eller flera av </w:t>
-      </w:r>
-      <w:proofErr w:type="spellStart"/>
-      <w:r>
-        <w:t>Ineras</w:t>
-      </w:r>
-      <w:proofErr w:type="spellEnd"/>
-      <w:r>
-        <w:t xml:space="preserve"> tjänster via det systemet. Agenten får endast hantera den tekniska anslutningen, men får inte använda tjänsterna för egen räkning. Kunderna som anlitar agenten måste vara vårdgivare som verkar inom vård och omsorg.</w:t>
+        <w:t>En agent är en aktör som har anslutit ett system till Ineras infrastruktur och gjort de tekniska förberedelser som krävs för att kunder till Inera ska kunna använda en eller flera av Ineras tjänster via det systemet. Agenten får endast hantera den tekniska anslutningen, men får inte använda tjänsterna för egen räkning. Kunderna som anlitar agenten måste vara vårdgivare som verkar inom vård och omsorg.</w:t>
       </w:r>
     </w:p>
     <w:p>
@@ -5585,26 +5527,13 @@
         <w:t xml:space="preserve">Blågröna fält </w:t>
       </w:r>
       <w:r>
-        <w:t xml:space="preserve">fylls i av </w:t>
-      </w:r>
-      <w:proofErr w:type="spellStart"/>
-      <w:r>
-        <w:t>Inera</w:t>
-      </w:r>
-      <w:proofErr w:type="spellEnd"/>
+        <w:t>fylls i av Inera</w:t>
+      </w:r>
     </w:p>
     <w:p/>
     <w:p>
       <w:r>
-        <w:t xml:space="preserve">Svaren kan kompletteras med hänvisning till bifogade bilagor, </w:t>
-      </w:r>
-      <w:proofErr w:type="gramStart"/>
-      <w:r>
-        <w:t>t.ex.</w:t>
-      </w:r>
-      <w:proofErr w:type="gramEnd"/>
-      <w:r>
-        <w:t xml:space="preserve"> egna testrapporter. Hänvisningar i självdeklarationen skall peka ut det specifika testresultatet. Exempelvis specifika bilder eller textstycken, dvs. inte till hela dokument eller kapitel.</w:t>
+        <w:t>Svaren kan kompletteras med hänvisning till bifogade bilagor, t.ex. egna testrapporter. Hänvisningar i självdeklarationen skall peka ut det specifika testresultatet. Exempelvis specifika bilder eller textstycken, dvs. inte till hela dokument eller kapitel.</w:t>
       </w:r>
     </w:p>
     <w:p/>
@@ -5621,15 +5550,7 @@
     </w:p>
     <w:p>
       <w:r>
-        <w:t xml:space="preserve">Frågor som inte är relevanta för tjänsteproducenten behöver motiveras i kommentarsfältet för punkten. Vid eventuella frågor, kontakta </w:t>
-      </w:r>
-      <w:proofErr w:type="spellStart"/>
-      <w:r>
-        <w:t>Ineras</w:t>
-      </w:r>
-      <w:proofErr w:type="spellEnd"/>
-      <w:r>
-        <w:t xml:space="preserve"> kundservice </w:t>
+        <w:t xml:space="preserve">Frågor som inte är relevanta för tjänsteproducenten behöver motiveras i kommentarsfältet för punkten. Vid eventuella frågor, kontakta Ineras kundservice </w:t>
       </w:r>
       <w:bookmarkStart w:id="5" w:name="_Hlk66888262"/>
       <w:bookmarkStart w:id="6" w:name="_Hlk67296434"/>
@@ -5695,15 +5616,7 @@
     <w:p/>
     <w:p>
       <w:r>
-        <w:t xml:space="preserve">Vid en förändring som inte rör komponenterna i ett verifieringsobjekt, men som ändå kan ha påverkan på anslutningen, ska ett nytt godkännande begäras. Det kan </w:t>
-      </w:r>
-      <w:proofErr w:type="gramStart"/>
-      <w:r>
-        <w:t>t.ex.</w:t>
-      </w:r>
-      <w:proofErr w:type="gramEnd"/>
-      <w:r>
-        <w:t xml:space="preserve"> vara uppgradering eller byte av infrastruktur för partens anslutningspunkt, så som införande av en regional tjänsteplattform eller övergång till ett mellanlager.</w:t>
+        <w:t>Vid en förändring som inte rör komponenterna i ett verifieringsobjekt, men som ändå kan ha påverkan på anslutningen, ska ett nytt godkännande begäras. Det kan t.ex. vara uppgradering eller byte av infrastruktur för partens anslutningspunkt, så som införande av en regional tjänsteplattform eller övergång till ett mellanlager.</w:t>
       </w:r>
     </w:p>
     <w:p>
@@ -5901,13 +5814,8 @@
                 <w:sz w:val="22"/>
               </w:rPr>
             </w:pPr>
-            <w:proofErr w:type="spellStart"/>
-            <w:r>
-              <w:t>Ineras</w:t>
-            </w:r>
-            <w:proofErr w:type="spellEnd"/>
-            <w:r>
-              <w:t xml:space="preserve"> avvikelsehantering </w:t>
+            <w:r>
+              <w:t xml:space="preserve">Ineras avvikelsehantering </w:t>
             </w:r>
             <w:hyperlink r:id="rId21" w:history="1">
               <w:r>
@@ -6095,15 +6003,7 @@
         <w:t>Om denna komponent inte är en del av anslutn</w:t>
       </w:r>
       <w:r>
-        <w:t>ingspunkten (</w:t>
-      </w:r>
-      <w:proofErr w:type="gramStart"/>
-      <w:r>
-        <w:t>t.ex.</w:t>
-      </w:r>
-      <w:proofErr w:type="gramEnd"/>
-      <w:r>
-        <w:t xml:space="preserve"> en regional tjänsteplattform) så beskriv detta.</w:t>
+        <w:t>ingspunkten (t.ex. en regional tjänsteplattform) så beskriv detta.</w:t>
       </w:r>
     </w:p>
     <w:p>
@@ -6138,15 +6038,7 @@
     </w:p>
     <w:p>
       <w:r>
-        <w:t xml:space="preserve">Fabrikat och version av det </w:t>
-      </w:r>
-      <w:proofErr w:type="spellStart"/>
-      <w:r>
-        <w:t>källsystem</w:t>
-      </w:r>
-      <w:proofErr w:type="spellEnd"/>
-      <w:r>
-        <w:t xml:space="preserve"> som hanterar originalinformationen som tillgängliggörs genom tjänsteproducenten vid verifieringen.</w:t>
+        <w:t>Fabrikat och version av det källsystem som hanterar originalinformationen som tillgängliggörs genom tjänsteproducenten vid verifieringen.</w:t>
       </w:r>
     </w:p>
     <w:p>
@@ -6223,13 +6115,8 @@
       </w:pPr>
       <w:bookmarkStart w:id="26" w:name="_Toc70336850"/>
       <w:bookmarkStart w:id="27" w:name="_Toc136588307"/>
-      <w:proofErr w:type="spellStart"/>
-      <w:r>
-        <w:t>Inparametrar</w:t>
-      </w:r>
-      <w:proofErr w:type="spellEnd"/>
-      <w:r>
-        <w:t xml:space="preserve"> och tjänstens funktion</w:t>
+      <w:r>
+        <w:t>Inparametrar och tjänstens funktion</w:t>
       </w:r>
       <w:bookmarkEnd w:id="26"/>
       <w:bookmarkEnd w:id="27"/>
@@ -6275,15 +6162,7 @@
         <w:shd w:val="clear" w:color="auto" w:fill="DC98B3" w:themeFill="text2" w:themeFillTint="66"/>
       </w:pPr>
       <w:r>
-        <w:t xml:space="preserve">[] Ja    </w:t>
-      </w:r>
-      <w:proofErr w:type="gramStart"/>
-      <w:r>
-        <w:t xml:space="preserve">   [</w:t>
-      </w:r>
-      <w:proofErr w:type="gramEnd"/>
-      <w:r>
-        <w:t>] Nej</w:t>
+        <w:t>[] Ja       [] Nej</w:t>
       </w:r>
     </w:p>
     <w:p>
@@ -6317,15 +6196,7 @@
         <w:shd w:val="clear" w:color="auto" w:fill="DC98B3" w:themeFill="text2" w:themeFillTint="66"/>
       </w:pPr>
       <w:r>
-        <w:t xml:space="preserve">[] Ja    </w:t>
-      </w:r>
-      <w:proofErr w:type="gramStart"/>
-      <w:r>
-        <w:t xml:space="preserve">   [</w:t>
-      </w:r>
-      <w:proofErr w:type="gramEnd"/>
-      <w:r>
-        <w:t>] Nej</w:t>
+        <w:t>[] Ja       [] Nej</w:t>
       </w:r>
     </w:p>
     <w:p>
@@ -6359,15 +6230,7 @@
         <w:shd w:val="clear" w:color="auto" w:fill="DC98B3" w:themeFill="text2" w:themeFillTint="66"/>
       </w:pPr>
       <w:r>
-        <w:t xml:space="preserve">[] Ja    </w:t>
-      </w:r>
-      <w:proofErr w:type="gramStart"/>
-      <w:r>
-        <w:t xml:space="preserve">   [</w:t>
-      </w:r>
-      <w:proofErr w:type="gramEnd"/>
-      <w:r>
-        <w:t>] Nej</w:t>
+        <w:t>[] Ja       [] Nej</w:t>
       </w:r>
     </w:p>
     <w:p>
@@ -6407,15 +6270,7 @@
         <w:shd w:val="clear" w:color="auto" w:fill="DC98B3" w:themeFill="text2" w:themeFillTint="66"/>
       </w:pPr>
       <w:r>
-        <w:t xml:space="preserve">[] Ja    </w:t>
-      </w:r>
-      <w:proofErr w:type="gramStart"/>
-      <w:r>
-        <w:t xml:space="preserve">   [</w:t>
-      </w:r>
-      <w:proofErr w:type="gramEnd"/>
-      <w:r>
-        <w:t>] Nej</w:t>
+        <w:t>[] Ja       [] Nej</w:t>
       </w:r>
     </w:p>
     <w:p>
@@ -6437,11 +6292,9 @@
       <w:r>
         <w:t xml:space="preserve">vårdenhet </w:t>
       </w:r>
-      <w:proofErr w:type="spellStart"/>
       <w:r>
         <w:t>careUnitHSAId</w:t>
       </w:r>
-      <w:proofErr w:type="spellEnd"/>
       <w:r>
         <w:t xml:space="preserve"> (TF 1.3)</w:t>
       </w:r>
@@ -6457,15 +6310,7 @@
         <w:shd w:val="clear" w:color="auto" w:fill="DC98B3" w:themeFill="text2" w:themeFillTint="66"/>
       </w:pPr>
       <w:r>
-        <w:t xml:space="preserve">[] Ja    </w:t>
-      </w:r>
-      <w:proofErr w:type="gramStart"/>
-      <w:r>
-        <w:t xml:space="preserve">   [</w:t>
-      </w:r>
-      <w:proofErr w:type="gramEnd"/>
-      <w:r>
-        <w:t>] Nej</w:t>
+        <w:t>[] Ja       [] Nej</w:t>
       </w:r>
     </w:p>
     <w:p>
@@ -6484,19 +6329,12 @@
       <w:r>
         <w:t xml:space="preserve"> på </w:t>
       </w:r>
-      <w:proofErr w:type="spellStart"/>
-      <w:r>
-        <w:t>källsystem</w:t>
-      </w:r>
-      <w:proofErr w:type="spellEnd"/>
-      <w:r>
-        <w:t xml:space="preserve"> </w:t>
-      </w:r>
-      <w:proofErr w:type="spellStart"/>
+      <w:r>
+        <w:t xml:space="preserve">källsystem </w:t>
+      </w:r>
       <w:r>
         <w:t>sourceSystemHSAId</w:t>
       </w:r>
-      <w:proofErr w:type="spellEnd"/>
       <w:r>
         <w:t xml:space="preserve"> (TF 1.4)</w:t>
       </w:r>
@@ -6512,15 +6350,7 @@
         <w:shd w:val="clear" w:color="auto" w:fill="DC98B3" w:themeFill="text2" w:themeFillTint="66"/>
       </w:pPr>
       <w:r>
-        <w:t xml:space="preserve">[] Ja    </w:t>
-      </w:r>
-      <w:proofErr w:type="gramStart"/>
-      <w:r>
-        <w:t xml:space="preserve">   [</w:t>
-      </w:r>
-      <w:proofErr w:type="gramEnd"/>
-      <w:r>
-        <w:t>] Nej</w:t>
+        <w:t>[] Ja       [] Nej</w:t>
       </w:r>
     </w:p>
     <w:p>
@@ -6538,48 +6368,46 @@
           <w:bCs/>
           <w:iCs/>
         </w:rPr>
-        <w:t xml:space="preserve">Urval på vårdkontakt </w:t>
-      </w:r>
-      <w:proofErr w:type="spellStart"/>
-      <w:r>
+        <w:t>Urval på vårdkontakt careContactId (TF 1.5)</w:t>
+      </w:r>
+      <w:r>
+        <w:t xml:space="preserve"> </w:t>
+      </w:r>
+    </w:p>
+    <w:p>
+      <w:pPr>
+        <w:pBdr>
+          <w:top w:val="single" w:sz="4" w:space="1" w:color="auto"/>
+          <w:left w:val="single" w:sz="4" w:space="4" w:color="auto"/>
+          <w:bottom w:val="single" w:sz="4" w:space="1" w:color="auto"/>
+          <w:right w:val="single" w:sz="4" w:space="4" w:color="auto"/>
+        </w:pBdr>
+        <w:shd w:val="clear" w:color="auto" w:fill="DC98B3" w:themeFill="text2" w:themeFillTint="66"/>
+      </w:pPr>
+      <w:r>
+        <w:t>[] Ja       [] Nej</w:t>
+      </w:r>
+    </w:p>
+    <w:p>
+      <w:pPr>
+        <w:pBdr>
+          <w:top w:val="single" w:sz="4" w:space="1" w:color="auto"/>
+          <w:left w:val="single" w:sz="4" w:space="4" w:color="auto"/>
+          <w:bottom w:val="single" w:sz="4" w:space="1" w:color="auto"/>
+          <w:right w:val="single" w:sz="4" w:space="4" w:color="auto"/>
+        </w:pBdr>
+        <w:shd w:val="clear" w:color="auto" w:fill="DC98B3" w:themeFill="text2" w:themeFillTint="66"/>
         <w:rPr>
           <w:bCs/>
           <w:iCs/>
         </w:rPr>
-        <w:t>careContactId</w:t>
-      </w:r>
-      <w:proofErr w:type="spellEnd"/>
+      </w:pPr>
       <w:r>
         <w:rPr>
           <w:bCs/>
           <w:iCs/>
         </w:rPr>
-        <w:t xml:space="preserve"> (TF 1.5)</w:t>
-      </w:r>
-      <w:r>
-        <w:t xml:space="preserve"> </w:t>
-      </w:r>
-    </w:p>
-    <w:p>
-      <w:pPr>
-        <w:pBdr>
-          <w:top w:val="single" w:sz="4" w:space="1" w:color="auto"/>
-          <w:left w:val="single" w:sz="4" w:space="4" w:color="auto"/>
-          <w:bottom w:val="single" w:sz="4" w:space="1" w:color="auto"/>
-          <w:right w:val="single" w:sz="4" w:space="4" w:color="auto"/>
-        </w:pBdr>
-        <w:shd w:val="clear" w:color="auto" w:fill="DC98B3" w:themeFill="text2" w:themeFillTint="66"/>
-      </w:pPr>
-      <w:r>
-        <w:t xml:space="preserve">[] Ja    </w:t>
-      </w:r>
-      <w:proofErr w:type="gramStart"/>
-      <w:r>
-        <w:t xml:space="preserve">   [</w:t>
-      </w:r>
-      <w:proofErr w:type="gramEnd"/>
-      <w:r>
-        <w:t>] Nej</w:t>
+        <w:t>Tomt svar levereras om patienten ej finns i källsystemet (TF 1.8)</w:t>
       </w:r>
     </w:p>
     <w:p>
@@ -6601,23 +6429,29 @@
           <w:bCs/>
           <w:iCs/>
         </w:rPr>
-        <w:t xml:space="preserve">Tomt svar levereras om patienten ej finns i </w:t>
-      </w:r>
-      <w:proofErr w:type="spellStart"/>
-      <w:r>
+        <w:t>[] Ja       [] Nej</w:t>
+      </w:r>
+    </w:p>
+    <w:p>
+      <w:pPr>
+        <w:pBdr>
+          <w:top w:val="single" w:sz="4" w:space="1" w:color="auto"/>
+          <w:left w:val="single" w:sz="4" w:space="4" w:color="auto"/>
+          <w:bottom w:val="single" w:sz="4" w:space="1" w:color="auto"/>
+          <w:right w:val="single" w:sz="4" w:space="4" w:color="auto"/>
+        </w:pBdr>
+        <w:shd w:val="clear" w:color="auto" w:fill="DC98B3" w:themeFill="text2" w:themeFillTint="66"/>
         <w:rPr>
           <w:bCs/>
           <w:iCs/>
         </w:rPr>
-        <w:t>källsystemet</w:t>
-      </w:r>
-      <w:proofErr w:type="spellEnd"/>
+      </w:pPr>
       <w:r>
         <w:rPr>
           <w:bCs/>
           <w:iCs/>
         </w:rPr>
-        <w:t xml:space="preserve"> (TF 1.8)</w:t>
+        <w:t>Tomt svar levereras om vårdkontakten ej finns i källsystemet (TF 1.9)</w:t>
       </w:r>
     </w:p>
     <w:p>
@@ -6639,99 +6473,7 @@
           <w:bCs/>
           <w:iCs/>
         </w:rPr>
-        <w:t xml:space="preserve">[] Ja    </w:t>
-      </w:r>
-      <w:proofErr w:type="gramStart"/>
-      <w:r>
-        <w:rPr>
-          <w:bCs/>
-          <w:iCs/>
-        </w:rPr>
-        <w:t xml:space="preserve">   [</w:t>
-      </w:r>
-      <w:proofErr w:type="gramEnd"/>
-      <w:r>
-        <w:rPr>
-          <w:bCs/>
-          <w:iCs/>
-        </w:rPr>
-        <w:t>] Nej</w:t>
-      </w:r>
-    </w:p>
-    <w:p>
-      <w:pPr>
-        <w:pBdr>
-          <w:top w:val="single" w:sz="4" w:space="1" w:color="auto"/>
-          <w:left w:val="single" w:sz="4" w:space="4" w:color="auto"/>
-          <w:bottom w:val="single" w:sz="4" w:space="1" w:color="auto"/>
-          <w:right w:val="single" w:sz="4" w:space="4" w:color="auto"/>
-        </w:pBdr>
-        <w:shd w:val="clear" w:color="auto" w:fill="DC98B3" w:themeFill="text2" w:themeFillTint="66"/>
-        <w:rPr>
-          <w:bCs/>
-          <w:iCs/>
-        </w:rPr>
-      </w:pPr>
-      <w:r>
-        <w:rPr>
-          <w:bCs/>
-          <w:iCs/>
-        </w:rPr>
-        <w:t xml:space="preserve">Tomt svar levereras om vårdkontakten ej finns i </w:t>
-      </w:r>
-      <w:proofErr w:type="spellStart"/>
-      <w:r>
-        <w:rPr>
-          <w:bCs/>
-          <w:iCs/>
-        </w:rPr>
-        <w:t>källsystemet</w:t>
-      </w:r>
-      <w:proofErr w:type="spellEnd"/>
-      <w:r>
-        <w:rPr>
-          <w:bCs/>
-          <w:iCs/>
-        </w:rPr>
-        <w:t xml:space="preserve"> (TF 1.9)</w:t>
-      </w:r>
-    </w:p>
-    <w:p>
-      <w:pPr>
-        <w:pBdr>
-          <w:top w:val="single" w:sz="4" w:space="1" w:color="auto"/>
-          <w:left w:val="single" w:sz="4" w:space="4" w:color="auto"/>
-          <w:bottom w:val="single" w:sz="4" w:space="1" w:color="auto"/>
-          <w:right w:val="single" w:sz="4" w:space="4" w:color="auto"/>
-        </w:pBdr>
-        <w:shd w:val="clear" w:color="auto" w:fill="DC98B3" w:themeFill="text2" w:themeFillTint="66"/>
-        <w:rPr>
-          <w:bCs/>
-          <w:iCs/>
-        </w:rPr>
-      </w:pPr>
-      <w:r>
-        <w:rPr>
-          <w:bCs/>
-          <w:iCs/>
-        </w:rPr>
-        <w:t xml:space="preserve">[] Ja    </w:t>
-      </w:r>
-      <w:proofErr w:type="gramStart"/>
-      <w:r>
-        <w:rPr>
-          <w:bCs/>
-          <w:iCs/>
-        </w:rPr>
-        <w:t xml:space="preserve">   [</w:t>
-      </w:r>
-      <w:proofErr w:type="gramEnd"/>
-      <w:r>
-        <w:rPr>
-          <w:bCs/>
-          <w:iCs/>
-        </w:rPr>
-        <w:t>] Nej</w:t>
+        <w:t>[] Ja       [] Nej</w:t>
       </w:r>
     </w:p>
     <w:p>
@@ -6810,7 +6552,6 @@
       <w:r>
         <w:t xml:space="preserve">Svarsmeddelandet från tjänsteproducenten ska uppfylla krav för obligatoriska fält med </w:t>
       </w:r>
-      <w:proofErr w:type="spellStart"/>
       <w:r>
         <w:t>kard</w:t>
       </w:r>
@@ -6820,17 +6561,8 @@
       <w:r>
         <w:t>nalitet</w:t>
       </w:r>
-      <w:proofErr w:type="spellEnd"/>
-      <w:r>
-        <w:t xml:space="preserve"> </w:t>
-      </w:r>
-      <w:proofErr w:type="gramStart"/>
-      <w:r>
-        <w:t>1..</w:t>
-      </w:r>
-      <w:proofErr w:type="gramEnd"/>
-      <w:r>
-        <w:t>1 enligt TKB.</w:t>
+      <w:r>
+        <w:t xml:space="preserve"> 1..1 enligt TKB.</w:t>
       </w:r>
       <w:r>
         <w:t xml:space="preserve"> </w:t>
@@ -6862,15 +6594,7 @@
         <w:shd w:val="clear" w:color="auto" w:fill="DC98B3" w:themeFill="text2" w:themeFillTint="66"/>
       </w:pPr>
       <w:r>
-        <w:t xml:space="preserve">Användaren matar in så få datamängder som möjligt i </w:t>
-      </w:r>
-      <w:proofErr w:type="spellStart"/>
-      <w:r>
-        <w:t>källsystemet</w:t>
-      </w:r>
-      <w:proofErr w:type="spellEnd"/>
-      <w:r>
-        <w:t>. Tjänsteproducenten svarar med posten som innehåller alla obligatoriska fält.</w:t>
+        <w:t>Användaren matar in så få datamängder som möjligt i källsystemet. Tjänsteproducenten svarar med posten som innehåller alla obligatoriska fält.</w:t>
       </w:r>
     </w:p>
     <w:p>
@@ -6904,15 +6628,7 @@
         <w:shd w:val="clear" w:color="auto" w:fill="DC98B3" w:themeFill="text2" w:themeFillTint="66"/>
       </w:pPr>
       <w:r>
-        <w:t xml:space="preserve">[] Ja    </w:t>
-      </w:r>
-      <w:proofErr w:type="gramStart"/>
-      <w:r>
-        <w:t xml:space="preserve">   [</w:t>
-      </w:r>
-      <w:proofErr w:type="gramEnd"/>
-      <w:r>
-        <w:t>] Nej</w:t>
+        <w:t>[] Ja       [] Nej</w:t>
       </w:r>
     </w:p>
     <w:p>
@@ -7001,11 +6717,9 @@
       <w:r>
         <w:t xml:space="preserve">Tekniskt fel returnerar SOAP </w:t>
       </w:r>
-      <w:proofErr w:type="spellStart"/>
       <w:r>
         <w:t>fault</w:t>
       </w:r>
-      <w:proofErr w:type="spellEnd"/>
       <w:r>
         <w:t xml:space="preserve"> (TF 1.7)</w:t>
       </w:r>
@@ -7021,15 +6735,7 @@
         <w:shd w:val="clear" w:color="auto" w:fill="DC98B3" w:themeFill="text2" w:themeFillTint="66"/>
       </w:pPr>
       <w:r>
-        <w:t xml:space="preserve">[] Ja    </w:t>
-      </w:r>
-      <w:proofErr w:type="gramStart"/>
-      <w:r>
-        <w:t xml:space="preserve">   [</w:t>
-      </w:r>
-      <w:proofErr w:type="gramEnd"/>
-      <w:r>
-        <w:t>] Nej</w:t>
+        <w:t>[] Ja       [] Nej</w:t>
       </w:r>
     </w:p>
     <w:p>
@@ -7045,11 +6751,9 @@
       <w:r>
         <w:t xml:space="preserve">Tekniskt fel returnerar SOAP </w:t>
       </w:r>
-      <w:proofErr w:type="spellStart"/>
       <w:r>
         <w:t>fault</w:t>
       </w:r>
-      <w:proofErr w:type="spellEnd"/>
       <w:r>
         <w:t xml:space="preserve"> med log-id (TF 1.7)</w:t>
       </w:r>
@@ -7065,35 +6769,22 @@
         <w:shd w:val="clear" w:color="auto" w:fill="DC98B3" w:themeFill="text2" w:themeFillTint="66"/>
       </w:pPr>
       <w:r>
-        <w:t xml:space="preserve">[] Ja    </w:t>
-      </w:r>
-      <w:proofErr w:type="gramStart"/>
-      <w:r>
-        <w:t xml:space="preserve">   [</w:t>
-      </w:r>
-      <w:proofErr w:type="gramEnd"/>
-      <w:r>
-        <w:t>] Nej</w:t>
-      </w:r>
-    </w:p>
-    <w:p>
-      <w:pPr>
-        <w:pBdr>
-          <w:top w:val="single" w:sz="4" w:space="1" w:color="auto"/>
-          <w:left w:val="single" w:sz="4" w:space="4" w:color="auto"/>
-          <w:bottom w:val="single" w:sz="4" w:space="1" w:color="auto"/>
-          <w:right w:val="single" w:sz="4" w:space="4" w:color="auto"/>
-        </w:pBdr>
-        <w:shd w:val="clear" w:color="auto" w:fill="DC98B3" w:themeFill="text2" w:themeFillTint="66"/>
-      </w:pPr>
-      <w:r>
-        <w:t xml:space="preserve">Hanteringen av tekniska fel följer stipulerade regler och returnerar inte personuppgifter i meddelande eller via spårbara </w:t>
-      </w:r>
-      <w:proofErr w:type="spellStart"/>
-      <w:r>
-        <w:t>log-id:n</w:t>
-      </w:r>
-      <w:proofErr w:type="spellEnd"/>
+        <w:t>[] Ja       [] Nej</w:t>
+      </w:r>
+    </w:p>
+    <w:p>
+      <w:pPr>
+        <w:pBdr>
+          <w:top w:val="single" w:sz="4" w:space="1" w:color="auto"/>
+          <w:left w:val="single" w:sz="4" w:space="4" w:color="auto"/>
+          <w:bottom w:val="single" w:sz="4" w:space="1" w:color="auto"/>
+          <w:right w:val="single" w:sz="4" w:space="4" w:color="auto"/>
+        </w:pBdr>
+        <w:shd w:val="clear" w:color="auto" w:fill="DC98B3" w:themeFill="text2" w:themeFillTint="66"/>
+      </w:pPr>
+      <w:r>
+        <w:t>Hanteringen av tekniska fel följer stipulerade regler och returnerar inte personuppgifter i meddelande eller via spårbara log-id:n</w:t>
+      </w:r>
       <w:r>
         <w:t xml:space="preserve"> (TF 1.7)</w:t>
       </w:r>
@@ -7109,15 +6800,7 @@
         <w:shd w:val="clear" w:color="auto" w:fill="DC98B3" w:themeFill="text2" w:themeFillTint="66"/>
       </w:pPr>
       <w:r>
-        <w:t xml:space="preserve">[] Ja    </w:t>
-      </w:r>
-      <w:proofErr w:type="gramStart"/>
-      <w:r>
-        <w:t xml:space="preserve">   [</w:t>
-      </w:r>
-      <w:proofErr w:type="gramEnd"/>
-      <w:r>
-        <w:t>] Nej</w:t>
+        <w:t>[] Ja       [] Nej</w:t>
       </w:r>
     </w:p>
     <w:p>
@@ -7210,37 +6893,13 @@
     </w:p>
     <w:p>
       <w:r>
-        <w:t xml:space="preserve">RIV TA Basic </w:t>
-      </w:r>
-      <w:proofErr w:type="spellStart"/>
-      <w:r>
-        <w:t>Profile</w:t>
-      </w:r>
-      <w:proofErr w:type="spellEnd"/>
-      <w:r>
-        <w:t xml:space="preserve"> och mer specifikt </w:t>
-      </w:r>
-      <w:r>
-        <w:t xml:space="preserve">WS-I Basic </w:t>
-      </w:r>
-      <w:proofErr w:type="spellStart"/>
-      <w:r>
-        <w:t>Profile</w:t>
-      </w:r>
-      <w:proofErr w:type="spellEnd"/>
-      <w:r>
-        <w:t xml:space="preserve"> v1.1 </w:t>
-      </w:r>
-      <w:r>
-        <w:t>anger krav på vilken teckenkodning som ett SOAP-</w:t>
-      </w:r>
-      <w:proofErr w:type="spellStart"/>
-      <w:r>
-        <w:t>response</w:t>
-      </w:r>
-      <w:proofErr w:type="spellEnd"/>
-      <w:r>
-        <w:t xml:space="preserve"> ska stödja (UTF-8 eller UTF-16).</w:t>
+        <w:t xml:space="preserve">RIV TA Basic Profile och mer specifikt </w:t>
+      </w:r>
+      <w:r>
+        <w:t xml:space="preserve">WS-I Basic Profile v1.1 </w:t>
+      </w:r>
+      <w:r>
+        <w:t>anger krav på vilken teckenkodning som ett SOAP-response ska stödja (UTF-8 eller UTF-16).</w:t>
       </w:r>
     </w:p>
     <w:p>
@@ -7264,89 +6923,49 @@
         <w:shd w:val="clear" w:color="auto" w:fill="DC98B3" w:themeFill="text2" w:themeFillTint="66"/>
       </w:pPr>
       <w:r>
-        <w:t>Svar levereras med rätt teckenkodning (</w:t>
-      </w:r>
-      <w:proofErr w:type="spellStart"/>
-      <w:r>
-        <w:t>encoding</w:t>
-      </w:r>
-      <w:proofErr w:type="spellEnd"/>
-      <w:r>
-        <w:t>) i http-</w:t>
-      </w:r>
-      <w:proofErr w:type="spellStart"/>
-      <w:r>
-        <w:t>header</w:t>
-      </w:r>
-      <w:proofErr w:type="spellEnd"/>
-      <w:r>
-        <w:t xml:space="preserve"> (TF 2.1)</w:t>
-      </w:r>
-    </w:p>
-    <w:p>
-      <w:pPr>
-        <w:pBdr>
-          <w:top w:val="single" w:sz="4" w:space="1" w:color="auto"/>
-          <w:left w:val="single" w:sz="4" w:space="4" w:color="auto"/>
-          <w:bottom w:val="single" w:sz="4" w:space="1" w:color="auto"/>
-          <w:right w:val="single" w:sz="4" w:space="4" w:color="auto"/>
-        </w:pBdr>
-        <w:shd w:val="clear" w:color="auto" w:fill="DC98B3" w:themeFill="text2" w:themeFillTint="66"/>
-      </w:pPr>
-      <w:r>
-        <w:t xml:space="preserve">[] Ja    </w:t>
-      </w:r>
-      <w:proofErr w:type="gramStart"/>
-      <w:r>
-        <w:t xml:space="preserve">   [</w:t>
-      </w:r>
-      <w:proofErr w:type="gramEnd"/>
-      <w:r>
-        <w:t>] Nej</w:t>
-      </w:r>
-    </w:p>
-    <w:p>
-      <w:pPr>
-        <w:pBdr>
-          <w:top w:val="single" w:sz="4" w:space="1" w:color="auto"/>
-          <w:left w:val="single" w:sz="4" w:space="4" w:color="auto"/>
-          <w:bottom w:val="single" w:sz="4" w:space="1" w:color="auto"/>
-          <w:right w:val="single" w:sz="4" w:space="4" w:color="auto"/>
-        </w:pBdr>
-        <w:shd w:val="clear" w:color="auto" w:fill="DC98B3" w:themeFill="text2" w:themeFillTint="66"/>
-      </w:pPr>
-      <w:r>
-        <w:t>Svar levereras med oförvanskade tecken med rätt teckenkodning (</w:t>
-      </w:r>
-      <w:proofErr w:type="spellStart"/>
-      <w:r>
-        <w:t>encoding</w:t>
-      </w:r>
-      <w:proofErr w:type="spellEnd"/>
-      <w:r>
-        <w:t>) (TF 2.2)</w:t>
-      </w:r>
-    </w:p>
-    <w:p>
-      <w:pPr>
-        <w:pBdr>
-          <w:top w:val="single" w:sz="4" w:space="1" w:color="auto"/>
-          <w:left w:val="single" w:sz="4" w:space="4" w:color="auto"/>
-          <w:bottom w:val="single" w:sz="4" w:space="1" w:color="auto"/>
-          <w:right w:val="single" w:sz="4" w:space="4" w:color="auto"/>
-        </w:pBdr>
-        <w:shd w:val="clear" w:color="auto" w:fill="DC98B3" w:themeFill="text2" w:themeFillTint="66"/>
-      </w:pPr>
-      <w:r>
-        <w:t xml:space="preserve">[] Ja    </w:t>
-      </w:r>
-      <w:proofErr w:type="gramStart"/>
-      <w:r>
-        <w:t xml:space="preserve">   [</w:t>
-      </w:r>
-      <w:proofErr w:type="gramEnd"/>
-      <w:r>
-        <w:t>] Nej</w:t>
+        <w:t>Svar levereras med rätt teckenkodning (encoding) i http-header (TF 2.1)</w:t>
+      </w:r>
+    </w:p>
+    <w:p>
+      <w:pPr>
+        <w:pBdr>
+          <w:top w:val="single" w:sz="4" w:space="1" w:color="auto"/>
+          <w:left w:val="single" w:sz="4" w:space="4" w:color="auto"/>
+          <w:bottom w:val="single" w:sz="4" w:space="1" w:color="auto"/>
+          <w:right w:val="single" w:sz="4" w:space="4" w:color="auto"/>
+        </w:pBdr>
+        <w:shd w:val="clear" w:color="auto" w:fill="DC98B3" w:themeFill="text2" w:themeFillTint="66"/>
+      </w:pPr>
+      <w:r>
+        <w:t>[] Ja       [] Nej</w:t>
+      </w:r>
+    </w:p>
+    <w:p>
+      <w:pPr>
+        <w:pBdr>
+          <w:top w:val="single" w:sz="4" w:space="1" w:color="auto"/>
+          <w:left w:val="single" w:sz="4" w:space="4" w:color="auto"/>
+          <w:bottom w:val="single" w:sz="4" w:space="1" w:color="auto"/>
+          <w:right w:val="single" w:sz="4" w:space="4" w:color="auto"/>
+        </w:pBdr>
+        <w:shd w:val="clear" w:color="auto" w:fill="DC98B3" w:themeFill="text2" w:themeFillTint="66"/>
+      </w:pPr>
+      <w:r>
+        <w:t>Svar levereras med oförvanskade tecken med rätt teckenkodning (encoding) (TF 2.2)</w:t>
+      </w:r>
+    </w:p>
+    <w:p>
+      <w:pPr>
+        <w:pBdr>
+          <w:top w:val="single" w:sz="4" w:space="1" w:color="auto"/>
+          <w:left w:val="single" w:sz="4" w:space="4" w:color="auto"/>
+          <w:bottom w:val="single" w:sz="4" w:space="1" w:color="auto"/>
+          <w:right w:val="single" w:sz="4" w:space="4" w:color="auto"/>
+        </w:pBdr>
+        <w:shd w:val="clear" w:color="auto" w:fill="DC98B3" w:themeFill="text2" w:themeFillTint="66"/>
+      </w:pPr>
+      <w:r>
+        <w:t>[] Ja       [] Nej</w:t>
       </w:r>
     </w:p>
     <w:p>
@@ -7438,36 +7057,12 @@
         <w:t xml:space="preserve">som ansvarar </w:t>
       </w:r>
       <w:r>
-        <w:t xml:space="preserve">för att patientdatalagen efterlevs. Det innebär </w:t>
-      </w:r>
-      <w:proofErr w:type="gramStart"/>
-      <w:r>
-        <w:t>bl.a.</w:t>
-      </w:r>
-      <w:proofErr w:type="gramEnd"/>
-      <w:r>
-        <w:t xml:space="preserve"> att </w:t>
-      </w:r>
-      <w:proofErr w:type="spellStart"/>
-      <w:r>
-        <w:t>spärrkontroll</w:t>
-      </w:r>
-      <w:proofErr w:type="spellEnd"/>
-      <w:r>
-        <w:t xml:space="preserve"> kan behöva genomföras innan information kan visas. </w:t>
-      </w:r>
-    </w:p>
-    <w:p>
-      <w:r>
-        <w:t xml:space="preserve">För att en konsumerande e-tjänst för ändamålet SJF ska kunna utföra </w:t>
-      </w:r>
-      <w:proofErr w:type="spellStart"/>
-      <w:r>
-        <w:t>spärrkontroll</w:t>
-      </w:r>
-      <w:proofErr w:type="spellEnd"/>
-      <w:r>
-        <w:t>, så behöver tjänsteproducent leverera VG/VE-information i svar. Information om VG/VE behövs också för tjänstekonsumenter som enbart tillåter informationshantering inom medarbetaruppdragets VG eller en VE.</w:t>
+        <w:t xml:space="preserve">för att patientdatalagen efterlevs. Det innebär bl.a. att spärrkontroll kan behöva genomföras innan information kan visas. </w:t>
+      </w:r>
+    </w:p>
+    <w:p>
+      <w:r>
+        <w:t>För att en konsumerande e-tjänst för ändamålet SJF ska kunna utföra spärrkontroll, så behöver tjänsteproducent leverera VG/VE-information i svar. Information om VG/VE behövs också för tjänstekonsumenter som enbart tillåter informationshantering inom medarbetaruppdragets VG eller en VE.</w:t>
       </w:r>
     </w:p>
     <w:p>
@@ -7494,21 +7089,50 @@
         <w:lastRenderedPageBreak/>
         <w:t xml:space="preserve">Svar levereras med korrekt </w:t>
       </w:r>
-      <w:proofErr w:type="spellStart"/>
       <w:r>
         <w:rPr>
           <w:bCs/>
           <w:iCs/>
         </w:rPr>
-        <w:t>healthcareProfessionalCareUnitHSAId</w:t>
-      </w:r>
-      <w:proofErr w:type="spellEnd"/>
+        <w:t xml:space="preserve">healthcareProfessionalCareUnitHSAId </w:t>
+      </w:r>
+      <w:r>
+        <w:t>(TF 3.1)</w:t>
+      </w:r>
+    </w:p>
+    <w:p>
+      <w:pPr>
+        <w:pBdr>
+          <w:top w:val="single" w:sz="4" w:space="1" w:color="auto"/>
+          <w:left w:val="single" w:sz="4" w:space="4" w:color="auto"/>
+          <w:bottom w:val="single" w:sz="4" w:space="1" w:color="auto"/>
+          <w:right w:val="single" w:sz="4" w:space="4" w:color="auto"/>
+        </w:pBdr>
+        <w:shd w:val="clear" w:color="auto" w:fill="DC98B3" w:themeFill="text2" w:themeFillTint="66"/>
+      </w:pPr>
+      <w:r>
+        <w:t>[] Ja       [] Nej</w:t>
+      </w:r>
+    </w:p>
+    <w:p>
+      <w:pPr>
+        <w:pBdr>
+          <w:top w:val="single" w:sz="4" w:space="1" w:color="auto"/>
+          <w:left w:val="single" w:sz="4" w:space="4" w:color="auto"/>
+          <w:bottom w:val="single" w:sz="4" w:space="1" w:color="auto"/>
+          <w:right w:val="single" w:sz="4" w:space="4" w:color="auto"/>
+        </w:pBdr>
+        <w:shd w:val="clear" w:color="auto" w:fill="DC98B3" w:themeFill="text2" w:themeFillTint="66"/>
+      </w:pPr>
+      <w:r>
+        <w:t xml:space="preserve">Svar levereras med korrekt </w:t>
+      </w:r>
       <w:r>
         <w:rPr>
           <w:bCs/>
           <w:iCs/>
         </w:rPr>
-        <w:t xml:space="preserve"> </w:t>
+        <w:t xml:space="preserve">healthcareProfessionalCareGiverHSAId </w:t>
       </w:r>
       <w:r>
         <w:t>(TF 3.1)</w:t>
@@ -7525,70 +7149,7 @@
         <w:shd w:val="clear" w:color="auto" w:fill="DC98B3" w:themeFill="text2" w:themeFillTint="66"/>
       </w:pPr>
       <w:r>
-        <w:t xml:space="preserve">[] Ja    </w:t>
-      </w:r>
-      <w:proofErr w:type="gramStart"/>
-      <w:r>
-        <w:t xml:space="preserve">   [</w:t>
-      </w:r>
-      <w:proofErr w:type="gramEnd"/>
-      <w:r>
-        <w:t>] Nej</w:t>
-      </w:r>
-    </w:p>
-    <w:p>
-      <w:pPr>
-        <w:pBdr>
-          <w:top w:val="single" w:sz="4" w:space="1" w:color="auto"/>
-          <w:left w:val="single" w:sz="4" w:space="4" w:color="auto"/>
-          <w:bottom w:val="single" w:sz="4" w:space="1" w:color="auto"/>
-          <w:right w:val="single" w:sz="4" w:space="4" w:color="auto"/>
-        </w:pBdr>
-        <w:shd w:val="clear" w:color="auto" w:fill="DC98B3" w:themeFill="text2" w:themeFillTint="66"/>
-      </w:pPr>
-      <w:r>
-        <w:t xml:space="preserve">Svar levereras med korrekt </w:t>
-      </w:r>
-      <w:proofErr w:type="spellStart"/>
-      <w:r>
-        <w:rPr>
-          <w:bCs/>
-          <w:iCs/>
-        </w:rPr>
-        <w:t>healthcareProfessionalCareGiverHSAId</w:t>
-      </w:r>
-      <w:proofErr w:type="spellEnd"/>
-      <w:r>
-        <w:rPr>
-          <w:bCs/>
-          <w:iCs/>
-        </w:rPr>
-        <w:t xml:space="preserve"> </w:t>
-      </w:r>
-      <w:r>
-        <w:t>(TF 3.1)</w:t>
-      </w:r>
-    </w:p>
-    <w:p>
-      <w:pPr>
-        <w:pBdr>
-          <w:top w:val="single" w:sz="4" w:space="1" w:color="auto"/>
-          <w:left w:val="single" w:sz="4" w:space="4" w:color="auto"/>
-          <w:bottom w:val="single" w:sz="4" w:space="1" w:color="auto"/>
-          <w:right w:val="single" w:sz="4" w:space="4" w:color="auto"/>
-        </w:pBdr>
-        <w:shd w:val="clear" w:color="auto" w:fill="DC98B3" w:themeFill="text2" w:themeFillTint="66"/>
-      </w:pPr>
-      <w:r>
-        <w:t xml:space="preserve">[] Ja    </w:t>
-      </w:r>
-      <w:proofErr w:type="gramStart"/>
-      <w:r>
-        <w:t xml:space="preserve">   [</w:t>
-      </w:r>
-      <w:proofErr w:type="gramEnd"/>
-      <w:r>
-        <w:t>] Nej</w:t>
+        <w:t>[] Ja       [] Nej</w:t>
       </w:r>
     </w:p>
     <w:p>
@@ -7626,15 +7187,7 @@
         <w:shd w:val="clear" w:color="auto" w:fill="DC98B3" w:themeFill="text2" w:themeFillTint="66"/>
       </w:pPr>
       <w:r>
-        <w:t xml:space="preserve">[] Ja    </w:t>
-      </w:r>
-      <w:proofErr w:type="gramStart"/>
-      <w:r>
-        <w:t xml:space="preserve">   [</w:t>
-      </w:r>
-      <w:proofErr w:type="gramEnd"/>
-      <w:r>
-        <w:t>] Nej</w:t>
+        <w:t>[] Ja       [] Nej</w:t>
       </w:r>
     </w:p>
     <w:p>
@@ -7701,41 +7254,17 @@
       <w:bookmarkStart w:id="40" w:name="_Toc70336856"/>
       <w:bookmarkStart w:id="41" w:name="_Toc136588313"/>
       <w:r>
-        <w:t>Vårdgivares spärr för invånare (</w:t>
-      </w:r>
-      <w:proofErr w:type="spellStart"/>
-      <w:r>
-        <w:t>approvedForPatient</w:t>
-      </w:r>
-      <w:proofErr w:type="spellEnd"/>
-      <w:r>
-        <w:t>)</w:t>
+        <w:t>Vårdgivares spärr för invånare (approvedForPatient)</w:t>
       </w:r>
       <w:bookmarkEnd w:id="40"/>
       <w:bookmarkEnd w:id="41"/>
     </w:p>
     <w:p>
       <w:r>
-        <w:t>Varje post i svarsmeddelandet ska med hjälp av flaggan ”</w:t>
-      </w:r>
-      <w:proofErr w:type="spellStart"/>
-      <w:r>
-        <w:t>approvedForPatient</w:t>
-      </w:r>
-      <w:proofErr w:type="spellEnd"/>
-      <w:r>
-        <w:t xml:space="preserve">” markera huruvida informationen får delas med patient eller ej. </w:t>
-      </w:r>
-      <w:r>
-        <w:t xml:space="preserve">Det kan </w:t>
-      </w:r>
-      <w:proofErr w:type="gramStart"/>
-      <w:r>
-        <w:t>t.ex.</w:t>
-      </w:r>
-      <w:proofErr w:type="gramEnd"/>
-      <w:r>
-        <w:t xml:space="preserve"> bero på att verksamheten beslutat tillgängliggöra information för patienten en</w:t>
+        <w:t xml:space="preserve">Varje post i svarsmeddelandet ska med hjälp av flaggan ”approvedForPatient” markera huruvida informationen får delas med patient eller ej. </w:t>
+      </w:r>
+      <w:r>
+        <w:t>Det kan t.ex. bero på att verksamheten beslutat tillgängliggöra information för patienten en</w:t>
       </w:r>
       <w:r>
         <w:t>d</w:t>
@@ -7747,15 +7276,7 @@
         <w:t>atum, eller att noteringar</w:t>
       </w:r>
       <w:r>
-        <w:t xml:space="preserve"> som i </w:t>
-      </w:r>
-      <w:proofErr w:type="spellStart"/>
-      <w:r>
-        <w:t>källsystemet</w:t>
-      </w:r>
-      <w:proofErr w:type="spellEnd"/>
-      <w:r>
-        <w:t xml:space="preserve"> markerats med ”tidiga hypoteser” </w:t>
+        <w:t xml:space="preserve"> som i källsystemet markerats med ”tidiga hypoteser” </w:t>
       </w:r>
       <w:r>
         <w:t>ska undanhållas, eller att vårdgivaren bedömt att informationen kan vara till men för patienten i pågående behandling</w:t>
@@ -7766,132 +7287,68 @@
     </w:p>
     <w:p>
       <w:r>
-        <w:t xml:space="preserve">I testsviterna som medföljer releasepaketet finns stöd för att verifiera </w:t>
-      </w:r>
-      <w:proofErr w:type="spellStart"/>
-      <w:r>
-        <w:t>approvedForPatient</w:t>
-      </w:r>
-      <w:proofErr w:type="spellEnd"/>
-      <w:r>
-        <w:t xml:space="preserve"> (specifika testfall inom parentes).</w:t>
-      </w:r>
-    </w:p>
-    <w:p>
-      <w:r>
-        <w:t xml:space="preserve">Ange om tjänsteproducenten uppfyller krav avseende uppdatering av fältet </w:t>
-      </w:r>
-      <w:proofErr w:type="spellStart"/>
-      <w:r>
-        <w:t>approvedForPatient</w:t>
-      </w:r>
-      <w:proofErr w:type="spellEnd"/>
-      <w:r>
-        <w:t>:</w:t>
-      </w:r>
-    </w:p>
-    <w:p>
-      <w:pPr>
-        <w:pBdr>
-          <w:top w:val="single" w:sz="4" w:space="1" w:color="auto"/>
-          <w:left w:val="single" w:sz="4" w:space="4" w:color="auto"/>
-          <w:bottom w:val="single" w:sz="4" w:space="1" w:color="auto"/>
-          <w:right w:val="single" w:sz="4" w:space="4" w:color="auto"/>
-        </w:pBdr>
-        <w:shd w:val="clear" w:color="auto" w:fill="DC98B3" w:themeFill="text2" w:themeFillTint="66"/>
-      </w:pPr>
-      <w:r>
-        <w:t xml:space="preserve">Svar kan levereras med flaggan </w:t>
-      </w:r>
-      <w:proofErr w:type="spellStart"/>
-      <w:r>
-        <w:t>approvedForPatient</w:t>
-      </w:r>
-      <w:proofErr w:type="spellEnd"/>
-      <w:r>
-        <w:t xml:space="preserve"> = </w:t>
-      </w:r>
-      <w:proofErr w:type="spellStart"/>
-      <w:r>
-        <w:t>True</w:t>
-      </w:r>
-      <w:proofErr w:type="spellEnd"/>
-      <w:r>
-        <w:t xml:space="preserve"> (TF 4.1)</w:t>
-      </w:r>
-    </w:p>
-    <w:p>
-      <w:pPr>
-        <w:pBdr>
-          <w:top w:val="single" w:sz="4" w:space="1" w:color="auto"/>
-          <w:left w:val="single" w:sz="4" w:space="4" w:color="auto"/>
-          <w:bottom w:val="single" w:sz="4" w:space="1" w:color="auto"/>
-          <w:right w:val="single" w:sz="4" w:space="4" w:color="auto"/>
-        </w:pBdr>
-        <w:shd w:val="clear" w:color="auto" w:fill="DC98B3" w:themeFill="text2" w:themeFillTint="66"/>
-      </w:pPr>
-      <w:r>
-        <w:t xml:space="preserve">[] Ja    </w:t>
-      </w:r>
-      <w:proofErr w:type="gramStart"/>
-      <w:r>
-        <w:t xml:space="preserve">   [</w:t>
-      </w:r>
-      <w:proofErr w:type="gramEnd"/>
-      <w:r>
-        <w:t>] Nej</w:t>
-      </w:r>
-    </w:p>
-    <w:p>
-      <w:pPr>
-        <w:pBdr>
-          <w:top w:val="single" w:sz="4" w:space="1" w:color="auto"/>
-          <w:left w:val="single" w:sz="4" w:space="4" w:color="auto"/>
-          <w:bottom w:val="single" w:sz="4" w:space="1" w:color="auto"/>
-          <w:right w:val="single" w:sz="4" w:space="4" w:color="auto"/>
-        </w:pBdr>
-        <w:shd w:val="clear" w:color="auto" w:fill="DC98B3" w:themeFill="text2" w:themeFillTint="66"/>
-      </w:pPr>
-      <w:r>
-        <w:t xml:space="preserve">Svar kan levereras med flaggan </w:t>
-      </w:r>
-      <w:proofErr w:type="spellStart"/>
-      <w:r>
-        <w:t>approvedForPatient</w:t>
-      </w:r>
-      <w:proofErr w:type="spellEnd"/>
-      <w:r>
-        <w:t xml:space="preserve"> = </w:t>
-      </w:r>
-      <w:proofErr w:type="spellStart"/>
-      <w:r>
-        <w:t>False</w:t>
-      </w:r>
-      <w:proofErr w:type="spellEnd"/>
-      <w:r>
-        <w:t xml:space="preserve"> (TF 4.2)</w:t>
-      </w:r>
-    </w:p>
-    <w:p>
-      <w:pPr>
-        <w:pBdr>
-          <w:top w:val="single" w:sz="4" w:space="1" w:color="auto"/>
-          <w:left w:val="single" w:sz="4" w:space="4" w:color="auto"/>
-          <w:bottom w:val="single" w:sz="4" w:space="1" w:color="auto"/>
-          <w:right w:val="single" w:sz="4" w:space="4" w:color="auto"/>
-        </w:pBdr>
-        <w:shd w:val="clear" w:color="auto" w:fill="DC98B3" w:themeFill="text2" w:themeFillTint="66"/>
-      </w:pPr>
-      <w:r>
-        <w:t xml:space="preserve">[] Ja    </w:t>
-      </w:r>
-      <w:proofErr w:type="gramStart"/>
-      <w:r>
-        <w:t xml:space="preserve">   [</w:t>
-      </w:r>
-      <w:proofErr w:type="gramEnd"/>
-      <w:r>
-        <w:t>] Nej</w:t>
+        <w:t>I testsviterna som medföljer releasepaketet finns stöd för att verifiera approvedForPatient (specifika testfall inom parentes).</w:t>
+      </w:r>
+    </w:p>
+    <w:p>
+      <w:r>
+        <w:t>Ange om tjänsteproducenten uppfyller krav avseende uppdatering av fältet approvedForPatient:</w:t>
+      </w:r>
+    </w:p>
+    <w:p>
+      <w:pPr>
+        <w:pBdr>
+          <w:top w:val="single" w:sz="4" w:space="1" w:color="auto"/>
+          <w:left w:val="single" w:sz="4" w:space="4" w:color="auto"/>
+          <w:bottom w:val="single" w:sz="4" w:space="1" w:color="auto"/>
+          <w:right w:val="single" w:sz="4" w:space="4" w:color="auto"/>
+        </w:pBdr>
+        <w:shd w:val="clear" w:color="auto" w:fill="DC98B3" w:themeFill="text2" w:themeFillTint="66"/>
+      </w:pPr>
+      <w:r>
+        <w:t>Svar kan levereras med flaggan approvedForPatient = True (TF 4.1)</w:t>
+      </w:r>
+    </w:p>
+    <w:p>
+      <w:pPr>
+        <w:pBdr>
+          <w:top w:val="single" w:sz="4" w:space="1" w:color="auto"/>
+          <w:left w:val="single" w:sz="4" w:space="4" w:color="auto"/>
+          <w:bottom w:val="single" w:sz="4" w:space="1" w:color="auto"/>
+          <w:right w:val="single" w:sz="4" w:space="4" w:color="auto"/>
+        </w:pBdr>
+        <w:shd w:val="clear" w:color="auto" w:fill="DC98B3" w:themeFill="text2" w:themeFillTint="66"/>
+      </w:pPr>
+      <w:r>
+        <w:t>[] Ja       [] Nej</w:t>
+      </w:r>
+    </w:p>
+    <w:p>
+      <w:pPr>
+        <w:pBdr>
+          <w:top w:val="single" w:sz="4" w:space="1" w:color="auto"/>
+          <w:left w:val="single" w:sz="4" w:space="4" w:color="auto"/>
+          <w:bottom w:val="single" w:sz="4" w:space="1" w:color="auto"/>
+          <w:right w:val="single" w:sz="4" w:space="4" w:color="auto"/>
+        </w:pBdr>
+        <w:shd w:val="clear" w:color="auto" w:fill="DC98B3" w:themeFill="text2" w:themeFillTint="66"/>
+      </w:pPr>
+      <w:r>
+        <w:t>Svar kan levereras med flaggan approvedForPatient = False (TF 4.2)</w:t>
+      </w:r>
+    </w:p>
+    <w:p>
+      <w:pPr>
+        <w:pBdr>
+          <w:top w:val="single" w:sz="4" w:space="1" w:color="auto"/>
+          <w:left w:val="single" w:sz="4" w:space="4" w:color="auto"/>
+          <w:bottom w:val="single" w:sz="4" w:space="1" w:color="auto"/>
+          <w:right w:val="single" w:sz="4" w:space="4" w:color="auto"/>
+        </w:pBdr>
+        <w:shd w:val="clear" w:color="auto" w:fill="DC98B3" w:themeFill="text2" w:themeFillTint="66"/>
+      </w:pPr>
+      <w:r>
+        <w:t>[] Ja       [] Nej</w:t>
       </w:r>
     </w:p>
     <w:p>
@@ -7919,15 +7376,7 @@
         <w:shd w:val="clear" w:color="auto" w:fill="DC98B3" w:themeFill="text2" w:themeFillTint="66"/>
       </w:pPr>
       <w:r>
-        <w:t xml:space="preserve">[] Ja    </w:t>
-      </w:r>
-      <w:proofErr w:type="gramStart"/>
-      <w:r>
-        <w:t xml:space="preserve">   [</w:t>
-      </w:r>
-      <w:proofErr w:type="gramEnd"/>
-      <w:r>
-        <w:t>] Nej</w:t>
+        <w:t>[] Ja       [] Nej</w:t>
       </w:r>
     </w:p>
     <w:p>
@@ -8020,15 +7469,7 @@
     </w:p>
     <w:p>
       <w:r>
-        <w:t xml:space="preserve">Kontraktet medger att leverera information om vilken person som signerat informationen, alternativt om informationen har låsts automatiskt av </w:t>
-      </w:r>
-      <w:proofErr w:type="spellStart"/>
-      <w:r>
-        <w:t>källsystemet</w:t>
-      </w:r>
-      <w:proofErr w:type="spellEnd"/>
-      <w:r>
-        <w:t xml:space="preserve">. </w:t>
+        <w:t xml:space="preserve">Kontraktet medger att leverera information om vilken person som signerat informationen, alternativt om informationen har låsts automatiskt av källsystemet. </w:t>
       </w:r>
     </w:p>
     <w:p>
@@ -8044,15 +7485,7 @@
     </w:p>
     <w:p>
       <w:r>
-        <w:t xml:space="preserve">Ange nedan om tjänsteproducenten stödjer att leverera </w:t>
-      </w:r>
-      <w:proofErr w:type="spellStart"/>
-      <w:r>
-        <w:t>legalAuthenticator</w:t>
-      </w:r>
-      <w:proofErr w:type="spellEnd"/>
-      <w:r>
-        <w:t>:</w:t>
+        <w:t>Ange nedan om tjänsteproducenten stödjer att leverera legalAuthenticator:</w:t>
       </w:r>
     </w:p>
     <w:p>
@@ -8080,15 +7513,7 @@
         <w:shd w:val="clear" w:color="auto" w:fill="DC98B3" w:themeFill="text2" w:themeFillTint="66"/>
       </w:pPr>
       <w:r>
-        <w:t xml:space="preserve">[] Ja    </w:t>
-      </w:r>
-      <w:proofErr w:type="gramStart"/>
-      <w:r>
-        <w:t xml:space="preserve">   [</w:t>
-      </w:r>
-      <w:proofErr w:type="gramEnd"/>
-      <w:r>
-        <w:t>] Nej</w:t>
+        <w:t>[] Ja       [] Nej</w:t>
       </w:r>
     </w:p>
     <w:p>
@@ -8116,15 +7541,7 @@
         <w:shd w:val="clear" w:color="auto" w:fill="DC98B3" w:themeFill="text2" w:themeFillTint="66"/>
       </w:pPr>
       <w:r>
-        <w:t xml:space="preserve">[] Ja    </w:t>
-      </w:r>
-      <w:proofErr w:type="gramStart"/>
-      <w:r>
-        <w:t xml:space="preserve">   [</w:t>
-      </w:r>
-      <w:proofErr w:type="gramEnd"/>
-      <w:r>
-        <w:t>] Nej</w:t>
+        <w:t>[] Ja       [] Nej</w:t>
       </w:r>
     </w:p>
     <w:p>
@@ -8152,15 +7569,7 @@
         <w:shd w:val="clear" w:color="auto" w:fill="DC98B3" w:themeFill="text2" w:themeFillTint="66"/>
       </w:pPr>
       <w:r>
-        <w:t xml:space="preserve">[] Ja    </w:t>
-      </w:r>
-      <w:proofErr w:type="gramStart"/>
-      <w:r>
-        <w:t xml:space="preserve">   [</w:t>
-      </w:r>
-      <w:proofErr w:type="gramEnd"/>
-      <w:r>
-        <w:t>] Nej</w:t>
+        <w:t>[] Ja       [] Nej</w:t>
       </w:r>
     </w:p>
     <w:p>
@@ -8217,20 +7626,18 @@
         <w:ind w:left="720" w:right="0" w:hanging="720"/>
         <w:contextualSpacing w:val="0"/>
       </w:pPr>
-      <w:bookmarkStart w:id="46" w:name="_Toc70336866"/>
-      <w:bookmarkStart w:id="47" w:name="_Toc136588325"/>
-      <w:bookmarkStart w:id="48" w:name="_Toc470247731"/>
-      <w:bookmarkStart w:id="49" w:name="_Toc16758185"/>
-      <w:bookmarkStart w:id="50" w:name="_Toc49956321"/>
-      <w:bookmarkStart w:id="51" w:name="OLE_LINK6"/>
-      <w:proofErr w:type="spellStart"/>
+      <w:bookmarkStart w:id="46" w:name="_Toc470247731"/>
+      <w:bookmarkStart w:id="47" w:name="_Toc16758185"/>
+      <w:bookmarkStart w:id="48" w:name="_Toc49956321"/>
+      <w:bookmarkStart w:id="49" w:name="OLE_LINK6"/>
+      <w:bookmarkStart w:id="50" w:name="_Toc70336866"/>
+      <w:bookmarkStart w:id="51" w:name="_Toc136588325"/>
       <w:r>
         <w:t>hyperSensitivity</w:t>
       </w:r>
+      <w:bookmarkEnd w:id="46"/>
+      <w:bookmarkEnd w:id="47"/>
       <w:bookmarkEnd w:id="48"/>
-      <w:bookmarkEnd w:id="49"/>
-      <w:bookmarkEnd w:id="50"/>
-      <w:proofErr w:type="spellEnd"/>
     </w:p>
     <w:p>
       <w:pPr>
@@ -8240,41 +7647,17 @@
         </w:rPr>
       </w:pPr>
       <w:r>
-        <w:t xml:space="preserve">Kontraktet medger att i fältet </w:t>
-      </w:r>
-      <w:proofErr w:type="spellStart"/>
-      <w:r>
-        <w:t>hyperSensitivity</w:t>
-      </w:r>
-      <w:proofErr w:type="spellEnd"/>
-      <w:r>
-        <w:t xml:space="preserve"> leverera information om överkänslighet; som typ, allvarlighetsgrad och visshetsgrad.</w:t>
-      </w:r>
-    </w:p>
-    <w:p>
-      <w:r>
-        <w:t xml:space="preserve">I testsviterna som medföljer releasepaketet finns testfall för att verifiera att en tjänsteproducent kan leverera detta (specifikt testfall inom </w:t>
-      </w:r>
-      <w:proofErr w:type="gramStart"/>
-      <w:r>
-        <w:t>parantes</w:t>
-      </w:r>
-      <w:proofErr w:type="gramEnd"/>
-      <w:r>
-        <w:t>).</w:t>
-      </w:r>
-    </w:p>
-    <w:p>
-      <w:r>
-        <w:t xml:space="preserve">Ange nedan om tjänsteproducenten stödjer att leverera </w:t>
-      </w:r>
-      <w:proofErr w:type="spellStart"/>
-      <w:r>
-        <w:t>hyperSensitivity</w:t>
-      </w:r>
-      <w:proofErr w:type="spellEnd"/>
-      <w:r>
-        <w:t>:</w:t>
+        <w:t>Kontraktet medger att i fältet hyperSensitivity leverera information om överkänslighet; som typ, allvarlighetsgrad och visshetsgrad.</w:t>
+      </w:r>
+    </w:p>
+    <w:p>
+      <w:r>
+        <w:t>I testsviterna som medföljer releasepaketet finns testfall för att verifiera att en tjänsteproducent kan leverera detta (specifikt testfall inom parantes).</w:t>
+      </w:r>
+    </w:p>
+    <w:p>
+      <w:r>
+        <w:t>Ange nedan om tjänsteproducenten stödjer att leverera hyperSensitivity:</w:t>
       </w:r>
     </w:p>
     <w:p/>
@@ -8289,58 +7672,40 @@
         <w:shd w:val="clear" w:color="auto" w:fill="DC98B3" w:themeFill="text2" w:themeFillTint="66"/>
       </w:pPr>
       <w:r>
+        <w:t>Svar kan levereras med hyperSensitivity (TF 5.4)</w:t>
+      </w:r>
+    </w:p>
+    <w:p>
+      <w:pPr>
+        <w:pBdr>
+          <w:top w:val="single" w:sz="4" w:space="1" w:color="auto"/>
+          <w:left w:val="single" w:sz="4" w:space="4" w:color="auto"/>
+          <w:bottom w:val="single" w:sz="4" w:space="1" w:color="auto"/>
+          <w:right w:val="single" w:sz="4" w:space="4" w:color="auto"/>
+        </w:pBdr>
+        <w:shd w:val="clear" w:color="auto" w:fill="DC98B3" w:themeFill="text2" w:themeFillTint="66"/>
+      </w:pPr>
+      <w:r>
+        <w:lastRenderedPageBreak/>
+        <w:t>[] Ja       [] Nej</w:t>
+      </w:r>
+    </w:p>
+    <w:p>
+      <w:pPr>
+        <w:pBdr>
+          <w:top w:val="single" w:sz="4" w:space="1" w:color="auto"/>
+          <w:left w:val="single" w:sz="4" w:space="4" w:color="auto"/>
+          <w:bottom w:val="single" w:sz="4" w:space="1" w:color="auto"/>
+          <w:right w:val="single" w:sz="4" w:space="4" w:color="auto"/>
+        </w:pBdr>
+        <w:shd w:val="clear" w:color="auto" w:fill="DC98B3" w:themeFill="text2" w:themeFillTint="66"/>
+      </w:pPr>
+      <w:r>
         <w:t xml:space="preserve">Svar kan levereras med </w:t>
       </w:r>
-      <w:proofErr w:type="spellStart"/>
-      <w:r>
-        <w:t>hyperSensitivity</w:t>
-      </w:r>
-      <w:proofErr w:type="spellEnd"/>
-      <w:r>
-        <w:t xml:space="preserve"> (TF 5.4)</w:t>
-      </w:r>
-    </w:p>
-    <w:p>
-      <w:pPr>
-        <w:pBdr>
-          <w:top w:val="single" w:sz="4" w:space="1" w:color="auto"/>
-          <w:left w:val="single" w:sz="4" w:space="4" w:color="auto"/>
-          <w:bottom w:val="single" w:sz="4" w:space="1" w:color="auto"/>
-          <w:right w:val="single" w:sz="4" w:space="4" w:color="auto"/>
-        </w:pBdr>
-        <w:shd w:val="clear" w:color="auto" w:fill="DC98B3" w:themeFill="text2" w:themeFillTint="66"/>
-      </w:pPr>
-      <w:r>
-        <w:lastRenderedPageBreak/>
-        <w:t xml:space="preserve">[] Ja    </w:t>
-      </w:r>
-      <w:proofErr w:type="gramStart"/>
-      <w:r>
-        <w:t xml:space="preserve">   [</w:t>
-      </w:r>
-      <w:proofErr w:type="gramEnd"/>
-      <w:r>
-        <w:t>] Nej</w:t>
-      </w:r>
-    </w:p>
-    <w:p>
-      <w:pPr>
-        <w:pBdr>
-          <w:top w:val="single" w:sz="4" w:space="1" w:color="auto"/>
-          <w:left w:val="single" w:sz="4" w:space="4" w:color="auto"/>
-          <w:bottom w:val="single" w:sz="4" w:space="1" w:color="auto"/>
-          <w:right w:val="single" w:sz="4" w:space="4" w:color="auto"/>
-        </w:pBdr>
-        <w:shd w:val="clear" w:color="auto" w:fill="DC98B3" w:themeFill="text2" w:themeFillTint="66"/>
-      </w:pPr>
-      <w:r>
-        <w:t xml:space="preserve">Svar kan levereras med </w:t>
-      </w:r>
-      <w:proofErr w:type="spellStart"/>
       <w:r>
         <w:t>typeOfHypersensitivity</w:t>
       </w:r>
-      <w:proofErr w:type="spellEnd"/>
       <w:r>
         <w:t xml:space="preserve"> (TF 5.5)</w:t>
       </w:r>
@@ -8356,279 +7721,175 @@
         <w:shd w:val="clear" w:color="auto" w:fill="DC98B3" w:themeFill="text2" w:themeFillTint="66"/>
       </w:pPr>
       <w:r>
-        <w:t xml:space="preserve">[] Ja    </w:t>
-      </w:r>
-      <w:proofErr w:type="gramStart"/>
-      <w:r>
-        <w:t xml:space="preserve">   [</w:t>
-      </w:r>
-      <w:proofErr w:type="gramEnd"/>
-      <w:r>
-        <w:t>] Nej</w:t>
-      </w:r>
-    </w:p>
-    <w:p>
-      <w:pPr>
-        <w:pBdr>
-          <w:top w:val="single" w:sz="4" w:space="1" w:color="auto"/>
-          <w:left w:val="single" w:sz="4" w:space="4" w:color="auto"/>
-          <w:bottom w:val="single" w:sz="4" w:space="1" w:color="auto"/>
-          <w:right w:val="single" w:sz="4" w:space="4" w:color="auto"/>
-        </w:pBdr>
-        <w:shd w:val="clear" w:color="auto" w:fill="DC98B3" w:themeFill="text2" w:themeFillTint="66"/>
-      </w:pPr>
-      <w:r>
-        <w:t xml:space="preserve">Svar kan levereras med </w:t>
-      </w:r>
-      <w:proofErr w:type="spellStart"/>
-      <w:r>
-        <w:t>degreeOfSeverity</w:t>
-      </w:r>
-      <w:proofErr w:type="spellEnd"/>
-      <w:r>
-        <w:t xml:space="preserve"> = ”Livshotande” (TF 5.6)</w:t>
-      </w:r>
-    </w:p>
-    <w:p>
-      <w:pPr>
-        <w:pBdr>
-          <w:top w:val="single" w:sz="4" w:space="1" w:color="auto"/>
-          <w:left w:val="single" w:sz="4" w:space="4" w:color="auto"/>
-          <w:bottom w:val="single" w:sz="4" w:space="1" w:color="auto"/>
-          <w:right w:val="single" w:sz="4" w:space="4" w:color="auto"/>
-        </w:pBdr>
-        <w:shd w:val="clear" w:color="auto" w:fill="DC98B3" w:themeFill="text2" w:themeFillTint="66"/>
-      </w:pPr>
-      <w:r>
-        <w:t xml:space="preserve">[] Ja    </w:t>
-      </w:r>
-      <w:proofErr w:type="gramStart"/>
-      <w:r>
-        <w:t xml:space="preserve">   [</w:t>
-      </w:r>
-      <w:proofErr w:type="gramEnd"/>
-      <w:r>
-        <w:t>] Nej</w:t>
-      </w:r>
-    </w:p>
-    <w:p>
-      <w:pPr>
-        <w:pBdr>
-          <w:top w:val="single" w:sz="4" w:space="1" w:color="auto"/>
-          <w:left w:val="single" w:sz="4" w:space="4" w:color="auto"/>
-          <w:bottom w:val="single" w:sz="4" w:space="1" w:color="auto"/>
-          <w:right w:val="single" w:sz="4" w:space="4" w:color="auto"/>
-        </w:pBdr>
-        <w:shd w:val="clear" w:color="auto" w:fill="DC98B3" w:themeFill="text2" w:themeFillTint="66"/>
-      </w:pPr>
-      <w:r>
-        <w:t xml:space="preserve">Svar kan levereras med </w:t>
-      </w:r>
-      <w:proofErr w:type="spellStart"/>
-      <w:r>
-        <w:t>degreeOfSeverity</w:t>
-      </w:r>
-      <w:proofErr w:type="spellEnd"/>
-      <w:r>
-        <w:t xml:space="preserve"> = ”Skadande” (TF 5.7)</w:t>
-      </w:r>
-    </w:p>
-    <w:p>
-      <w:pPr>
-        <w:pBdr>
-          <w:top w:val="single" w:sz="4" w:space="1" w:color="auto"/>
-          <w:left w:val="single" w:sz="4" w:space="4" w:color="auto"/>
-          <w:bottom w:val="single" w:sz="4" w:space="1" w:color="auto"/>
-          <w:right w:val="single" w:sz="4" w:space="4" w:color="auto"/>
-        </w:pBdr>
-        <w:shd w:val="clear" w:color="auto" w:fill="DC98B3" w:themeFill="text2" w:themeFillTint="66"/>
-      </w:pPr>
-      <w:r>
-        <w:t xml:space="preserve">[] Ja    </w:t>
-      </w:r>
-      <w:proofErr w:type="gramStart"/>
-      <w:r>
-        <w:t xml:space="preserve">   [</w:t>
-      </w:r>
-      <w:proofErr w:type="gramEnd"/>
-      <w:r>
-        <w:t>] Nej</w:t>
-      </w:r>
-    </w:p>
-    <w:p>
-      <w:pPr>
-        <w:pBdr>
-          <w:top w:val="single" w:sz="4" w:space="1" w:color="auto"/>
-          <w:left w:val="single" w:sz="4" w:space="4" w:color="auto"/>
-          <w:bottom w:val="single" w:sz="4" w:space="1" w:color="auto"/>
-          <w:right w:val="single" w:sz="4" w:space="4" w:color="auto"/>
-        </w:pBdr>
-        <w:shd w:val="clear" w:color="auto" w:fill="DC98B3" w:themeFill="text2" w:themeFillTint="66"/>
-      </w:pPr>
-      <w:r>
-        <w:t xml:space="preserve">Svar kan levereras med </w:t>
-      </w:r>
-      <w:proofErr w:type="spellStart"/>
-      <w:r>
-        <w:t>degreeOfSeverity</w:t>
-      </w:r>
-      <w:proofErr w:type="spellEnd"/>
-      <w:r>
-        <w:t xml:space="preserve"> = ”Besvärande” (TF 5.8)</w:t>
-      </w:r>
-    </w:p>
-    <w:p>
-      <w:pPr>
-        <w:pBdr>
-          <w:top w:val="single" w:sz="4" w:space="1" w:color="auto"/>
-          <w:left w:val="single" w:sz="4" w:space="4" w:color="auto"/>
-          <w:bottom w:val="single" w:sz="4" w:space="1" w:color="auto"/>
-          <w:right w:val="single" w:sz="4" w:space="4" w:color="auto"/>
-        </w:pBdr>
-        <w:shd w:val="clear" w:color="auto" w:fill="DC98B3" w:themeFill="text2" w:themeFillTint="66"/>
-      </w:pPr>
-      <w:r>
-        <w:t xml:space="preserve">[] Ja    </w:t>
-      </w:r>
-      <w:proofErr w:type="gramStart"/>
-      <w:r>
-        <w:t xml:space="preserve">   [</w:t>
-      </w:r>
-      <w:proofErr w:type="gramEnd"/>
-      <w:r>
-        <w:t>] Nej</w:t>
-      </w:r>
-    </w:p>
-    <w:p>
-      <w:pPr>
-        <w:pBdr>
-          <w:top w:val="single" w:sz="4" w:space="1" w:color="auto"/>
-          <w:left w:val="single" w:sz="4" w:space="4" w:color="auto"/>
-          <w:bottom w:val="single" w:sz="4" w:space="1" w:color="auto"/>
-          <w:right w:val="single" w:sz="4" w:space="4" w:color="auto"/>
-        </w:pBdr>
-        <w:shd w:val="clear" w:color="auto" w:fill="DC98B3" w:themeFill="text2" w:themeFillTint="66"/>
-      </w:pPr>
-      <w:r>
-        <w:t xml:space="preserve">Svar kan levereras med </w:t>
-      </w:r>
-      <w:proofErr w:type="spellStart"/>
-      <w:r>
-        <w:t>degreeOfCertainty</w:t>
-      </w:r>
-      <w:proofErr w:type="spellEnd"/>
-      <w:r>
-        <w:t xml:space="preserve"> = ”Misstänkt” (TF 5.9)</w:t>
-      </w:r>
-    </w:p>
-    <w:p>
-      <w:pPr>
-        <w:pBdr>
-          <w:top w:val="single" w:sz="4" w:space="1" w:color="auto"/>
-          <w:left w:val="single" w:sz="4" w:space="4" w:color="auto"/>
-          <w:bottom w:val="single" w:sz="4" w:space="1" w:color="auto"/>
-          <w:right w:val="single" w:sz="4" w:space="4" w:color="auto"/>
-        </w:pBdr>
-        <w:shd w:val="clear" w:color="auto" w:fill="DC98B3" w:themeFill="text2" w:themeFillTint="66"/>
-      </w:pPr>
-      <w:r>
-        <w:t xml:space="preserve">[] Ja    </w:t>
-      </w:r>
-      <w:proofErr w:type="gramStart"/>
-      <w:r>
-        <w:t xml:space="preserve">   [</w:t>
-      </w:r>
-      <w:proofErr w:type="gramEnd"/>
-      <w:r>
-        <w:t>] Nej</w:t>
-      </w:r>
-    </w:p>
-    <w:p>
-      <w:pPr>
-        <w:pBdr>
-          <w:top w:val="single" w:sz="4" w:space="1" w:color="auto"/>
-          <w:left w:val="single" w:sz="4" w:space="4" w:color="auto"/>
-          <w:bottom w:val="single" w:sz="4" w:space="1" w:color="auto"/>
-          <w:right w:val="single" w:sz="4" w:space="4" w:color="auto"/>
-        </w:pBdr>
-        <w:shd w:val="clear" w:color="auto" w:fill="DC98B3" w:themeFill="text2" w:themeFillTint="66"/>
-      </w:pPr>
-      <w:r>
-        <w:t xml:space="preserve">Svar kan levereras med </w:t>
-      </w:r>
-      <w:proofErr w:type="spellStart"/>
-      <w:r>
-        <w:t>degreeOfCertainty</w:t>
-      </w:r>
-      <w:proofErr w:type="spellEnd"/>
-      <w:r>
-        <w:t xml:space="preserve"> = ”Trolig” (TF 5.10)</w:t>
-      </w:r>
-    </w:p>
-    <w:p>
-      <w:pPr>
-        <w:pBdr>
-          <w:top w:val="single" w:sz="4" w:space="1" w:color="auto"/>
-          <w:left w:val="single" w:sz="4" w:space="4" w:color="auto"/>
-          <w:bottom w:val="single" w:sz="4" w:space="1" w:color="auto"/>
-          <w:right w:val="single" w:sz="4" w:space="4" w:color="auto"/>
-        </w:pBdr>
-        <w:shd w:val="clear" w:color="auto" w:fill="DC98B3" w:themeFill="text2" w:themeFillTint="66"/>
-      </w:pPr>
-      <w:r>
-        <w:t xml:space="preserve">[] Ja    </w:t>
-      </w:r>
-      <w:proofErr w:type="gramStart"/>
-      <w:r>
-        <w:t xml:space="preserve">   [</w:t>
-      </w:r>
-      <w:proofErr w:type="gramEnd"/>
-      <w:r>
-        <w:t>] Nej</w:t>
-      </w:r>
-    </w:p>
-    <w:p>
-      <w:pPr>
-        <w:pBdr>
-          <w:top w:val="single" w:sz="4" w:space="1" w:color="auto"/>
-          <w:left w:val="single" w:sz="4" w:space="4" w:color="auto"/>
-          <w:bottom w:val="single" w:sz="4" w:space="1" w:color="auto"/>
-          <w:right w:val="single" w:sz="4" w:space="4" w:color="auto"/>
-        </w:pBdr>
-        <w:shd w:val="clear" w:color="auto" w:fill="DC98B3" w:themeFill="text2" w:themeFillTint="66"/>
-      </w:pPr>
-      <w:r>
-        <w:t xml:space="preserve">Svar kan levereras med </w:t>
-      </w:r>
-      <w:proofErr w:type="spellStart"/>
-      <w:r>
-        <w:t>degreeOfCertainty</w:t>
-      </w:r>
-      <w:proofErr w:type="spellEnd"/>
-      <w:r>
-        <w:t xml:space="preserve"> = ”Konstaterad” (TF 5.11)</w:t>
-      </w:r>
-    </w:p>
-    <w:p>
-      <w:pPr>
-        <w:pBdr>
-          <w:top w:val="single" w:sz="4" w:space="1" w:color="auto"/>
-          <w:left w:val="single" w:sz="4" w:space="4" w:color="auto"/>
-          <w:bottom w:val="single" w:sz="4" w:space="1" w:color="auto"/>
-          <w:right w:val="single" w:sz="4" w:space="4" w:color="auto"/>
-        </w:pBdr>
-        <w:shd w:val="clear" w:color="auto" w:fill="DC98B3" w:themeFill="text2" w:themeFillTint="66"/>
-      </w:pPr>
-      <w:r>
-        <w:t xml:space="preserve">[] Ja    </w:t>
-      </w:r>
-      <w:proofErr w:type="gramStart"/>
-      <w:r>
-        <w:t xml:space="preserve">   [</w:t>
-      </w:r>
-      <w:proofErr w:type="gramEnd"/>
-      <w:r>
-        <w:t>] Nej</w:t>
+        <w:t>[] Ja       [] Nej</w:t>
+      </w:r>
+    </w:p>
+    <w:p>
+      <w:pPr>
+        <w:pBdr>
+          <w:top w:val="single" w:sz="4" w:space="1" w:color="auto"/>
+          <w:left w:val="single" w:sz="4" w:space="4" w:color="auto"/>
+          <w:bottom w:val="single" w:sz="4" w:space="1" w:color="auto"/>
+          <w:right w:val="single" w:sz="4" w:space="4" w:color="auto"/>
+        </w:pBdr>
+        <w:shd w:val="clear" w:color="auto" w:fill="DC98B3" w:themeFill="text2" w:themeFillTint="66"/>
+      </w:pPr>
+      <w:r>
+        <w:t>Svar kan levereras med degreeOfSeverity = ”Livshotande” (TF 5.6)</w:t>
+      </w:r>
+    </w:p>
+    <w:p>
+      <w:pPr>
+        <w:pBdr>
+          <w:top w:val="single" w:sz="4" w:space="1" w:color="auto"/>
+          <w:left w:val="single" w:sz="4" w:space="4" w:color="auto"/>
+          <w:bottom w:val="single" w:sz="4" w:space="1" w:color="auto"/>
+          <w:right w:val="single" w:sz="4" w:space="4" w:color="auto"/>
+        </w:pBdr>
+        <w:shd w:val="clear" w:color="auto" w:fill="DC98B3" w:themeFill="text2" w:themeFillTint="66"/>
+      </w:pPr>
+      <w:r>
+        <w:t>[] Ja       [] Nej</w:t>
+      </w:r>
+    </w:p>
+    <w:p>
+      <w:pPr>
+        <w:pBdr>
+          <w:top w:val="single" w:sz="4" w:space="1" w:color="auto"/>
+          <w:left w:val="single" w:sz="4" w:space="4" w:color="auto"/>
+          <w:bottom w:val="single" w:sz="4" w:space="1" w:color="auto"/>
+          <w:right w:val="single" w:sz="4" w:space="4" w:color="auto"/>
+        </w:pBdr>
+        <w:shd w:val="clear" w:color="auto" w:fill="DC98B3" w:themeFill="text2" w:themeFillTint="66"/>
+      </w:pPr>
+      <w:r>
+        <w:t>Svar kan levereras med degreeOfSeverity = ”Skadande” (TF 5.7)</w:t>
+      </w:r>
+    </w:p>
+    <w:p>
+      <w:pPr>
+        <w:pBdr>
+          <w:top w:val="single" w:sz="4" w:space="1" w:color="auto"/>
+          <w:left w:val="single" w:sz="4" w:space="4" w:color="auto"/>
+          <w:bottom w:val="single" w:sz="4" w:space="1" w:color="auto"/>
+          <w:right w:val="single" w:sz="4" w:space="4" w:color="auto"/>
+        </w:pBdr>
+        <w:shd w:val="clear" w:color="auto" w:fill="DC98B3" w:themeFill="text2" w:themeFillTint="66"/>
+      </w:pPr>
+      <w:r>
+        <w:t>[] Ja       [] Nej</w:t>
+      </w:r>
+    </w:p>
+    <w:p>
+      <w:pPr>
+        <w:pBdr>
+          <w:top w:val="single" w:sz="4" w:space="1" w:color="auto"/>
+          <w:left w:val="single" w:sz="4" w:space="4" w:color="auto"/>
+          <w:bottom w:val="single" w:sz="4" w:space="1" w:color="auto"/>
+          <w:right w:val="single" w:sz="4" w:space="4" w:color="auto"/>
+        </w:pBdr>
+        <w:shd w:val="clear" w:color="auto" w:fill="DC98B3" w:themeFill="text2" w:themeFillTint="66"/>
+      </w:pPr>
+      <w:r>
+        <w:t>Svar kan levereras med degreeOfSeverity = ”Besvärande” (TF 5.8)</w:t>
+      </w:r>
+    </w:p>
+    <w:p>
+      <w:pPr>
+        <w:pBdr>
+          <w:top w:val="single" w:sz="4" w:space="1" w:color="auto"/>
+          <w:left w:val="single" w:sz="4" w:space="4" w:color="auto"/>
+          <w:bottom w:val="single" w:sz="4" w:space="1" w:color="auto"/>
+          <w:right w:val="single" w:sz="4" w:space="4" w:color="auto"/>
+        </w:pBdr>
+        <w:shd w:val="clear" w:color="auto" w:fill="DC98B3" w:themeFill="text2" w:themeFillTint="66"/>
+      </w:pPr>
+      <w:r>
+        <w:t>[] Ja       [] Nej</w:t>
+      </w:r>
+    </w:p>
+    <w:p>
+      <w:pPr>
+        <w:pBdr>
+          <w:top w:val="single" w:sz="4" w:space="1" w:color="auto"/>
+          <w:left w:val="single" w:sz="4" w:space="4" w:color="auto"/>
+          <w:bottom w:val="single" w:sz="4" w:space="1" w:color="auto"/>
+          <w:right w:val="single" w:sz="4" w:space="4" w:color="auto"/>
+        </w:pBdr>
+        <w:shd w:val="clear" w:color="auto" w:fill="DC98B3" w:themeFill="text2" w:themeFillTint="66"/>
+      </w:pPr>
+      <w:r>
+        <w:t>Svar kan levereras med degreeOfCertainty = ”Misstänkt” (TF 5.9)</w:t>
+      </w:r>
+    </w:p>
+    <w:p>
+      <w:pPr>
+        <w:pBdr>
+          <w:top w:val="single" w:sz="4" w:space="1" w:color="auto"/>
+          <w:left w:val="single" w:sz="4" w:space="4" w:color="auto"/>
+          <w:bottom w:val="single" w:sz="4" w:space="1" w:color="auto"/>
+          <w:right w:val="single" w:sz="4" w:space="4" w:color="auto"/>
+        </w:pBdr>
+        <w:shd w:val="clear" w:color="auto" w:fill="DC98B3" w:themeFill="text2" w:themeFillTint="66"/>
+      </w:pPr>
+      <w:r>
+        <w:t>[] Ja       [] Nej</w:t>
+      </w:r>
+    </w:p>
+    <w:p>
+      <w:pPr>
+        <w:pBdr>
+          <w:top w:val="single" w:sz="4" w:space="1" w:color="auto"/>
+          <w:left w:val="single" w:sz="4" w:space="4" w:color="auto"/>
+          <w:bottom w:val="single" w:sz="4" w:space="1" w:color="auto"/>
+          <w:right w:val="single" w:sz="4" w:space="4" w:color="auto"/>
+        </w:pBdr>
+        <w:shd w:val="clear" w:color="auto" w:fill="DC98B3" w:themeFill="text2" w:themeFillTint="66"/>
+      </w:pPr>
+      <w:r>
+        <w:t>Svar kan levereras med degreeOfCertainty = ”Trolig” (TF 5.10)</w:t>
+      </w:r>
+    </w:p>
+    <w:p>
+      <w:pPr>
+        <w:pBdr>
+          <w:top w:val="single" w:sz="4" w:space="1" w:color="auto"/>
+          <w:left w:val="single" w:sz="4" w:space="4" w:color="auto"/>
+          <w:bottom w:val="single" w:sz="4" w:space="1" w:color="auto"/>
+          <w:right w:val="single" w:sz="4" w:space="4" w:color="auto"/>
+        </w:pBdr>
+        <w:shd w:val="clear" w:color="auto" w:fill="DC98B3" w:themeFill="text2" w:themeFillTint="66"/>
+      </w:pPr>
+      <w:r>
+        <w:t>[] Ja       [] Nej</w:t>
+      </w:r>
+    </w:p>
+    <w:p>
+      <w:pPr>
+        <w:pBdr>
+          <w:top w:val="single" w:sz="4" w:space="1" w:color="auto"/>
+          <w:left w:val="single" w:sz="4" w:space="4" w:color="auto"/>
+          <w:bottom w:val="single" w:sz="4" w:space="1" w:color="auto"/>
+          <w:right w:val="single" w:sz="4" w:space="4" w:color="auto"/>
+        </w:pBdr>
+        <w:shd w:val="clear" w:color="auto" w:fill="DC98B3" w:themeFill="text2" w:themeFillTint="66"/>
+      </w:pPr>
+      <w:r>
+        <w:t>Svar kan levereras med degreeOfCertainty = ”Konstaterad” (TF 5.11)</w:t>
+      </w:r>
+    </w:p>
+    <w:p>
+      <w:pPr>
+        <w:pBdr>
+          <w:top w:val="single" w:sz="4" w:space="1" w:color="auto"/>
+          <w:left w:val="single" w:sz="4" w:space="4" w:color="auto"/>
+          <w:bottom w:val="single" w:sz="4" w:space="1" w:color="auto"/>
+          <w:right w:val="single" w:sz="4" w:space="4" w:color="auto"/>
+        </w:pBdr>
+        <w:shd w:val="clear" w:color="auto" w:fill="DC98B3" w:themeFill="text2" w:themeFillTint="66"/>
+      </w:pPr>
+      <w:r>
+        <w:t>[] Ja       [] Nej</w:t>
       </w:r>
     </w:p>
     <w:p>
@@ -8701,7 +7962,6 @@
       <w:bookmarkStart w:id="53" w:name="_Toc16680415"/>
       <w:bookmarkStart w:id="54" w:name="_Toc16758186"/>
       <w:bookmarkStart w:id="55" w:name="_Toc49956322"/>
-      <w:proofErr w:type="spellStart"/>
       <w:r>
         <w:t>pharmaceuticalHyperSensitivity</w:t>
       </w:r>
@@ -8709,7 +7969,6 @@
       <w:bookmarkEnd w:id="53"/>
       <w:bookmarkEnd w:id="54"/>
       <w:bookmarkEnd w:id="55"/>
-      <w:proofErr w:type="spellEnd"/>
     </w:p>
     <w:p>
       <w:pPr>
@@ -8719,87 +7978,31 @@
         </w:rPr>
       </w:pPr>
       <w:r>
-        <w:t xml:space="preserve">Kontraktet medger att i fältet </w:t>
-      </w:r>
-      <w:proofErr w:type="spellStart"/>
-      <w:r>
-        <w:t>pharmaceuticalHyperSensitivity</w:t>
-      </w:r>
-      <w:proofErr w:type="spellEnd"/>
-      <w:r>
-        <w:t xml:space="preserve"> leverera information om läkemedelsöverkänslighet och vilken substans, eller grupp av substanser, som kan orsaka en överkänslighetsreaktion. </w:t>
-      </w:r>
-      <w:proofErr w:type="spellStart"/>
-      <w:r>
-        <w:t>AtcSubstance</w:t>
-      </w:r>
-      <w:proofErr w:type="spellEnd"/>
-      <w:r>
-        <w:t xml:space="preserve"> eller </w:t>
-      </w:r>
-      <w:proofErr w:type="spellStart"/>
-      <w:r>
-        <w:t>nonATCSubstance</w:t>
-      </w:r>
-      <w:proofErr w:type="spellEnd"/>
-      <w:r>
-        <w:t xml:space="preserve"> och </w:t>
-      </w:r>
-      <w:proofErr w:type="spellStart"/>
-      <w:r>
-        <w:t>nonATCSubstanceComment</w:t>
-      </w:r>
-      <w:proofErr w:type="spellEnd"/>
-      <w:r>
-        <w:t xml:space="preserve"> ska anges om allvarlighetsgraden är livshotande eller skadande.</w:t>
-      </w:r>
-    </w:p>
-    <w:p>
-      <w:r>
-        <w:t xml:space="preserve">I testsviterna som medföljer releasepaketet finns testfall för att verifiera att en tjänsteproducent kan leverera detta (specifikt testfall inom </w:t>
-      </w:r>
-      <w:proofErr w:type="gramStart"/>
-      <w:r>
-        <w:t>parantes</w:t>
-      </w:r>
-      <w:proofErr w:type="gramEnd"/>
-      <w:r>
-        <w:t>).</w:t>
-      </w:r>
-    </w:p>
-    <w:p>
-      <w:r>
-        <w:t xml:space="preserve">Ange nedan om tjänsteproducenten stödjer att leverera </w:t>
-      </w:r>
-      <w:proofErr w:type="spellStart"/>
-      <w:r>
-        <w:t>pharmaceuticalHyperSensitivity</w:t>
-      </w:r>
-      <w:proofErr w:type="spellEnd"/>
-      <w:r>
-        <w:t>:</w:t>
-      </w:r>
-    </w:p>
-    <w:p>
-      <w:pPr>
-        <w:pBdr>
-          <w:top w:val="single" w:sz="4" w:space="1" w:color="auto"/>
-          <w:left w:val="single" w:sz="4" w:space="4" w:color="auto"/>
-          <w:bottom w:val="single" w:sz="4" w:space="1" w:color="auto"/>
-          <w:right w:val="single" w:sz="4" w:space="4" w:color="auto"/>
-        </w:pBdr>
-        <w:shd w:val="clear" w:color="auto" w:fill="DC98B3" w:themeFill="text2" w:themeFillTint="66"/>
-      </w:pPr>
-      <w:r>
-        <w:t xml:space="preserve">Svar kan levereras med </w:t>
-      </w:r>
-      <w:proofErr w:type="spellStart"/>
-      <w:r>
-        <w:t>pharmaceuticalHyperSensitivity</w:t>
-      </w:r>
-      <w:proofErr w:type="spellEnd"/>
-      <w:r>
-        <w:t xml:space="preserve"> (TF 5.20)</w:t>
+        <w:t>Kontraktet medger att i fältet pharmaceuticalHyperSensitivity leverera information om läkemedelsöverkänslighet och vilken substans, eller grupp av substanser, som kan orsaka en överkänslighetsreaktion. AtcSubstance eller nonATCSubstance och nonATCSubstanceComment ska anges om allvarlighetsgraden är livshotande eller skadande.</w:t>
+      </w:r>
+    </w:p>
+    <w:p>
+      <w:r>
+        <w:t>I testsviterna som medföljer releasepaketet finns testfall för att verifiera att en tjänsteproducent kan leverera detta (specifikt testfall inom parantes).</w:t>
+      </w:r>
+    </w:p>
+    <w:p>
+      <w:r>
+        <w:t>Ange nedan om tjänsteproducenten stödjer att leverera pharmaceuticalHyperSensitivity:</w:t>
+      </w:r>
+    </w:p>
+    <w:p>
+      <w:pPr>
+        <w:pBdr>
+          <w:top w:val="single" w:sz="4" w:space="1" w:color="auto"/>
+          <w:left w:val="single" w:sz="4" w:space="4" w:color="auto"/>
+          <w:bottom w:val="single" w:sz="4" w:space="1" w:color="auto"/>
+          <w:right w:val="single" w:sz="4" w:space="4" w:color="auto"/>
+        </w:pBdr>
+        <w:shd w:val="clear" w:color="auto" w:fill="DC98B3" w:themeFill="text2" w:themeFillTint="66"/>
+      </w:pPr>
+      <w:r>
+        <w:t>Svar kan levereras med pharmaceuticalHyperSensitivity (TF 5.20)</w:t>
       </w:r>
     </w:p>
     <w:p>
@@ -8814,103 +8017,63 @@
       </w:pPr>
       <w:r>
         <w:lastRenderedPageBreak/>
-        <w:t xml:space="preserve">[] Ja    </w:t>
-      </w:r>
-      <w:proofErr w:type="gramStart"/>
-      <w:r>
-        <w:t xml:space="preserve">   [</w:t>
-      </w:r>
-      <w:proofErr w:type="gramEnd"/>
-      <w:r>
-        <w:t>] Nej</w:t>
-      </w:r>
-    </w:p>
-    <w:p>
-      <w:pPr>
-        <w:pBdr>
-          <w:top w:val="single" w:sz="4" w:space="1" w:color="auto"/>
-          <w:left w:val="single" w:sz="4" w:space="4" w:color="auto"/>
-          <w:bottom w:val="single" w:sz="4" w:space="1" w:color="auto"/>
-          <w:right w:val="single" w:sz="4" w:space="4" w:color="auto"/>
-        </w:pBdr>
-        <w:shd w:val="clear" w:color="auto" w:fill="DC98B3" w:themeFill="text2" w:themeFillTint="66"/>
-      </w:pPr>
-      <w:r>
-        <w:t xml:space="preserve">Svar kan levereras med </w:t>
-      </w:r>
-      <w:proofErr w:type="spellStart"/>
-      <w:r>
-        <w:t>atcSubstance</w:t>
-      </w:r>
-      <w:proofErr w:type="spellEnd"/>
-      <w:r>
-        <w:t xml:space="preserve"> (TF 5.12)</w:t>
-      </w:r>
-    </w:p>
-    <w:p>
-      <w:pPr>
-        <w:pBdr>
-          <w:top w:val="single" w:sz="4" w:space="1" w:color="auto"/>
-          <w:left w:val="single" w:sz="4" w:space="4" w:color="auto"/>
-          <w:bottom w:val="single" w:sz="4" w:space="1" w:color="auto"/>
-          <w:right w:val="single" w:sz="4" w:space="4" w:color="auto"/>
-        </w:pBdr>
-        <w:shd w:val="clear" w:color="auto" w:fill="DC98B3" w:themeFill="text2" w:themeFillTint="66"/>
-      </w:pPr>
-      <w:r>
-        <w:t xml:space="preserve">[] Ja    </w:t>
-      </w:r>
-      <w:proofErr w:type="gramStart"/>
-      <w:r>
-        <w:t xml:space="preserve">   [</w:t>
-      </w:r>
-      <w:proofErr w:type="gramEnd"/>
-      <w:r>
-        <w:t>] Nej</w:t>
-      </w:r>
-    </w:p>
-    <w:p>
-      <w:pPr>
-        <w:pBdr>
-          <w:top w:val="single" w:sz="4" w:space="1" w:color="auto"/>
-          <w:left w:val="single" w:sz="4" w:space="4" w:color="auto"/>
-          <w:bottom w:val="single" w:sz="4" w:space="1" w:color="auto"/>
-          <w:right w:val="single" w:sz="4" w:space="4" w:color="auto"/>
-        </w:pBdr>
-        <w:shd w:val="clear" w:color="auto" w:fill="DC98B3" w:themeFill="text2" w:themeFillTint="66"/>
-      </w:pPr>
-      <w:r>
-        <w:t xml:space="preserve">Svar kan levereras med </w:t>
-      </w:r>
-      <w:proofErr w:type="spellStart"/>
-      <w:r>
-        <w:t>nonATCSubstance</w:t>
-      </w:r>
-      <w:proofErr w:type="spellEnd"/>
-      <w:r>
-        <w:t xml:space="preserve"> (TF 5.13)</w:t>
-      </w:r>
-    </w:p>
-    <w:p>
-      <w:pPr>
-        <w:pBdr>
-          <w:top w:val="single" w:sz="4" w:space="1" w:color="auto"/>
-          <w:left w:val="single" w:sz="4" w:space="4" w:color="auto"/>
-          <w:bottom w:val="single" w:sz="4" w:space="1" w:color="auto"/>
-          <w:right w:val="single" w:sz="4" w:space="4" w:color="auto"/>
-        </w:pBdr>
-        <w:shd w:val="clear" w:color="auto" w:fill="DC98B3" w:themeFill="text2" w:themeFillTint="66"/>
-      </w:pPr>
-      <w:r>
-        <w:t xml:space="preserve">[] Ja    </w:t>
-      </w:r>
-      <w:proofErr w:type="gramStart"/>
-      <w:r>
-        <w:t xml:space="preserve">   [</w:t>
-      </w:r>
-      <w:proofErr w:type="gramEnd"/>
-      <w:r>
-        <w:t>] Nej</w:t>
+        <w:t>[] Ja       [] Nej</w:t>
+      </w:r>
+    </w:p>
+    <w:p>
+      <w:pPr>
+        <w:pBdr>
+          <w:top w:val="single" w:sz="4" w:space="1" w:color="auto"/>
+          <w:left w:val="single" w:sz="4" w:space="4" w:color="auto"/>
+          <w:bottom w:val="single" w:sz="4" w:space="1" w:color="auto"/>
+          <w:right w:val="single" w:sz="4" w:space="4" w:color="auto"/>
+        </w:pBdr>
+        <w:shd w:val="clear" w:color="auto" w:fill="DC98B3" w:themeFill="text2" w:themeFillTint="66"/>
+      </w:pPr>
+      <w:r>
+        <w:t>Svar kan levereras med atcSubstance (TF 5.12)</w:t>
+      </w:r>
+    </w:p>
+    <w:p>
+      <w:pPr>
+        <w:pBdr>
+          <w:top w:val="single" w:sz="4" w:space="1" w:color="auto"/>
+          <w:left w:val="single" w:sz="4" w:space="4" w:color="auto"/>
+          <w:bottom w:val="single" w:sz="4" w:space="1" w:color="auto"/>
+          <w:right w:val="single" w:sz="4" w:space="4" w:color="auto"/>
+        </w:pBdr>
+        <w:shd w:val="clear" w:color="auto" w:fill="DC98B3" w:themeFill="text2" w:themeFillTint="66"/>
+      </w:pPr>
+      <w:r>
+        <w:t>[] Ja       [] Nej</w:t>
+      </w:r>
+    </w:p>
+    <w:p>
+      <w:pPr>
+        <w:pBdr>
+          <w:top w:val="single" w:sz="4" w:space="1" w:color="auto"/>
+          <w:left w:val="single" w:sz="4" w:space="4" w:color="auto"/>
+          <w:bottom w:val="single" w:sz="4" w:space="1" w:color="auto"/>
+          <w:right w:val="single" w:sz="4" w:space="4" w:color="auto"/>
+        </w:pBdr>
+        <w:shd w:val="clear" w:color="auto" w:fill="DC98B3" w:themeFill="text2" w:themeFillTint="66"/>
+      </w:pPr>
+      <w:r>
+        <w:t>Svar kan levereras med nonATCSubstance (TF 5.13)</w:t>
+      </w:r>
+    </w:p>
+    <w:p>
+      <w:pPr>
+        <w:pBdr>
+          <w:top w:val="single" w:sz="4" w:space="1" w:color="auto"/>
+          <w:left w:val="single" w:sz="4" w:space="4" w:color="auto"/>
+          <w:bottom w:val="single" w:sz="4" w:space="1" w:color="auto"/>
+          <w:right w:val="single" w:sz="4" w:space="4" w:color="auto"/>
+        </w:pBdr>
+        <w:shd w:val="clear" w:color="auto" w:fill="DC98B3" w:themeFill="text2" w:themeFillTint="66"/>
+      </w:pPr>
+      <w:r>
+        <w:t>[] Ja       [] Nej</w:t>
       </w:r>
     </w:p>
     <w:p>
@@ -8981,14 +8144,12 @@
       <w:bookmarkStart w:id="56" w:name="_Toc16680416"/>
       <w:bookmarkStart w:id="57" w:name="_Toc16758187"/>
       <w:bookmarkStart w:id="58" w:name="_Toc49956323"/>
-      <w:proofErr w:type="spellStart"/>
       <w:r>
         <w:t>otherHyperSensitivity</w:t>
       </w:r>
       <w:bookmarkEnd w:id="56"/>
       <w:bookmarkEnd w:id="57"/>
       <w:bookmarkEnd w:id="58"/>
-      <w:proofErr w:type="spellEnd"/>
     </w:p>
     <w:p>
       <w:pPr>
@@ -8998,41 +8159,45 @@
         </w:rPr>
       </w:pPr>
       <w:r>
-        <w:t xml:space="preserve">Kontraktet medger att i fältet </w:t>
-      </w:r>
-      <w:proofErr w:type="spellStart"/>
-      <w:r>
-        <w:t>otherHyperSensitivity</w:t>
-      </w:r>
-      <w:proofErr w:type="spellEnd"/>
-      <w:r>
-        <w:t xml:space="preserve"> leverera mer detaljerad information om annan överkänslighet än läkemedelsöverkänslighet och den agens som bedöms kunna orsaka en överkänslighetsreaktion.</w:t>
-      </w:r>
-    </w:p>
-    <w:p>
-      <w:r>
-        <w:t xml:space="preserve">I testsviterna som medföljer releasepaketet finns testfall för att verifiera att en tjänsteproducent kan leverera detta (specifikt testfall inom </w:t>
-      </w:r>
-      <w:proofErr w:type="gramStart"/>
-      <w:r>
-        <w:t>parantes</w:t>
-      </w:r>
-      <w:proofErr w:type="gramEnd"/>
-      <w:r>
-        <w:t>).</w:t>
-      </w:r>
-    </w:p>
-    <w:p>
-      <w:r>
-        <w:t xml:space="preserve">Ange nedan om tjänsteproducenten stödjer att leverera </w:t>
-      </w:r>
-      <w:proofErr w:type="spellStart"/>
-      <w:r>
-        <w:t>otherHyperSensitivity</w:t>
-      </w:r>
-      <w:proofErr w:type="spellEnd"/>
-      <w:r>
-        <w:t>:</w:t>
+        <w:t>Kontraktet medger att i fältet otherHyperSensitivity leverera mer detaljerad information om annan överkänslighet än läkemedelsöverkänslighet och den agens som bedöms kunna orsaka en överkänslighetsreaktion.</w:t>
+      </w:r>
+    </w:p>
+    <w:p>
+      <w:r>
+        <w:t>I testsviterna som medföljer releasepaketet finns testfall för att verifiera att en tjänsteproducent kan leverera detta (specifikt testfall inom parantes).</w:t>
+      </w:r>
+    </w:p>
+    <w:p>
+      <w:r>
+        <w:t>Ange nedan om tjänsteproducenten stödjer att leverera otherHyperSensitivity:</w:t>
+      </w:r>
+    </w:p>
+    <w:p>
+      <w:pPr>
+        <w:pBdr>
+          <w:top w:val="single" w:sz="4" w:space="1" w:color="auto"/>
+          <w:left w:val="single" w:sz="4" w:space="4" w:color="auto"/>
+          <w:bottom w:val="single" w:sz="4" w:space="1" w:color="auto"/>
+          <w:right w:val="single" w:sz="4" w:space="4" w:color="auto"/>
+        </w:pBdr>
+        <w:shd w:val="clear" w:color="auto" w:fill="DC98B3" w:themeFill="text2" w:themeFillTint="66"/>
+      </w:pPr>
+      <w:r>
+        <w:t>Svar kan levereras med otherHyperSensitivity (TF 5.21)</w:t>
+      </w:r>
+    </w:p>
+    <w:p>
+      <w:pPr>
+        <w:pBdr>
+          <w:top w:val="single" w:sz="4" w:space="1" w:color="auto"/>
+          <w:left w:val="single" w:sz="4" w:space="4" w:color="auto"/>
+          <w:bottom w:val="single" w:sz="4" w:space="1" w:color="auto"/>
+          <w:right w:val="single" w:sz="4" w:space="4" w:color="auto"/>
+        </w:pBdr>
+        <w:shd w:val="clear" w:color="auto" w:fill="DC98B3" w:themeFill="text2" w:themeFillTint="66"/>
+      </w:pPr>
+      <w:r>
+        <w:t>[] Ja       [] Nej</w:t>
       </w:r>
     </w:p>
     <w:p>
@@ -9048,57 +8213,8 @@
       <w:r>
         <w:t xml:space="preserve">Svar kan levereras med </w:t>
       </w:r>
-      <w:proofErr w:type="spellStart"/>
-      <w:r>
-        <w:t>otherHyperSensitivity</w:t>
-      </w:r>
-      <w:proofErr w:type="spellEnd"/>
-      <w:r>
-        <w:t xml:space="preserve"> (TF 5.21)</w:t>
-      </w:r>
-    </w:p>
-    <w:p>
-      <w:pPr>
-        <w:pBdr>
-          <w:top w:val="single" w:sz="4" w:space="1" w:color="auto"/>
-          <w:left w:val="single" w:sz="4" w:space="4" w:color="auto"/>
-          <w:bottom w:val="single" w:sz="4" w:space="1" w:color="auto"/>
-          <w:right w:val="single" w:sz="4" w:space="4" w:color="auto"/>
-        </w:pBdr>
-        <w:shd w:val="clear" w:color="auto" w:fill="DC98B3" w:themeFill="text2" w:themeFillTint="66"/>
-      </w:pPr>
-      <w:r>
-        <w:t xml:space="preserve">[] Ja    </w:t>
-      </w:r>
-      <w:proofErr w:type="gramStart"/>
-      <w:r>
-        <w:t xml:space="preserve">   [</w:t>
-      </w:r>
-      <w:proofErr w:type="gramEnd"/>
-      <w:r>
-        <w:t>] Nej</w:t>
-      </w:r>
-    </w:p>
-    <w:p>
-      <w:pPr>
-        <w:pBdr>
-          <w:top w:val="single" w:sz="4" w:space="1" w:color="auto"/>
-          <w:left w:val="single" w:sz="4" w:space="4" w:color="auto"/>
-          <w:bottom w:val="single" w:sz="4" w:space="1" w:color="auto"/>
-          <w:right w:val="single" w:sz="4" w:space="4" w:color="auto"/>
-        </w:pBdr>
-        <w:shd w:val="clear" w:color="auto" w:fill="DC98B3" w:themeFill="text2" w:themeFillTint="66"/>
-      </w:pPr>
-      <w:r>
-        <w:t xml:space="preserve">Svar kan levereras med </w:t>
-      </w:r>
-      <w:proofErr w:type="spellStart"/>
-      <w:r>
-        <w:t>hypersensitivityAgent</w:t>
-      </w:r>
-      <w:proofErr w:type="spellEnd"/>
-      <w:r>
-        <w:t xml:space="preserve"> </w:t>
+      <w:r>
+        <w:t xml:space="preserve">hypersensitivityAgent </w:t>
       </w:r>
       <w:r>
         <w:t>(TF 5.14)</w:t>
@@ -9115,15 +8231,7 @@
         <w:shd w:val="clear" w:color="auto" w:fill="DC98B3" w:themeFill="text2" w:themeFillTint="66"/>
       </w:pPr>
       <w:r>
-        <w:t xml:space="preserve">[] Ja    </w:t>
-      </w:r>
-      <w:proofErr w:type="gramStart"/>
-      <w:r>
-        <w:t xml:space="preserve">   [</w:t>
-      </w:r>
-      <w:proofErr w:type="gramEnd"/>
-      <w:r>
-        <w:t>] Nej</w:t>
+        <w:t>[] Ja       [] Nej</w:t>
       </w:r>
     </w:p>
     <w:p>
@@ -9215,15 +8323,7 @@
     </w:p>
     <w:p>
       <w:r>
-        <w:t xml:space="preserve">I testsviterna som medföljer releasepaketet finns testfall för att verifiera att en tjänsteproducent kan leverera detta (specifikt testfall inom </w:t>
-      </w:r>
-      <w:proofErr w:type="gramStart"/>
-      <w:r>
-        <w:t>parantes</w:t>
-      </w:r>
-      <w:proofErr w:type="gramEnd"/>
-      <w:r>
-        <w:t>).</w:t>
+        <w:t>I testsviterna som medföljer releasepaketet finns testfall för att verifiera att en tjänsteproducent kan leverera detta (specifikt testfall inom parantes).</w:t>
       </w:r>
     </w:p>
     <w:p>
@@ -9269,15 +8369,7 @@
         <w:shd w:val="clear" w:color="auto" w:fill="DC98B3" w:themeFill="text2" w:themeFillTint="66"/>
       </w:pPr>
       <w:r>
-        <w:t xml:space="preserve">[] Ja    </w:t>
-      </w:r>
-      <w:proofErr w:type="gramStart"/>
-      <w:r>
-        <w:t xml:space="preserve">   [</w:t>
-      </w:r>
-      <w:proofErr w:type="gramEnd"/>
-      <w:r>
-        <w:t>] Nej</w:t>
+        <w:t>[] Ja       [] Nej</w:t>
       </w:r>
     </w:p>
     <w:p>
@@ -9349,14 +8441,12 @@
       <w:bookmarkStart w:id="62" w:name="_Toc470247736"/>
       <w:bookmarkStart w:id="63" w:name="_Toc16758189"/>
       <w:bookmarkStart w:id="64" w:name="_Toc49956325"/>
-      <w:proofErr w:type="spellStart"/>
       <w:r>
         <w:t>treatment</w:t>
       </w:r>
       <w:bookmarkEnd w:id="62"/>
       <w:bookmarkEnd w:id="63"/>
       <w:bookmarkEnd w:id="64"/>
-      <w:proofErr w:type="spellEnd"/>
     </w:p>
     <w:p>
       <w:pPr>
@@ -9368,37 +8458,25 @@
       <w:r>
         <w:t xml:space="preserve">Kontraktet medger att i fältet </w:t>
       </w:r>
-      <w:proofErr w:type="spellStart"/>
       <w:r>
         <w:t>treatment</w:t>
       </w:r>
-      <w:proofErr w:type="spellEnd"/>
       <w:r>
         <w:t xml:space="preserve"> leverera information om behandling.</w:t>
       </w:r>
     </w:p>
     <w:p>
       <w:r>
-        <w:t xml:space="preserve">I testsviterna som medföljer releasepaketet finns testfall för att verifiera att en tjänsteproducent kan leverera detta (specifikt testfall inom </w:t>
-      </w:r>
-      <w:proofErr w:type="gramStart"/>
-      <w:r>
-        <w:t>parantes</w:t>
-      </w:r>
-      <w:proofErr w:type="gramEnd"/>
-      <w:r>
-        <w:t>).</w:t>
+        <w:t>I testsviterna som medföljer releasepaketet finns testfall för att verifiera att en tjänsteproducent kan leverera detta (specifikt testfall inom parantes).</w:t>
       </w:r>
     </w:p>
     <w:p>
       <w:r>
         <w:t xml:space="preserve">Ange nedan om tjänsteproducenten stödjer att leverera </w:t>
       </w:r>
-      <w:proofErr w:type="spellStart"/>
       <w:r>
         <w:t>treatment</w:t>
       </w:r>
-      <w:proofErr w:type="spellEnd"/>
       <w:r>
         <w:t>:</w:t>
       </w:r>
@@ -9416,13 +8494,8 @@
       <w:r>
         <w:t xml:space="preserve">Svar kan levereras med </w:t>
       </w:r>
-      <w:proofErr w:type="spellStart"/>
-      <w:r>
-        <w:t>treatment</w:t>
-      </w:r>
-      <w:proofErr w:type="spellEnd"/>
-      <w:r>
-        <w:t xml:space="preserve"> </w:t>
+      <w:r>
+        <w:t xml:space="preserve">treatment </w:t>
       </w:r>
       <w:r>
         <w:t>(TF 5.16)</w:t>
@@ -9439,15 +8512,7 @@
         <w:shd w:val="clear" w:color="auto" w:fill="DC98B3" w:themeFill="text2" w:themeFillTint="66"/>
       </w:pPr>
       <w:r>
-        <w:t xml:space="preserve">[] Ja    </w:t>
-      </w:r>
-      <w:proofErr w:type="gramStart"/>
-      <w:r>
-        <w:t xml:space="preserve">   [</w:t>
-      </w:r>
-      <w:proofErr w:type="gramEnd"/>
-      <w:r>
-        <w:t>] Nej</w:t>
+        <w:t>[] Ja       [] Nej</w:t>
       </w:r>
     </w:p>
     <w:p>
@@ -9545,15 +8610,7 @@
     </w:p>
     <w:p>
       <w:r>
-        <w:t xml:space="preserve">I testsviterna som medföljer releasepaketet finns testfall för att verifiera att en tjänsteproducent kan leverera detta (specifikt testfall inom </w:t>
-      </w:r>
-      <w:proofErr w:type="gramStart"/>
-      <w:r>
-        <w:t>parantes</w:t>
-      </w:r>
-      <w:proofErr w:type="gramEnd"/>
-      <w:r>
-        <w:t>).</w:t>
+        <w:t>I testsviterna som medföljer releasepaketet finns testfall för att verifiera att en tjänsteproducent kan leverera detta (specifikt testfall inom parantes).</w:t>
       </w:r>
     </w:p>
     <w:p>
@@ -9598,15 +8655,7 @@
         <w:shd w:val="clear" w:color="auto" w:fill="DC98B3" w:themeFill="text2" w:themeFillTint="66"/>
       </w:pPr>
       <w:r>
-        <w:t xml:space="preserve">[] Ja    </w:t>
-      </w:r>
-      <w:proofErr w:type="gramStart"/>
-      <w:r>
-        <w:t xml:space="preserve">   [</w:t>
-      </w:r>
-      <w:proofErr w:type="gramEnd"/>
-      <w:r>
-        <w:t>] Nej</w:t>
+        <w:t>[] Ja       [] Nej</w:t>
       </w:r>
     </w:p>
     <w:p>
@@ -9678,14 +8727,12 @@
       <w:bookmarkStart w:id="68" w:name="_Toc470247738"/>
       <w:bookmarkStart w:id="69" w:name="_Toc16758191"/>
       <w:bookmarkStart w:id="70" w:name="_Toc49956327"/>
-      <w:proofErr w:type="spellStart"/>
       <w:r>
         <w:t>restrictionOfCare</w:t>
       </w:r>
       <w:bookmarkEnd w:id="68"/>
       <w:bookmarkEnd w:id="69"/>
       <w:bookmarkEnd w:id="70"/>
-      <w:proofErr w:type="spellEnd"/>
     </w:p>
     <w:p>
       <w:pPr>
@@ -9697,46 +8744,31 @@
       <w:r>
         <w:t xml:space="preserve">Kontraktet medger att i fältet </w:t>
       </w:r>
-      <w:proofErr w:type="spellStart"/>
+      <w:r>
+        <w:t xml:space="preserve">restrictionOfCare </w:t>
+      </w:r>
+      <w:r>
+        <w:t xml:space="preserve">leverera information om uppmärksammat </w:t>
+      </w:r>
+      <w:r>
+        <w:t>förhållande som inte avser överkänslighet, annat medicinskt tillstånd, behandling eller arbetsmiljörisk</w:t>
+      </w:r>
+      <w:r>
+        <w:t>.</w:t>
+      </w:r>
+    </w:p>
+    <w:p>
+      <w:r>
+        <w:t>I testsviterna som medföljer releasepaketet finns testfall för att verifiera att en tjänsteproducent kan leverera detta (specifikt testfall inom parantes).</w:t>
+      </w:r>
+    </w:p>
+    <w:p>
+      <w:r>
+        <w:t xml:space="preserve">Ange nedan om tjänsteproducenten stödjer att leverera </w:t>
+      </w:r>
       <w:r>
         <w:t>restrictionOfCare</w:t>
       </w:r>
-      <w:proofErr w:type="spellEnd"/>
-      <w:r>
-        <w:t xml:space="preserve"> </w:t>
-      </w:r>
-      <w:r>
-        <w:t xml:space="preserve">leverera information om uppmärksammat </w:t>
-      </w:r>
-      <w:r>
-        <w:t>förhållande som inte avser överkänslighet, annat medicinskt tillstånd, behandling eller arbetsmiljörisk</w:t>
-      </w:r>
-      <w:r>
-        <w:t>.</w:t>
-      </w:r>
-    </w:p>
-    <w:p>
-      <w:r>
-        <w:t xml:space="preserve">I testsviterna som medföljer releasepaketet finns testfall för att verifiera att en tjänsteproducent kan leverera detta (specifikt testfall inom </w:t>
-      </w:r>
-      <w:proofErr w:type="gramStart"/>
-      <w:r>
-        <w:t>parantes</w:t>
-      </w:r>
-      <w:proofErr w:type="gramEnd"/>
-      <w:r>
-        <w:t>).</w:t>
-      </w:r>
-    </w:p>
-    <w:p>
-      <w:r>
-        <w:t xml:space="preserve">Ange nedan om tjänsteproducenten stödjer att leverera </w:t>
-      </w:r>
-      <w:proofErr w:type="spellStart"/>
-      <w:r>
-        <w:t>restrictionOfCare</w:t>
-      </w:r>
-      <w:proofErr w:type="spellEnd"/>
       <w:r>
         <w:t>:</w:t>
       </w:r>
@@ -9754,13 +8786,8 @@
       <w:r>
         <w:t xml:space="preserve">Svar kan levereras med </w:t>
       </w:r>
-      <w:proofErr w:type="spellStart"/>
-      <w:r>
-        <w:t>restrictionOfCare</w:t>
-      </w:r>
-      <w:proofErr w:type="spellEnd"/>
-      <w:r>
-        <w:t xml:space="preserve"> </w:t>
+      <w:r>
+        <w:t xml:space="preserve">restrictionOfCare </w:t>
       </w:r>
       <w:r>
         <w:t>(TF 5.18)</w:t>
@@ -9777,15 +8804,7 @@
         <w:shd w:val="clear" w:color="auto" w:fill="DC98B3" w:themeFill="text2" w:themeFillTint="66"/>
       </w:pPr>
       <w:r>
-        <w:t xml:space="preserve">[] Ja    </w:t>
-      </w:r>
-      <w:proofErr w:type="gramStart"/>
-      <w:r>
-        <w:t xml:space="preserve">   [</w:t>
-      </w:r>
-      <w:proofErr w:type="gramEnd"/>
-      <w:r>
-        <w:t>] Nej</w:t>
+        <w:t>[] Ja       [] Nej</w:t>
       </w:r>
     </w:p>
     <w:p>
@@ -9857,14 +8876,12 @@
       <w:bookmarkStart w:id="71" w:name="_Toc470247739"/>
       <w:bookmarkStart w:id="72" w:name="_Toc16758192"/>
       <w:bookmarkStart w:id="73" w:name="_Toc49956328"/>
-      <w:proofErr w:type="spellStart"/>
       <w:r>
         <w:t>unstructuredAlertInformation</w:t>
       </w:r>
       <w:bookmarkEnd w:id="71"/>
       <w:bookmarkEnd w:id="72"/>
       <w:bookmarkEnd w:id="73"/>
-      <w:proofErr w:type="spellEnd"/>
     </w:p>
     <w:p>
       <w:pPr>
@@ -9876,40 +8893,25 @@
       <w:r>
         <w:t xml:space="preserve">Kontraktet medger att i fältet </w:t>
       </w:r>
-      <w:proofErr w:type="spellStart"/>
+      <w:r>
+        <w:t xml:space="preserve">unstructuredAlertInformation </w:t>
+      </w:r>
+      <w:r>
+        <w:t>leverera information om tidigare utfärdade varningar.</w:t>
+      </w:r>
+    </w:p>
+    <w:p>
+      <w:r>
+        <w:t>I testsviterna som medföljer releasepaketet finns testfall för att verifiera att en tjänsteproducent kan leverera detta (specifikt testfall inom parantes).</w:t>
+      </w:r>
+    </w:p>
+    <w:p>
+      <w:r>
+        <w:t xml:space="preserve">Ange nedan om tjänsteproducenten stödjer att leverera </w:t>
+      </w:r>
       <w:r>
         <w:t>unstructuredAlertInformation</w:t>
       </w:r>
-      <w:proofErr w:type="spellEnd"/>
-      <w:r>
-        <w:t xml:space="preserve"> </w:t>
-      </w:r>
-      <w:r>
-        <w:t>leverera information om tidigare utfärdade varningar.</w:t>
-      </w:r>
-    </w:p>
-    <w:p>
-      <w:r>
-        <w:t xml:space="preserve">I testsviterna som medföljer releasepaketet finns testfall för att verifiera att en tjänsteproducent kan leverera detta (specifikt testfall inom </w:t>
-      </w:r>
-      <w:proofErr w:type="gramStart"/>
-      <w:r>
-        <w:t>parantes</w:t>
-      </w:r>
-      <w:proofErr w:type="gramEnd"/>
-      <w:r>
-        <w:t>).</w:t>
-      </w:r>
-    </w:p>
-    <w:p>
-      <w:r>
-        <w:t xml:space="preserve">Ange nedan om tjänsteproducenten stödjer att leverera </w:t>
-      </w:r>
-      <w:proofErr w:type="spellStart"/>
-      <w:r>
-        <w:t>unstructuredAlertInformation</w:t>
-      </w:r>
-      <w:proofErr w:type="spellEnd"/>
       <w:r>
         <w:t>:</w:t>
       </w:r>
@@ -9927,13 +8929,8 @@
       <w:r>
         <w:t xml:space="preserve">Svar kan levereras med </w:t>
       </w:r>
-      <w:proofErr w:type="spellStart"/>
-      <w:r>
-        <w:t>unstructuredAlertInformation</w:t>
-      </w:r>
-      <w:proofErr w:type="spellEnd"/>
-      <w:r>
-        <w:t xml:space="preserve"> </w:t>
+      <w:r>
+        <w:t xml:space="preserve">unstructuredAlertInformation </w:t>
       </w:r>
       <w:r>
         <w:t>(TF 5.19)</w:t>
@@ -9950,15 +8947,7 @@
         <w:shd w:val="clear" w:color="auto" w:fill="DC98B3" w:themeFill="text2" w:themeFillTint="66"/>
       </w:pPr>
       <w:r>
-        <w:t xml:space="preserve">[] Ja    </w:t>
-      </w:r>
-      <w:proofErr w:type="gramStart"/>
-      <w:r>
-        <w:t xml:space="preserve">   [</w:t>
-      </w:r>
-      <w:proofErr w:type="gramEnd"/>
-      <w:r>
-        <w:t>] Nej</w:t>
+        <w:t>[] Ja       [] Nej</w:t>
       </w:r>
     </w:p>
     <w:p>
@@ -10011,7 +9000,7 @@
         <w:shd w:val="clear" w:color="auto" w:fill="DC98B3" w:themeFill="text2" w:themeFillTint="66"/>
       </w:pPr>
     </w:p>
-    <w:bookmarkEnd w:id="51"/>
+    <w:bookmarkEnd w:id="49"/>
     <w:p>
       <w:pPr>
         <w:rPr>
@@ -10036,21 +9025,13 @@
       <w:r>
         <w:t>Verksamhetens godkännande av informationsmappning</w:t>
       </w:r>
-      <w:bookmarkEnd w:id="46"/>
-      <w:bookmarkEnd w:id="47"/>
+      <w:bookmarkEnd w:id="50"/>
+      <w:bookmarkEnd w:id="51"/>
     </w:p>
     <w:p>
       <w:bookmarkStart w:id="74" w:name="_Hlk66889095"/>
       <w:r>
-        <w:t xml:space="preserve">Validering av informationsmappning ingår som ett steg i Verifiering av Tjänsteproducent och är ett viktigt steg för att säkerställa att personuppgiftsägare har godkänt den mappning som har gjorts mellan </w:t>
-      </w:r>
-      <w:proofErr w:type="spellStart"/>
-      <w:r>
-        <w:t>källsystemet</w:t>
-      </w:r>
-      <w:proofErr w:type="spellEnd"/>
-      <w:r>
-        <w:t xml:space="preserve"> och tjänsteproducent. Detta görs i exempelvis Journalen och/eller NPÖ som finns tillgängliga i de nationella testmiljöerna, och som möjliggör för verksamheten att förstå mappningen och hur detta presenteras för invånare och/eller medarbetare inom vården. Att personuppgiftsägare har godkänt mappningen är viktigt för ett godkännande av Tjänsteproducent och ska utföras innan självdeklarationen kan godkännas.</w:t>
+        <w:t>Validering av informationsmappning ingår som ett steg i Verifiering av Tjänsteproducent och är ett viktigt steg för att säkerställa att personuppgiftsägare har godkänt den mappning som har gjorts mellan källsystemet och tjänsteproducent. Detta görs i exempelvis Journalen och/eller NPÖ som finns tillgängliga i de nationella testmiljöerna, och som möjliggör för verksamheten att förstå mappningen och hur detta presenteras för invånare och/eller medarbetare inom vården. Att personuppgiftsägare har godkänt mappningen är viktigt för ett godkännande av Tjänsteproducent och ska utföras innan självdeklarationen kan godkännas.</w:t>
       </w:r>
       <w:bookmarkEnd w:id="74"/>
     </w:p>
@@ -10079,15 +9060,7 @@
         <w:shd w:val="clear" w:color="auto" w:fill="DC98B3" w:themeFill="text2" w:themeFillTint="66"/>
       </w:pPr>
       <w:r>
-        <w:t xml:space="preserve">[] Ja    </w:t>
-      </w:r>
-      <w:proofErr w:type="gramStart"/>
-      <w:r>
-        <w:t xml:space="preserve">   [</w:t>
-      </w:r>
-      <w:proofErr w:type="gramEnd"/>
-      <w:r>
-        <w:t>] Nej</w:t>
+        <w:t>[] Ja       [] Nej</w:t>
       </w:r>
     </w:p>
     <w:p>
@@ -10115,15 +9088,7 @@
         <w:shd w:val="clear" w:color="auto" w:fill="DC98B3" w:themeFill="text2" w:themeFillTint="66"/>
       </w:pPr>
       <w:r>
-        <w:t xml:space="preserve">[] Ja    </w:t>
-      </w:r>
-      <w:proofErr w:type="gramStart"/>
-      <w:r>
-        <w:t xml:space="preserve">   [</w:t>
-      </w:r>
-      <w:proofErr w:type="gramEnd"/>
-      <w:r>
-        <w:t>] Nej</w:t>
+        <w:t>[] Ja       [] Nej</w:t>
       </w:r>
     </w:p>
     <w:p>
@@ -10147,15 +9112,7 @@
       </w:r>
       <w:r>
         <w:br/>
-        <w:t xml:space="preserve">[] Ja    </w:t>
-      </w:r>
-      <w:proofErr w:type="gramStart"/>
-      <w:r>
-        <w:t xml:space="preserve">   [</w:t>
-      </w:r>
-      <w:proofErr w:type="gramEnd"/>
-      <w:r>
-        <w:t>] Nej</w:t>
+        <w:t>[] Ja       [] Nej</w:t>
       </w:r>
       <w:r>
         <w:br/>
@@ -10286,34 +9243,10 @@
         <w:t xml:space="preserve">enbart </w:t>
       </w:r>
       <w:r>
-        <w:t xml:space="preserve">data som härstammar ur det </w:t>
-      </w:r>
-      <w:proofErr w:type="spellStart"/>
-      <w:r>
-        <w:t>källsystem</w:t>
-      </w:r>
-      <w:proofErr w:type="spellEnd"/>
-      <w:r>
-        <w:t xml:space="preserve"> som logiskt adresseras</w:t>
-      </w:r>
-      <w:r>
-        <w:t xml:space="preserve"> (enligt värdet i SOAP-</w:t>
-      </w:r>
-      <w:proofErr w:type="spellStart"/>
-      <w:r>
-        <w:t>header</w:t>
-      </w:r>
-      <w:proofErr w:type="spellEnd"/>
-      <w:r>
-        <w:t xml:space="preserve"> </w:t>
-      </w:r>
-      <w:proofErr w:type="spellStart"/>
-      <w:r>
-        <w:t>LogicalAddress</w:t>
-      </w:r>
-      <w:proofErr w:type="spellEnd"/>
-      <w:r>
-        <w:t>)</w:t>
+        <w:t>data som härstammar ur det källsystem som logiskt adresseras</w:t>
+      </w:r>
+      <w:r>
+        <w:t xml:space="preserve"> (enligt värdet i SOAP-header LogicalAddress)</w:t>
       </w:r>
     </w:p>
     <w:p>
@@ -10328,59 +9261,35 @@
       </w:pPr>
       <w:r>
         <w:lastRenderedPageBreak/>
-        <w:t xml:space="preserve">[] Ja    </w:t>
-      </w:r>
-      <w:proofErr w:type="gramStart"/>
-      <w:r>
-        <w:t xml:space="preserve">   [</w:t>
-      </w:r>
-      <w:proofErr w:type="gramEnd"/>
-      <w:r>
-        <w:t>] Nej</w:t>
-      </w:r>
-    </w:p>
-    <w:p>
-      <w:pPr>
-        <w:pBdr>
-          <w:top w:val="single" w:sz="4" w:space="1" w:color="auto"/>
-          <w:left w:val="single" w:sz="4" w:space="4" w:color="auto"/>
-          <w:bottom w:val="single" w:sz="4" w:space="1" w:color="auto"/>
-          <w:right w:val="single" w:sz="4" w:space="4" w:color="auto"/>
-        </w:pBdr>
-        <w:shd w:val="clear" w:color="auto" w:fill="DC98B3" w:themeFill="text2" w:themeFillTint="66"/>
-      </w:pPr>
-      <w:r>
-        <w:t xml:space="preserve">Tillgängliggör tjänsteproducenten all information som är möjlig att </w:t>
-      </w:r>
-      <w:proofErr w:type="spellStart"/>
-      <w:r>
-        <w:t>mappa</w:t>
-      </w:r>
-      <w:proofErr w:type="spellEnd"/>
-      <w:r>
-        <w:t xml:space="preserve"> mot tjänstekontraktet (det avser såväl tidsperiod, som vilka av de frivilliga fält som förses med värde)? </w:t>
-      </w:r>
-    </w:p>
-    <w:p>
-      <w:pPr>
-        <w:pBdr>
-          <w:top w:val="single" w:sz="4" w:space="1" w:color="auto"/>
-          <w:left w:val="single" w:sz="4" w:space="4" w:color="auto"/>
-          <w:bottom w:val="single" w:sz="4" w:space="1" w:color="auto"/>
-          <w:right w:val="single" w:sz="4" w:space="4" w:color="auto"/>
-        </w:pBdr>
-        <w:shd w:val="clear" w:color="auto" w:fill="DC98B3" w:themeFill="text2" w:themeFillTint="66"/>
-      </w:pPr>
-      <w:r>
-        <w:t xml:space="preserve">[] Ja    </w:t>
-      </w:r>
-      <w:proofErr w:type="gramStart"/>
-      <w:r>
-        <w:t xml:space="preserve">   [</w:t>
-      </w:r>
-      <w:proofErr w:type="gramEnd"/>
-      <w:r>
-        <w:t>] Nej</w:t>
+        <w:t>[] Ja       [] Nej</w:t>
+      </w:r>
+    </w:p>
+    <w:p>
+      <w:pPr>
+        <w:pBdr>
+          <w:top w:val="single" w:sz="4" w:space="1" w:color="auto"/>
+          <w:left w:val="single" w:sz="4" w:space="4" w:color="auto"/>
+          <w:bottom w:val="single" w:sz="4" w:space="1" w:color="auto"/>
+          <w:right w:val="single" w:sz="4" w:space="4" w:color="auto"/>
+        </w:pBdr>
+        <w:shd w:val="clear" w:color="auto" w:fill="DC98B3" w:themeFill="text2" w:themeFillTint="66"/>
+      </w:pPr>
+      <w:r>
+        <w:t xml:space="preserve">Tillgängliggör tjänsteproducenten all information som är möjlig att mappa mot tjänstekontraktet (det avser såväl tidsperiod, som vilka av de frivilliga fält som förses med värde)? </w:t>
+      </w:r>
+    </w:p>
+    <w:p>
+      <w:pPr>
+        <w:pBdr>
+          <w:top w:val="single" w:sz="4" w:space="1" w:color="auto"/>
+          <w:left w:val="single" w:sz="4" w:space="4" w:color="auto"/>
+          <w:bottom w:val="single" w:sz="4" w:space="1" w:color="auto"/>
+          <w:right w:val="single" w:sz="4" w:space="4" w:color="auto"/>
+        </w:pBdr>
+        <w:shd w:val="clear" w:color="auto" w:fill="DC98B3" w:themeFill="text2" w:themeFillTint="66"/>
+      </w:pPr>
+      <w:r>
+        <w:t>[] Ja       [] Nej</w:t>
       </w:r>
     </w:p>
     <w:p>
@@ -10408,15 +9317,7 @@
         <w:shd w:val="clear" w:color="auto" w:fill="DC98B3" w:themeFill="text2" w:themeFillTint="66"/>
       </w:pPr>
       <w:r>
-        <w:t xml:space="preserve">[] Ja    </w:t>
-      </w:r>
-      <w:proofErr w:type="gramStart"/>
-      <w:r>
-        <w:t xml:space="preserve">   [</w:t>
-      </w:r>
-      <w:proofErr w:type="gramEnd"/>
-      <w:r>
-        <w:t>] Nej</w:t>
+        <w:t>[] Ja       [] Nej</w:t>
       </w:r>
     </w:p>
     <w:p>
@@ -10458,15 +9359,7 @@
         <w:shd w:val="clear" w:color="auto" w:fill="DC98B3" w:themeFill="text2" w:themeFillTint="66"/>
       </w:pPr>
       <w:r>
-        <w:t xml:space="preserve">[] Ja    </w:t>
-      </w:r>
-      <w:proofErr w:type="gramStart"/>
-      <w:r>
-        <w:t xml:space="preserve">   [</w:t>
-      </w:r>
-      <w:proofErr w:type="gramEnd"/>
-      <w:r>
-        <w:t>] Nej</w:t>
+        <w:t>[] Ja       [] Nej</w:t>
       </w:r>
     </w:p>
     <w:p>
@@ -10569,15 +9462,7 @@
         <w:shd w:val="clear" w:color="auto" w:fill="DC98B3" w:themeFill="text2" w:themeFillTint="66"/>
       </w:pPr>
       <w:r>
-        <w:t xml:space="preserve">[] Ja    </w:t>
-      </w:r>
-      <w:proofErr w:type="gramStart"/>
-      <w:r>
-        <w:t xml:space="preserve">   [</w:t>
-      </w:r>
-      <w:proofErr w:type="gramEnd"/>
-      <w:r>
-        <w:t>] Nej</w:t>
+        <w:t>[] Ja       [] Nej</w:t>
       </w:r>
     </w:p>
     <w:p>
@@ -10597,34 +9482,21 @@
         <w:t xml:space="preserve">jänsteproducenten returnerar </w:t>
       </w:r>
       <w:r>
-        <w:t xml:space="preserve">information så långt tillbaka i tiden som är semantiskt möjligt att </w:t>
-      </w:r>
-      <w:proofErr w:type="spellStart"/>
-      <w:r>
-        <w:t>mappa</w:t>
-      </w:r>
-      <w:proofErr w:type="spellEnd"/>
-    </w:p>
-    <w:p>
-      <w:pPr>
-        <w:pBdr>
-          <w:top w:val="single" w:sz="4" w:space="1" w:color="auto"/>
-          <w:left w:val="single" w:sz="4" w:space="4" w:color="auto"/>
-          <w:bottom w:val="single" w:sz="4" w:space="1" w:color="auto"/>
-          <w:right w:val="single" w:sz="4" w:space="4" w:color="auto"/>
-        </w:pBdr>
-        <w:shd w:val="clear" w:color="auto" w:fill="DC98B3" w:themeFill="text2" w:themeFillTint="66"/>
-      </w:pPr>
-      <w:r>
-        <w:t xml:space="preserve">[] Ja    </w:t>
-      </w:r>
-      <w:proofErr w:type="gramStart"/>
-      <w:r>
-        <w:t xml:space="preserve">   [</w:t>
-      </w:r>
-      <w:proofErr w:type="gramEnd"/>
-      <w:r>
-        <w:t>] Nej</w:t>
+        <w:t>information så långt tillbaka i tiden som är semantiskt möjligt att mappa</w:t>
+      </w:r>
+    </w:p>
+    <w:p>
+      <w:pPr>
+        <w:pBdr>
+          <w:top w:val="single" w:sz="4" w:space="1" w:color="auto"/>
+          <w:left w:val="single" w:sz="4" w:space="4" w:color="auto"/>
+          <w:bottom w:val="single" w:sz="4" w:space="1" w:color="auto"/>
+          <w:right w:val="single" w:sz="4" w:space="4" w:color="auto"/>
+        </w:pBdr>
+        <w:shd w:val="clear" w:color="auto" w:fill="DC98B3" w:themeFill="text2" w:themeFillTint="66"/>
+      </w:pPr>
+      <w:r>
+        <w:t>[] Ja       [] Nej</w:t>
       </w:r>
     </w:p>
     <w:p>
@@ -10754,626 +9626,177 @@
       <w:r>
         <w:t xml:space="preserve">I releasepaketet för </w:t>
       </w:r>
-      <w:proofErr w:type="spellStart"/>
-      <w:proofErr w:type="gramStart"/>
       <w:r>
         <w:rPr>
           <w:i/>
         </w:rPr>
-        <w:t>itintegration:engagementindex</w:t>
-      </w:r>
-      <w:proofErr w:type="gramEnd"/>
+        <w:t>itintegration:engagementindex:Update</w:t>
+      </w:r>
+      <w:r>
+        <w:t xml:space="preserve"> </w:t>
+      </w:r>
+      <w:r>
+        <w:t>finns</w:t>
+      </w:r>
+      <w:r>
+        <w:t xml:space="preserve"> en mock-tjänst med tillhörande testanvisning för att verifiera stöd för EI-uppdateringar (specifika testfall inom parentes). </w:t>
+      </w:r>
+      <w:bookmarkStart w:id="83" w:name="_Hlk66889225"/>
+      <w:r>
+        <w:t xml:space="preserve">Testfallen beskrivs i dokumentet </w:t>
+      </w:r>
+      <w:r>
+        <w:t>UpdateMock-testanvisning</w:t>
+      </w:r>
+      <w:r>
+        <w:t>.html som finns i katalogen test-suite\updatemock.</w:t>
+      </w:r>
+      <w:bookmarkEnd w:id="83"/>
+    </w:p>
+    <w:p>
+      <w:r>
+        <w:t>I de fall som tjänsten som uppdaterar engagemangsindex fungerar på samma sätt för alla kontrakt så räcker det att tester av funktionaliteten görs för första anslutningen. Resultatet av testerna redovisas i självdeklarationen för engagemangsindex. I efterföljande fall redovisas endast frågorna nedan.</w:t>
+      </w:r>
+    </w:p>
+    <w:p>
+      <w:r>
+        <w:t>Ange om tjänsteproducenten kan uppdatera EI enligt de krav och regler som finns:</w:t>
+      </w:r>
+    </w:p>
+    <w:p>
+      <w:pPr>
+        <w:pBdr>
+          <w:top w:val="single" w:sz="4" w:space="1" w:color="auto"/>
+          <w:left w:val="single" w:sz="4" w:space="4" w:color="auto"/>
+          <w:bottom w:val="single" w:sz="4" w:space="1" w:color="auto"/>
+          <w:right w:val="single" w:sz="4" w:space="4" w:color="auto"/>
+        </w:pBdr>
+        <w:shd w:val="clear" w:color="auto" w:fill="DC98B3" w:themeFill="text2" w:themeFillTint="66"/>
+      </w:pPr>
+      <w:r>
+        <w:t xml:space="preserve">Har uppdateringar av engagemangsindex verifierats tidigare i samband med anslutning av annat liknande kontrakt? </w:t>
+      </w:r>
+    </w:p>
+    <w:p>
+      <w:pPr>
+        <w:pBdr>
+          <w:top w:val="single" w:sz="4" w:space="1" w:color="auto"/>
+          <w:left w:val="single" w:sz="4" w:space="4" w:color="auto"/>
+          <w:bottom w:val="single" w:sz="4" w:space="1" w:color="auto"/>
+          <w:right w:val="single" w:sz="4" w:space="4" w:color="auto"/>
+        </w:pBdr>
+        <w:shd w:val="clear" w:color="auto" w:fill="DC98B3" w:themeFill="text2" w:themeFillTint="66"/>
+      </w:pPr>
+      <w:r>
+        <w:t>[] Ja       [] Nej</w:t>
+      </w:r>
+    </w:p>
+    <w:p>
+      <w:pPr>
+        <w:pBdr>
+          <w:top w:val="single" w:sz="4" w:space="1" w:color="auto"/>
+          <w:left w:val="single" w:sz="4" w:space="4" w:color="auto"/>
+          <w:bottom w:val="single" w:sz="4" w:space="1" w:color="auto"/>
+          <w:right w:val="single" w:sz="4" w:space="4" w:color="auto"/>
+        </w:pBdr>
+        <w:shd w:val="clear" w:color="auto" w:fill="DC98B3" w:themeFill="text2" w:themeFillTint="66"/>
+      </w:pPr>
+      <w:r>
+        <w:t>Om Nej, har engagemangsindextester genomförts och självdeklaration lämnas in?</w:t>
+      </w:r>
+    </w:p>
+    <w:p>
+      <w:pPr>
+        <w:pBdr>
+          <w:top w:val="single" w:sz="4" w:space="1" w:color="auto"/>
+          <w:left w:val="single" w:sz="4" w:space="4" w:color="auto"/>
+          <w:bottom w:val="single" w:sz="4" w:space="1" w:color="auto"/>
+          <w:right w:val="single" w:sz="4" w:space="4" w:color="auto"/>
+        </w:pBdr>
+        <w:shd w:val="clear" w:color="auto" w:fill="DC98B3" w:themeFill="text2" w:themeFillTint="66"/>
+      </w:pPr>
+      <w:r>
+        <w:t>[] Ja       [] Nej</w:t>
+      </w:r>
+    </w:p>
+    <w:p>
+      <w:pPr>
+        <w:pBdr>
+          <w:top w:val="single" w:sz="4" w:space="1" w:color="auto"/>
+          <w:left w:val="single" w:sz="4" w:space="4" w:color="auto"/>
+          <w:bottom w:val="single" w:sz="4" w:space="1" w:color="auto"/>
+          <w:right w:val="single" w:sz="4" w:space="4" w:color="auto"/>
+        </w:pBdr>
+        <w:shd w:val="clear" w:color="auto" w:fill="DC98B3" w:themeFill="text2" w:themeFillTint="66"/>
+      </w:pPr>
+      <w:r>
+        <w:t xml:space="preserve">Uppdateringar till EI utförs enligt de innehållsregler som finns beskrivna i kapitel 4.1 </w:t>
+      </w:r>
+      <w:bookmarkStart w:id="84" w:name="_Toc244018071"/>
+      <w:bookmarkStart w:id="85" w:name="_Toc374962628"/>
+      <w:bookmarkStart w:id="86" w:name="_Toc383167589"/>
+      <w:bookmarkStart w:id="87" w:name="_Toc422933925"/>
       <w:r>
         <w:rPr>
           <w:i/>
         </w:rPr>
-        <w:t>:Update</w:t>
-      </w:r>
-      <w:proofErr w:type="spellEnd"/>
-      <w:r>
+        <w:t>Uppdatering av engagemangsindex</w:t>
+      </w:r>
+      <w:bookmarkEnd w:id="84"/>
+      <w:bookmarkEnd w:id="85"/>
+      <w:bookmarkEnd w:id="86"/>
+      <w:bookmarkEnd w:id="87"/>
+      <w:r>
+        <w:rPr>
+          <w:i/>
+        </w:rPr>
         <w:t xml:space="preserve"> </w:t>
       </w:r>
       <w:r>
-        <w:t>finns</w:t>
-      </w:r>
-      <w:r>
-        <w:t xml:space="preserve"> en </w:t>
-      </w:r>
-      <w:proofErr w:type="spellStart"/>
-      <w:r>
-        <w:t>mock</w:t>
-      </w:r>
-      <w:proofErr w:type="spellEnd"/>
-      <w:r>
-        <w:t>-tjänst med tillhörande testanvisning för att verifiera stöd för EI-uppdateringar (specifika testfall inom parentes).</w:t>
-      </w:r>
-      <w:bookmarkStart w:id="83" w:name="_Hlk66889225"/>
-      <w:r>
-        <w:t xml:space="preserve"> </w:t>
-      </w:r>
-      <w:r>
-        <w:t xml:space="preserve">Testfallen beskrivs i dokumentet </w:t>
-      </w:r>
-      <w:r>
-        <w:t>UpdateMock-testanvisning</w:t>
-      </w:r>
-      <w:r>
-        <w:t>.html som finns i katalogen test-</w:t>
-      </w:r>
-      <w:proofErr w:type="spellStart"/>
-      <w:r>
-        <w:t>suite</w:t>
-      </w:r>
-      <w:proofErr w:type="spellEnd"/>
-      <w:r>
-        <w:t>\</w:t>
-      </w:r>
-      <w:proofErr w:type="spellStart"/>
-      <w:r>
-        <w:t>updatemock</w:t>
-      </w:r>
-      <w:proofErr w:type="spellEnd"/>
-      <w:r>
-        <w:t>.</w:t>
-      </w:r>
-      <w:bookmarkEnd w:id="83"/>
-    </w:p>
-    <w:p>
-      <w:r>
-        <w:t>Ange om tjänsteproducenten kan uppdatera EI enligt de krav och regler som finns:</w:t>
-      </w:r>
-    </w:p>
-    <w:p>
-      <w:pPr>
-        <w:pBdr>
-          <w:top w:val="single" w:sz="4" w:space="1" w:color="auto"/>
-          <w:left w:val="single" w:sz="4" w:space="4" w:color="auto"/>
-          <w:bottom w:val="single" w:sz="4" w:space="1" w:color="auto"/>
-          <w:right w:val="single" w:sz="4" w:space="4" w:color="auto"/>
-        </w:pBdr>
-        <w:shd w:val="clear" w:color="auto" w:fill="DC98B3" w:themeFill="text2" w:themeFillTint="66"/>
-      </w:pPr>
-      <w:r>
-        <w:t>Uppdateringar till EI utförs enligt de innehållsregler som finns beskrivna i kapitel 4.1 Uppdatering av engagemangsindex i TKB (EI_TF 1.1)</w:t>
-      </w:r>
-    </w:p>
-    <w:p>
-      <w:pPr>
-        <w:pBdr>
-          <w:top w:val="single" w:sz="4" w:space="1" w:color="auto"/>
-          <w:left w:val="single" w:sz="4" w:space="4" w:color="auto"/>
-          <w:bottom w:val="single" w:sz="4" w:space="1" w:color="auto"/>
-          <w:right w:val="single" w:sz="4" w:space="4" w:color="auto"/>
-        </w:pBdr>
-        <w:shd w:val="clear" w:color="auto" w:fill="DC98B3" w:themeFill="text2" w:themeFillTint="66"/>
-      </w:pPr>
-      <w:r>
-        <w:t xml:space="preserve">[] Ja    </w:t>
-      </w:r>
-      <w:proofErr w:type="gramStart"/>
-      <w:r>
-        <w:t xml:space="preserve">   [</w:t>
-      </w:r>
-      <w:proofErr w:type="gramEnd"/>
-      <w:r>
-        <w:t>] Nej</w:t>
-      </w:r>
-    </w:p>
-    <w:p>
-      <w:pPr>
-        <w:pBdr>
-          <w:top w:val="single" w:sz="4" w:space="1" w:color="auto"/>
-          <w:left w:val="single" w:sz="4" w:space="4" w:color="auto"/>
-          <w:bottom w:val="single" w:sz="4" w:space="1" w:color="auto"/>
-          <w:right w:val="single" w:sz="4" w:space="4" w:color="auto"/>
-        </w:pBdr>
-        <w:shd w:val="clear" w:color="auto" w:fill="DC98B3" w:themeFill="text2" w:themeFillTint="66"/>
-      </w:pPr>
-      <w:proofErr w:type="spellStart"/>
-      <w:r>
-        <w:t>Categorization</w:t>
-      </w:r>
-      <w:proofErr w:type="spellEnd"/>
-      <w:r>
-        <w:t>-kod i engagemangsuppdateringen är enligt tjänstekontraktets beskrivning (EI_TF 1.2)</w:t>
-      </w:r>
-    </w:p>
-    <w:p>
-      <w:pPr>
-        <w:pBdr>
-          <w:top w:val="single" w:sz="4" w:space="1" w:color="auto"/>
-          <w:left w:val="single" w:sz="4" w:space="4" w:color="auto"/>
-          <w:bottom w:val="single" w:sz="4" w:space="1" w:color="auto"/>
-          <w:right w:val="single" w:sz="4" w:space="4" w:color="auto"/>
-        </w:pBdr>
-        <w:shd w:val="clear" w:color="auto" w:fill="DC98B3" w:themeFill="text2" w:themeFillTint="66"/>
-        <w:rPr>
-          <w:lang w:val="fi-FI"/>
-        </w:rPr>
-      </w:pPr>
-      <w:r>
-        <w:rPr>
-          <w:lang w:val="fi-FI"/>
-        </w:rPr>
-        <w:t xml:space="preserve">[] Ja    </w:t>
-      </w:r>
-      <w:proofErr w:type="gramStart"/>
-      <w:r>
-        <w:rPr>
-          <w:lang w:val="fi-FI"/>
-        </w:rPr>
-        <w:t xml:space="preserve">   [</w:t>
-      </w:r>
-      <w:proofErr w:type="gramEnd"/>
-      <w:r>
-        <w:rPr>
-          <w:lang w:val="fi-FI"/>
-        </w:rPr>
-        <w:t xml:space="preserve">] </w:t>
-      </w:r>
-      <w:proofErr w:type="spellStart"/>
-      <w:r>
-        <w:rPr>
-          <w:lang w:val="fi-FI"/>
-        </w:rPr>
-        <w:t>Nej</w:t>
-      </w:r>
-      <w:proofErr w:type="spellEnd"/>
-    </w:p>
-    <w:p>
-      <w:pPr>
-        <w:pBdr>
-          <w:top w:val="single" w:sz="4" w:space="1" w:color="auto"/>
-          <w:left w:val="single" w:sz="4" w:space="4" w:color="auto"/>
-          <w:bottom w:val="single" w:sz="4" w:space="1" w:color="auto"/>
-          <w:right w:val="single" w:sz="4" w:space="4" w:color="auto"/>
-        </w:pBdr>
-        <w:shd w:val="clear" w:color="auto" w:fill="DC98B3" w:themeFill="text2" w:themeFillTint="66"/>
-      </w:pPr>
-      <w:r>
-        <w:t xml:space="preserve">När en journalpost i </w:t>
-      </w:r>
-      <w:proofErr w:type="spellStart"/>
-      <w:r>
-        <w:t>källsystemet</w:t>
-      </w:r>
-      <w:proofErr w:type="spellEnd"/>
-      <w:r>
-        <w:t xml:space="preserve"> efter vårdgivarens beslutade tidsrymd övergår från osignerad till låst (automatiskt signerad) uppdateras berörd EI-post med </w:t>
-      </w:r>
-      <w:proofErr w:type="spellStart"/>
-      <w:r>
-        <w:t>mostRecentContent</w:t>
-      </w:r>
-      <w:proofErr w:type="spellEnd"/>
-      <w:r>
-        <w:t xml:space="preserve"> satt till tidpunkten för låsningen (EI_TF 1.3)</w:t>
-      </w:r>
-    </w:p>
-    <w:p>
-      <w:pPr>
-        <w:pBdr>
-          <w:top w:val="single" w:sz="4" w:space="1" w:color="auto"/>
-          <w:left w:val="single" w:sz="4" w:space="4" w:color="auto"/>
-          <w:bottom w:val="single" w:sz="4" w:space="1" w:color="auto"/>
-          <w:right w:val="single" w:sz="4" w:space="4" w:color="auto"/>
-        </w:pBdr>
-        <w:shd w:val="clear" w:color="auto" w:fill="DC98B3" w:themeFill="text2" w:themeFillTint="66"/>
-      </w:pPr>
-      <w:r>
-        <w:t xml:space="preserve">[] Ja    </w:t>
-      </w:r>
-      <w:proofErr w:type="gramStart"/>
-      <w:r>
-        <w:t xml:space="preserve">   [</w:t>
-      </w:r>
-      <w:proofErr w:type="gramEnd"/>
-      <w:r>
-        <w:t>] Nej</w:t>
-      </w:r>
-    </w:p>
-    <w:p>
-      <w:pPr>
-        <w:pBdr>
-          <w:top w:val="single" w:sz="4" w:space="1" w:color="auto"/>
-          <w:left w:val="single" w:sz="4" w:space="4" w:color="auto"/>
-          <w:bottom w:val="single" w:sz="4" w:space="1" w:color="auto"/>
-          <w:right w:val="single" w:sz="4" w:space="4" w:color="auto"/>
-        </w:pBdr>
-        <w:shd w:val="clear" w:color="auto" w:fill="DC98B3" w:themeFill="text2" w:themeFillTint="66"/>
-      </w:pPr>
-      <w:r>
-        <w:t xml:space="preserve">När en patient inte längre har någon journalpost som är tillgänglig via tjänstekontraktet för aktuellt </w:t>
-      </w:r>
-      <w:proofErr w:type="spellStart"/>
-      <w:r>
-        <w:t>källsystem</w:t>
-      </w:r>
-      <w:proofErr w:type="spellEnd"/>
-      <w:r>
-        <w:t xml:space="preserve"> tas kvarvarande poster i EI bort genom att anropa </w:t>
-      </w:r>
-      <w:proofErr w:type="spellStart"/>
-      <w:r>
-        <w:t>Update</w:t>
-      </w:r>
-      <w:proofErr w:type="spellEnd"/>
-      <w:r>
-        <w:t xml:space="preserve"> med </w:t>
-      </w:r>
-      <w:proofErr w:type="spellStart"/>
-      <w:r>
-        <w:t>deleteFlag</w:t>
-      </w:r>
-      <w:proofErr w:type="spellEnd"/>
-      <w:r>
-        <w:t xml:space="preserve"> = </w:t>
-      </w:r>
-      <w:proofErr w:type="spellStart"/>
-      <w:r>
-        <w:t>true</w:t>
-      </w:r>
-      <w:proofErr w:type="spellEnd"/>
-      <w:r>
-        <w:t xml:space="preserve"> (EI_TF 1.4)</w:t>
-      </w:r>
-    </w:p>
-    <w:p>
-      <w:pPr>
-        <w:pBdr>
-          <w:top w:val="single" w:sz="4" w:space="1" w:color="auto"/>
-          <w:left w:val="single" w:sz="4" w:space="4" w:color="auto"/>
-          <w:bottom w:val="single" w:sz="4" w:space="1" w:color="auto"/>
-          <w:right w:val="single" w:sz="4" w:space="4" w:color="auto"/>
-        </w:pBdr>
-        <w:shd w:val="clear" w:color="auto" w:fill="DC98B3" w:themeFill="text2" w:themeFillTint="66"/>
-      </w:pPr>
-      <w:r>
-        <w:t xml:space="preserve">[] Ja    </w:t>
-      </w:r>
-      <w:proofErr w:type="gramStart"/>
-      <w:r>
-        <w:t xml:space="preserve">   [</w:t>
-      </w:r>
-      <w:proofErr w:type="gramEnd"/>
-      <w:r>
-        <w:t>] Nej</w:t>
-      </w:r>
-    </w:p>
-    <w:p>
-      <w:pPr>
-        <w:pBdr>
-          <w:top w:val="single" w:sz="4" w:space="1" w:color="auto"/>
-          <w:left w:val="single" w:sz="4" w:space="4" w:color="auto"/>
-          <w:bottom w:val="single" w:sz="4" w:space="1" w:color="auto"/>
-          <w:right w:val="single" w:sz="4" w:space="4" w:color="auto"/>
-        </w:pBdr>
-        <w:shd w:val="clear" w:color="auto" w:fill="DC98B3" w:themeFill="text2" w:themeFillTint="66"/>
-      </w:pPr>
-      <w:r>
-        <w:t xml:space="preserve">Uppdateringar till EI sker inom 60 minuter efter att informationen blev registrerad i </w:t>
-      </w:r>
-      <w:proofErr w:type="spellStart"/>
-      <w:r>
-        <w:t>källsystemet</w:t>
-      </w:r>
-      <w:proofErr w:type="spellEnd"/>
-      <w:r>
-        <w:t xml:space="preserve"> (EI_TF 2.1)</w:t>
-      </w:r>
-    </w:p>
-    <w:p>
-      <w:pPr>
-        <w:pBdr>
-          <w:top w:val="single" w:sz="4" w:space="1" w:color="auto"/>
-          <w:left w:val="single" w:sz="4" w:space="4" w:color="auto"/>
-          <w:bottom w:val="single" w:sz="4" w:space="1" w:color="auto"/>
-          <w:right w:val="single" w:sz="4" w:space="4" w:color="auto"/>
-        </w:pBdr>
-        <w:shd w:val="clear" w:color="auto" w:fill="DC98B3" w:themeFill="text2" w:themeFillTint="66"/>
-      </w:pPr>
-      <w:r>
-        <w:t xml:space="preserve">[] Ja    </w:t>
-      </w:r>
-      <w:proofErr w:type="gramStart"/>
-      <w:r>
-        <w:t xml:space="preserve">   [</w:t>
-      </w:r>
-      <w:proofErr w:type="gramEnd"/>
-      <w:r>
-        <w:t>] Nej</w:t>
-      </w:r>
-    </w:p>
-    <w:p>
-      <w:pPr>
-        <w:pBdr>
-          <w:top w:val="single" w:sz="4" w:space="1" w:color="auto"/>
-          <w:left w:val="single" w:sz="4" w:space="4" w:color="auto"/>
-          <w:bottom w:val="single" w:sz="4" w:space="1" w:color="auto"/>
-          <w:right w:val="single" w:sz="4" w:space="4" w:color="auto"/>
-        </w:pBdr>
-        <w:shd w:val="clear" w:color="auto" w:fill="DC98B3" w:themeFill="text2" w:themeFillTint="66"/>
-      </w:pPr>
-      <w:bookmarkStart w:id="84" w:name="_Hlk66889307"/>
-      <w:r>
-        <w:t>Löpande uppdatering av EI för p</w:t>
-      </w:r>
-      <w:r>
-        <w:t xml:space="preserve">oster med samma unika nyckel </w:t>
-      </w:r>
-      <w:r>
-        <w:t xml:space="preserve">sker </w:t>
-      </w:r>
-      <w:r>
-        <w:t xml:space="preserve">inte oftare än var 5:e minut även om det skett fler än en matchande händelse i </w:t>
-      </w:r>
-      <w:proofErr w:type="spellStart"/>
-      <w:r>
-        <w:t>källsystemet</w:t>
-      </w:r>
-      <w:proofErr w:type="spellEnd"/>
-      <w:r>
-        <w:t xml:space="preserve"> under den tidsrymden</w:t>
-      </w:r>
-      <w:r>
-        <w:t xml:space="preserve"> (vilka fält </w:t>
-      </w:r>
-      <w:r>
-        <w:lastRenderedPageBreak/>
-        <w:t xml:space="preserve">som ingår i den unika nyckeln specificeras i </w:t>
-      </w:r>
-      <w:proofErr w:type="spellStart"/>
-      <w:r>
-        <w:t>TKB:n</w:t>
-      </w:r>
-      <w:proofErr w:type="spellEnd"/>
-      <w:r>
-        <w:t xml:space="preserve"> för EI). Vid uppdatering av EI ska endast en post per unik nyckel skickas (EI_TF 2.2) </w:t>
-      </w:r>
-    </w:p>
-    <w:bookmarkEnd w:id="84"/>
-    <w:p>
-      <w:pPr>
-        <w:pBdr>
-          <w:top w:val="single" w:sz="4" w:space="1" w:color="auto"/>
-          <w:left w:val="single" w:sz="4" w:space="4" w:color="auto"/>
-          <w:bottom w:val="single" w:sz="4" w:space="1" w:color="auto"/>
-          <w:right w:val="single" w:sz="4" w:space="4" w:color="auto"/>
-        </w:pBdr>
-        <w:shd w:val="clear" w:color="auto" w:fill="DC98B3" w:themeFill="text2" w:themeFillTint="66"/>
-      </w:pPr>
-      <w:r>
-        <w:t xml:space="preserve">[] Ja    </w:t>
-      </w:r>
-      <w:proofErr w:type="gramStart"/>
-      <w:r>
-        <w:t xml:space="preserve">   [</w:t>
-      </w:r>
-      <w:proofErr w:type="gramEnd"/>
-      <w:r>
-        <w:t>] Nej</w:t>
-      </w:r>
-    </w:p>
-    <w:p>
-      <w:pPr>
-        <w:pBdr>
-          <w:top w:val="single" w:sz="4" w:space="1" w:color="auto"/>
-          <w:left w:val="single" w:sz="4" w:space="4" w:color="auto"/>
-          <w:bottom w:val="single" w:sz="4" w:space="1" w:color="auto"/>
-          <w:right w:val="single" w:sz="4" w:space="4" w:color="auto"/>
-        </w:pBdr>
-        <w:shd w:val="clear" w:color="auto" w:fill="DC98B3" w:themeFill="text2" w:themeFillTint="66"/>
-      </w:pPr>
-      <w:r>
-        <w:t xml:space="preserve">Tjänstekonsumenten </w:t>
-      </w:r>
-      <w:r>
-        <w:t>kan</w:t>
-      </w:r>
-      <w:r>
-        <w:t xml:space="preserve"> konfigureras med avseende på hur många engagemangsposter som paketeras i varje </w:t>
-      </w:r>
-      <w:proofErr w:type="spellStart"/>
-      <w:r>
-        <w:t>Update</w:t>
-      </w:r>
-      <w:proofErr w:type="spellEnd"/>
-      <w:r>
-        <w:t>-anrop</w:t>
-      </w:r>
-      <w:r>
-        <w:t xml:space="preserve"> (EI_TF 2.3)</w:t>
-      </w:r>
-    </w:p>
-    <w:p>
-      <w:pPr>
-        <w:pBdr>
-          <w:top w:val="single" w:sz="4" w:space="1" w:color="auto"/>
-          <w:left w:val="single" w:sz="4" w:space="4" w:color="auto"/>
-          <w:bottom w:val="single" w:sz="4" w:space="1" w:color="auto"/>
-          <w:right w:val="single" w:sz="4" w:space="4" w:color="auto"/>
-        </w:pBdr>
-        <w:shd w:val="clear" w:color="auto" w:fill="DC98B3" w:themeFill="text2" w:themeFillTint="66"/>
-      </w:pPr>
-      <w:r>
-        <w:t xml:space="preserve">[] Ja    </w:t>
-      </w:r>
-      <w:proofErr w:type="gramStart"/>
-      <w:r>
-        <w:t xml:space="preserve">   [</w:t>
-      </w:r>
-      <w:proofErr w:type="gramEnd"/>
-      <w:r>
-        <w:t>] Nej</w:t>
-      </w:r>
-    </w:p>
-    <w:p>
-      <w:pPr>
-        <w:pBdr>
-          <w:top w:val="single" w:sz="4" w:space="1" w:color="auto"/>
-          <w:left w:val="single" w:sz="4" w:space="4" w:color="auto"/>
-          <w:bottom w:val="single" w:sz="4" w:space="1" w:color="auto"/>
-          <w:right w:val="single" w:sz="4" w:space="4" w:color="auto"/>
-        </w:pBdr>
-        <w:shd w:val="clear" w:color="auto" w:fill="DC98B3" w:themeFill="text2" w:themeFillTint="66"/>
-      </w:pPr>
-      <w:r>
-        <w:t xml:space="preserve">En transaktion för </w:t>
-      </w:r>
-      <w:proofErr w:type="spellStart"/>
-      <w:r>
-        <w:t>Update</w:t>
-      </w:r>
-      <w:proofErr w:type="spellEnd"/>
-      <w:r>
-        <w:t xml:space="preserve"> med paketerade engagemangsposter innehåller maximalt 1000 engagemangsposter (EI_TF 2.3)</w:t>
-      </w:r>
-    </w:p>
-    <w:p>
-      <w:pPr>
-        <w:pBdr>
-          <w:top w:val="single" w:sz="4" w:space="1" w:color="auto"/>
-          <w:left w:val="single" w:sz="4" w:space="4" w:color="auto"/>
-          <w:bottom w:val="single" w:sz="4" w:space="1" w:color="auto"/>
-          <w:right w:val="single" w:sz="4" w:space="4" w:color="auto"/>
-        </w:pBdr>
-        <w:shd w:val="clear" w:color="auto" w:fill="DC98B3" w:themeFill="text2" w:themeFillTint="66"/>
-      </w:pPr>
-      <w:r>
-        <w:t xml:space="preserve">[] Ja    </w:t>
-      </w:r>
-      <w:proofErr w:type="gramStart"/>
-      <w:r>
-        <w:t xml:space="preserve">   [</w:t>
-      </w:r>
-      <w:proofErr w:type="gramEnd"/>
-      <w:r>
-        <w:t>] Nej</w:t>
-      </w:r>
-    </w:p>
-    <w:p>
-      <w:pPr>
-        <w:pBdr>
-          <w:top w:val="single" w:sz="4" w:space="1" w:color="auto"/>
-          <w:left w:val="single" w:sz="4" w:space="4" w:color="auto"/>
-          <w:bottom w:val="single" w:sz="4" w:space="1" w:color="auto"/>
-          <w:right w:val="single" w:sz="4" w:space="4" w:color="auto"/>
-        </w:pBdr>
-        <w:shd w:val="clear" w:color="auto" w:fill="DC98B3" w:themeFill="text2" w:themeFillTint="66"/>
-      </w:pPr>
-      <w:bookmarkStart w:id="85" w:name="_Hlk66889344"/>
-      <w:r>
-        <w:t xml:space="preserve">Transaktionsfrekvens vid grundladdning </w:t>
-      </w:r>
-      <w:r>
-        <w:t>är</w:t>
-      </w:r>
-      <w:r>
-        <w:t xml:space="preserve"> konfigurerbar, </w:t>
-      </w:r>
-      <w:r>
-        <w:t>men får inte ske oftare än var 5:e sekund. Antal poster i varje anrop uppfyller SLA-kravet på maximalt 1000 engagemangsposter (EI_TF 2.4)</w:t>
-      </w:r>
-    </w:p>
-    <w:bookmarkEnd w:id="85"/>
-    <w:p>
-      <w:pPr>
-        <w:pBdr>
-          <w:top w:val="single" w:sz="4" w:space="1" w:color="auto"/>
-          <w:left w:val="single" w:sz="4" w:space="4" w:color="auto"/>
-          <w:bottom w:val="single" w:sz="4" w:space="1" w:color="auto"/>
-          <w:right w:val="single" w:sz="4" w:space="4" w:color="auto"/>
-        </w:pBdr>
-        <w:shd w:val="clear" w:color="auto" w:fill="DC98B3" w:themeFill="text2" w:themeFillTint="66"/>
-      </w:pPr>
-      <w:r>
-        <w:t xml:space="preserve">[] Ja    </w:t>
-      </w:r>
-      <w:proofErr w:type="gramStart"/>
-      <w:r>
-        <w:t xml:space="preserve">   [</w:t>
-      </w:r>
-      <w:proofErr w:type="gramEnd"/>
-      <w:r>
-        <w:t>] Nej</w:t>
-      </w:r>
-    </w:p>
-    <w:p>
-      <w:pPr>
-        <w:pBdr>
-          <w:top w:val="single" w:sz="4" w:space="1" w:color="auto"/>
-          <w:left w:val="single" w:sz="4" w:space="4" w:color="auto"/>
-          <w:bottom w:val="single" w:sz="4" w:space="1" w:color="auto"/>
-          <w:right w:val="single" w:sz="4" w:space="4" w:color="auto"/>
-        </w:pBdr>
-        <w:shd w:val="clear" w:color="auto" w:fill="DC98B3" w:themeFill="text2" w:themeFillTint="66"/>
-      </w:pPr>
-      <w:r>
-        <w:t xml:space="preserve">Alla anrop till EI </w:t>
-      </w:r>
-      <w:proofErr w:type="spellStart"/>
-      <w:r>
-        <w:t>Update</w:t>
-      </w:r>
-      <w:proofErr w:type="spellEnd"/>
-      <w:r>
-        <w:t xml:space="preserve"> som rör detta </w:t>
-      </w:r>
-      <w:proofErr w:type="spellStart"/>
-      <w:r>
-        <w:t>källsystem</w:t>
-      </w:r>
-      <w:proofErr w:type="spellEnd"/>
-      <w:r>
-        <w:t xml:space="preserve"> och denna tjänstedomän sker i sekvens utan parallellitet</w:t>
-      </w:r>
-    </w:p>
-    <w:p>
-      <w:pPr>
-        <w:pBdr>
-          <w:top w:val="single" w:sz="4" w:space="1" w:color="auto"/>
-          <w:left w:val="single" w:sz="4" w:space="4" w:color="auto"/>
-          <w:bottom w:val="single" w:sz="4" w:space="1" w:color="auto"/>
-          <w:right w:val="single" w:sz="4" w:space="4" w:color="auto"/>
-        </w:pBdr>
-        <w:shd w:val="clear" w:color="auto" w:fill="DC98B3" w:themeFill="text2" w:themeFillTint="66"/>
-      </w:pPr>
-      <w:r>
-        <w:t xml:space="preserve">[] Ja    </w:t>
-      </w:r>
-      <w:proofErr w:type="gramStart"/>
-      <w:r>
-        <w:t xml:space="preserve">   [</w:t>
-      </w:r>
-      <w:proofErr w:type="gramEnd"/>
-      <w:r>
-        <w:t>] Nej</w:t>
-      </w:r>
-    </w:p>
-    <w:p>
-      <w:pPr>
-        <w:pBdr>
-          <w:top w:val="single" w:sz="4" w:space="1" w:color="auto"/>
-          <w:left w:val="single" w:sz="4" w:space="4" w:color="auto"/>
-          <w:bottom w:val="single" w:sz="4" w:space="1" w:color="auto"/>
-          <w:right w:val="single" w:sz="4" w:space="4" w:color="auto"/>
-        </w:pBdr>
-        <w:shd w:val="clear" w:color="auto" w:fill="DC98B3" w:themeFill="text2" w:themeFillTint="66"/>
-      </w:pPr>
-      <w:r>
-        <w:t>Beskrivning av eventuella avvikelser:</w:t>
-      </w:r>
-    </w:p>
-    <w:p>
-      <w:pPr>
-        <w:pBdr>
-          <w:top w:val="single" w:sz="4" w:space="1" w:color="auto"/>
-          <w:left w:val="single" w:sz="4" w:space="4" w:color="auto"/>
-          <w:bottom w:val="single" w:sz="4" w:space="1" w:color="auto"/>
-          <w:right w:val="single" w:sz="4" w:space="4" w:color="auto"/>
-        </w:pBdr>
-        <w:shd w:val="clear" w:color="auto" w:fill="DC98B3" w:themeFill="text2" w:themeFillTint="66"/>
-      </w:pPr>
+        <w:t>i TKB?</w:t>
+      </w:r>
+      <w:r>
+        <w:br/>
+        <w:t>[] Ja       [] Nej</w:t>
+      </w:r>
+    </w:p>
+    <w:p>
+      <w:pPr>
+        <w:pBdr>
+          <w:top w:val="single" w:sz="4" w:space="1" w:color="auto"/>
+          <w:left w:val="single" w:sz="4" w:space="4" w:color="auto"/>
+          <w:bottom w:val="single" w:sz="4" w:space="1" w:color="auto"/>
+          <w:right w:val="single" w:sz="4" w:space="4" w:color="auto"/>
+        </w:pBdr>
+        <w:shd w:val="clear" w:color="auto" w:fill="DC98B3" w:themeFill="text2" w:themeFillTint="66"/>
+      </w:pPr>
+      <w:r>
+        <w:t>Categorization-kod i engagemangsuppdateringen är enligt tjänstekontraktets beskrivning?</w:t>
+      </w:r>
+      <w:r>
+        <w:br/>
+        <w:t>[] Ja       [] Nej</w:t>
+      </w:r>
+    </w:p>
+    <w:p>
+      <w:pPr>
+        <w:pBdr>
+          <w:top w:val="single" w:sz="4" w:space="1" w:color="auto"/>
+          <w:left w:val="single" w:sz="4" w:space="4" w:color="auto"/>
+          <w:bottom w:val="single" w:sz="4" w:space="1" w:color="auto"/>
+          <w:right w:val="single" w:sz="4" w:space="4" w:color="auto"/>
+        </w:pBdr>
+        <w:shd w:val="clear" w:color="auto" w:fill="DC98B3" w:themeFill="text2" w:themeFillTint="66"/>
+      </w:pPr>
+      <w:r>
+        <w:t>B</w:t>
+      </w:r>
+      <w:r>
+        <w:t>e</w:t>
+      </w:r>
+      <w:r>
+        <w:t>skrivning av eventuella avvikelser:</w:t>
+      </w:r>
     </w:p>
     <w:p>
       <w:pPr>
@@ -11411,13 +9834,14 @@
         <w:spacing w:before="240" w:after="60"/>
         <w:ind w:left="720" w:hanging="720"/>
       </w:pPr>
-      <w:bookmarkStart w:id="86" w:name="_Toc70336871"/>
-      <w:bookmarkStart w:id="87" w:name="_Toc136588330"/>
-      <w:r>
+      <w:bookmarkStart w:id="88" w:name="_Toc70336871"/>
+      <w:bookmarkStart w:id="89" w:name="_Toc136588330"/>
+      <w:r>
+        <w:lastRenderedPageBreak/>
         <w:t>SLA-krav</w:t>
       </w:r>
-      <w:bookmarkEnd w:id="86"/>
-      <w:bookmarkEnd w:id="87"/>
+      <w:bookmarkEnd w:id="88"/>
+      <w:bookmarkEnd w:id="89"/>
     </w:p>
     <w:p>
       <w:r>
@@ -11426,15 +9850,7 @@
     </w:p>
     <w:p>
       <w:r>
-        <w:t>I testsviterna som medföljer releasepaketet finns basalt stöd för att verifiera stöd för Svarstid, Last och Samtidighet; testfall 6.1.1, 6.1.2 och 6.2.1. Testerna ska utföras med förutsättningar som motsvarar anslutande organisations bedömda ”</w:t>
-      </w:r>
-      <w:proofErr w:type="spellStart"/>
-      <w:r>
-        <w:t>normallast</w:t>
-      </w:r>
-      <w:proofErr w:type="spellEnd"/>
-      <w:r>
-        <w:t>”, komplexitet i anrop, storlek på svar, ”normalsignalväg” samt en testmiljö som helst inte avviker väsentligt från PROD.</w:t>
+        <w:t>I testsviterna som medföljer releasepaketet finns basalt stöd för att verifiera stöd för Svarstid, Last och Samtidighet; testfall 6.1.1, 6.1.2 och 6.2.1. Testerna ska utföras med förutsättningar som motsvarar anslutande organisations bedömda ”normallast”, komplexitet i anrop, storlek på svar, ”normalsignalväg” samt en testmiljö som helst inte avviker väsentligt från PROD.</w:t>
       </w:r>
     </w:p>
     <w:p>
@@ -11482,16 +9898,258 @@
         <w:shd w:val="clear" w:color="auto" w:fill="DC98B3" w:themeFill="text2" w:themeFillTint="66"/>
       </w:pPr>
       <w:r>
+        <w:t>[] Ja       [] Nej</w:t>
+      </w:r>
+    </w:p>
+    <w:p>
+      <w:pPr>
+        <w:pBdr>
+          <w:top w:val="single" w:sz="4" w:space="1" w:color="auto"/>
+          <w:left w:val="single" w:sz="4" w:space="1" w:color="auto"/>
+          <w:bottom w:val="single" w:sz="4" w:space="1" w:color="auto"/>
+          <w:right w:val="single" w:sz="4" w:space="4" w:color="auto"/>
+        </w:pBdr>
+        <w:shd w:val="clear" w:color="auto" w:fill="DC98B3" w:themeFill="text2" w:themeFillTint="66"/>
+      </w:pPr>
+      <w:r>
+        <w:t>Oavsett svar på svarstidsfrågan ovan, ange de uppskattade typiska svarstider som tjänsteproducenten förväntas uppnå i PROD:</w:t>
+      </w:r>
+    </w:p>
+    <w:p>
+      <w:pPr>
+        <w:pBdr>
+          <w:top w:val="single" w:sz="4" w:space="1" w:color="auto"/>
+          <w:left w:val="single" w:sz="4" w:space="1" w:color="auto"/>
+          <w:bottom w:val="single" w:sz="4" w:space="1" w:color="auto"/>
+          <w:right w:val="single" w:sz="4" w:space="4" w:color="auto"/>
+        </w:pBdr>
+        <w:shd w:val="clear" w:color="auto" w:fill="DC98B3" w:themeFill="text2" w:themeFillTint="66"/>
+      </w:pPr>
+      <w:r>
+        <w:t>[]</w:t>
+      </w:r>
+    </w:p>
+    <w:p>
+      <w:pPr>
+        <w:pBdr>
+          <w:top w:val="single" w:sz="4" w:space="1" w:color="auto"/>
+          <w:left w:val="single" w:sz="4" w:space="1" w:color="auto"/>
+          <w:bottom w:val="single" w:sz="4" w:space="1" w:color="auto"/>
+          <w:right w:val="single" w:sz="4" w:space="4" w:color="auto"/>
+        </w:pBdr>
+        <w:shd w:val="clear" w:color="auto" w:fill="DC98B3" w:themeFill="text2" w:themeFillTint="66"/>
+      </w:pPr>
+      <w:r>
+        <w:t>Kommentar:</w:t>
+      </w:r>
+    </w:p>
+    <w:p>
+      <w:pPr>
+        <w:pBdr>
+          <w:top w:val="single" w:sz="4" w:space="1" w:color="auto"/>
+          <w:left w:val="single" w:sz="4" w:space="1" w:color="auto"/>
+          <w:bottom w:val="single" w:sz="4" w:space="1" w:color="auto"/>
+          <w:right w:val="single" w:sz="4" w:space="4" w:color="auto"/>
+        </w:pBdr>
+        <w:shd w:val="clear" w:color="auto" w:fill="DC98B3" w:themeFill="text2" w:themeFillTint="66"/>
+      </w:pPr>
+      <w:r>
+        <w:t xml:space="preserve">Tillgänglighet: Tillgänglighet för tjänsteproducenten är </w:t>
+      </w:r>
+      <w:r>
+        <w:t>24x7, 99,5%</w:t>
+      </w:r>
+    </w:p>
+    <w:p>
+      <w:pPr>
+        <w:pBdr>
+          <w:top w:val="single" w:sz="4" w:space="1" w:color="auto"/>
+          <w:left w:val="single" w:sz="4" w:space="1" w:color="auto"/>
+          <w:bottom w:val="single" w:sz="4" w:space="1" w:color="auto"/>
+          <w:right w:val="single" w:sz="4" w:space="4" w:color="auto"/>
+        </w:pBdr>
+        <w:shd w:val="clear" w:color="auto" w:fill="DC98B3" w:themeFill="text2" w:themeFillTint="66"/>
+      </w:pPr>
+      <w:r>
+        <w:t>[] Ja       [] Nej</w:t>
+      </w:r>
+    </w:p>
+    <w:p>
+      <w:pPr>
+        <w:pBdr>
+          <w:top w:val="single" w:sz="4" w:space="1" w:color="auto"/>
+          <w:left w:val="single" w:sz="4" w:space="1" w:color="auto"/>
+          <w:bottom w:val="single" w:sz="4" w:space="1" w:color="auto"/>
+          <w:right w:val="single" w:sz="4" w:space="4" w:color="auto"/>
+        </w:pBdr>
+        <w:shd w:val="clear" w:color="auto" w:fill="DC98B3" w:themeFill="text2" w:themeFillTint="66"/>
+      </w:pPr>
+      <w:r>
+        <w:t xml:space="preserve">Last: </w:t>
+      </w:r>
+      <w:r>
+        <w:t xml:space="preserve">Tjänsteproducenten </w:t>
+      </w:r>
+      <w:r>
+        <w:t>kan hantera</w:t>
+      </w:r>
+      <w:r>
+        <w:t xml:space="preserve"> minst dubbla mängden frågor per dygn i förhållande till antalet journaluppdatering</w:t>
+      </w:r>
+      <w:r>
+        <w:t>ar</w:t>
+      </w:r>
+      <w:r>
+        <w:t xml:space="preserve"> per dygn.</w:t>
+      </w:r>
+    </w:p>
+    <w:p>
+      <w:pPr>
+        <w:pBdr>
+          <w:top w:val="single" w:sz="4" w:space="1" w:color="auto"/>
+          <w:left w:val="single" w:sz="4" w:space="1" w:color="auto"/>
+          <w:bottom w:val="single" w:sz="4" w:space="1" w:color="auto"/>
+          <w:right w:val="single" w:sz="4" w:space="4" w:color="auto"/>
+        </w:pBdr>
+        <w:shd w:val="clear" w:color="auto" w:fill="DC98B3" w:themeFill="text2" w:themeFillTint="66"/>
+      </w:pPr>
+      <w:r>
+        <w:t>[] Ja       [] Nej</w:t>
+      </w:r>
+    </w:p>
+    <w:p>
+      <w:pPr>
+        <w:pBdr>
+          <w:top w:val="single" w:sz="4" w:space="1" w:color="auto"/>
+          <w:left w:val="single" w:sz="4" w:space="1" w:color="auto"/>
+          <w:bottom w:val="single" w:sz="4" w:space="1" w:color="auto"/>
+          <w:right w:val="single" w:sz="4" w:space="4" w:color="auto"/>
+        </w:pBdr>
+        <w:shd w:val="clear" w:color="auto" w:fill="DC98B3" w:themeFill="text2" w:themeFillTint="66"/>
+      </w:pPr>
+      <w:r>
+        <w:t>Aktualitet: Tjänsteproducenten följer rekommendationen att informationen är tillgänglig inom 60 minuter</w:t>
+      </w:r>
+    </w:p>
+    <w:p>
+      <w:pPr>
+        <w:pBdr>
+          <w:top w:val="single" w:sz="4" w:space="1" w:color="auto"/>
+          <w:left w:val="single" w:sz="4" w:space="1" w:color="auto"/>
+          <w:bottom w:val="single" w:sz="4" w:space="1" w:color="auto"/>
+          <w:right w:val="single" w:sz="4" w:space="4" w:color="auto"/>
+        </w:pBdr>
+        <w:shd w:val="clear" w:color="auto" w:fill="DC98B3" w:themeFill="text2" w:themeFillTint="66"/>
+      </w:pPr>
+      <w:r>
+        <w:t>[] Ja       [] Nej</w:t>
+      </w:r>
+    </w:p>
+    <w:p>
+      <w:pPr>
+        <w:pBdr>
+          <w:top w:val="single" w:sz="4" w:space="1" w:color="auto"/>
+          <w:left w:val="single" w:sz="4" w:space="1" w:color="auto"/>
+          <w:bottom w:val="single" w:sz="4" w:space="1" w:color="auto"/>
+          <w:right w:val="single" w:sz="4" w:space="4" w:color="auto"/>
+        </w:pBdr>
+        <w:shd w:val="clear" w:color="auto" w:fill="DC98B3" w:themeFill="text2" w:themeFillTint="66"/>
+      </w:pPr>
+      <w:r>
+        <w:t>Aktualitet: Uppdatering av engagemangspost sker så att den refererar data som är tillgänglig via tjänstekontrakt vid tidpunkten då engagemangsindex uppdateras.</w:t>
+      </w:r>
+    </w:p>
+    <w:p>
+      <w:pPr>
+        <w:pBdr>
+          <w:top w:val="single" w:sz="4" w:space="1" w:color="auto"/>
+          <w:left w:val="single" w:sz="4" w:space="1" w:color="auto"/>
+          <w:bottom w:val="single" w:sz="4" w:space="1" w:color="auto"/>
+          <w:right w:val="single" w:sz="4" w:space="4" w:color="auto"/>
+        </w:pBdr>
+        <w:shd w:val="clear" w:color="auto" w:fill="DC98B3" w:themeFill="text2" w:themeFillTint="66"/>
+      </w:pPr>
+      <w:r>
+        <w:t>[] Ja       [] Nej</w:t>
+      </w:r>
+    </w:p>
+    <w:p>
+      <w:pPr>
+        <w:pBdr>
+          <w:top w:val="single" w:sz="4" w:space="1" w:color="auto"/>
+          <w:left w:val="single" w:sz="4" w:space="1" w:color="auto"/>
+          <w:bottom w:val="single" w:sz="4" w:space="1" w:color="auto"/>
+          <w:right w:val="single" w:sz="4" w:space="4" w:color="auto"/>
+        </w:pBdr>
+        <w:shd w:val="clear" w:color="auto" w:fill="DC98B3" w:themeFill="text2" w:themeFillTint="66"/>
+      </w:pPr>
+      <w:r>
+        <w:t xml:space="preserve">Robusthet: </w:t>
+      </w:r>
+      <w:r>
+        <w:t xml:space="preserve">Om tidsintervall inte angivits i </w:t>
+      </w:r>
+      <w:r>
+        <w:t>begäran</w:t>
+      </w:r>
+      <w:r>
+        <w:t xml:space="preserve"> kan tjänsteproducenten lämna ett </w:t>
+      </w:r>
+      <w:r>
+        <w:t>tidsmässigt avgränsat svar</w:t>
+      </w:r>
+      <w:r>
+        <w:t xml:space="preserve"> i syfte att uppfylla svarstidskravet. Delsvaret returnera</w:t>
+      </w:r>
+      <w:r>
+        <w:t>r den nyaste data som finns i källsystemet</w:t>
+      </w:r>
+      <w:r>
+        <w:t>.</w:t>
+      </w:r>
+    </w:p>
+    <w:p>
+      <w:pPr>
+        <w:pBdr>
+          <w:top w:val="single" w:sz="4" w:space="1" w:color="auto"/>
+          <w:left w:val="single" w:sz="4" w:space="1" w:color="auto"/>
+          <w:bottom w:val="single" w:sz="4" w:space="1" w:color="auto"/>
+          <w:right w:val="single" w:sz="4" w:space="4" w:color="auto"/>
+        </w:pBdr>
+        <w:shd w:val="clear" w:color="auto" w:fill="DC98B3" w:themeFill="text2" w:themeFillTint="66"/>
+      </w:pPr>
+      <w:r>
+        <w:t>[] Ja       [] Nej</w:t>
+      </w:r>
+    </w:p>
+    <w:p>
+      <w:pPr>
+        <w:pBdr>
+          <w:top w:val="single" w:sz="4" w:space="1" w:color="auto"/>
+          <w:left w:val="single" w:sz="4" w:space="1" w:color="auto"/>
+          <w:bottom w:val="single" w:sz="4" w:space="1" w:color="auto"/>
+          <w:right w:val="single" w:sz="4" w:space="4" w:color="auto"/>
+        </w:pBdr>
+        <w:shd w:val="clear" w:color="auto" w:fill="DC98B3" w:themeFill="text2" w:themeFillTint="66"/>
+      </w:pPr>
+      <w:r>
         <w:lastRenderedPageBreak/>
-        <w:t xml:space="preserve">[] Ja    </w:t>
-      </w:r>
-      <w:proofErr w:type="gramStart"/>
-      <w:r>
-        <w:t xml:space="preserve">   [</w:t>
-      </w:r>
-      <w:proofErr w:type="gramEnd"/>
-      <w:r>
-        <w:t>] Nej</w:t>
+        <w:t>Robusthet: Sökning på öppet tidsintervall resulterar aldrig i time-out. Om tjänsteproducenten inte hinner skapa ett svarsmeddelande med all tillgänglig information, skapas istället ett svar med den delmängd som var möjlig att framställa inom maximalt tillåtna svarstiden.</w:t>
+      </w:r>
+      <w:r>
+        <w:t xml:space="preserve"> </w:t>
+      </w:r>
+      <w:r>
+        <w:t>Delmängden</w:t>
+      </w:r>
+      <w:r>
+        <w:t xml:space="preserve"> </w:t>
+      </w:r>
+      <w:r>
+        <w:t>är då den mest aktuella informationen (dvs informationen som utelämnats är äldre än den information som ingår i delsvaret)</w:t>
+      </w:r>
+      <w:r>
+        <w:t>.</w:t>
       </w:r>
     </w:p>
     <w:p>
@@ -11505,7 +10163,7 @@
         <w:shd w:val="clear" w:color="auto" w:fill="DC98B3" w:themeFill="text2" w:themeFillTint="66"/>
       </w:pPr>
       <w:r>
-        <w:t>Oavsett svar på svarstidsfrågan ovan, ange de uppskattade typiska svarstider som tjänsteproducenten förväntas uppnå i PROD:</w:t>
+        <w:t>[] Ja       [] Nej</w:t>
       </w:r>
     </w:p>
     <w:p>
@@ -11519,7 +10177,7 @@
         <w:shd w:val="clear" w:color="auto" w:fill="DC98B3" w:themeFill="text2" w:themeFillTint="66"/>
       </w:pPr>
       <w:r>
-        <w:t>[]</w:t>
+        <w:t>Samtidighet: Tjänsteproducenten kan hantera minst 10 samtidiga frågor utan sammanblandning av informationen (TF 6.1.1)</w:t>
       </w:r>
     </w:p>
     <w:p>
@@ -11533,7 +10191,7 @@
         <w:shd w:val="clear" w:color="auto" w:fill="DC98B3" w:themeFill="text2" w:themeFillTint="66"/>
       </w:pPr>
       <w:r>
-        <w:t>Kommentar:</w:t>
+        <w:t>[] Ja       [] Nej</w:t>
       </w:r>
     </w:p>
     <w:p>
@@ -11547,10 +10205,7 @@
         <w:shd w:val="clear" w:color="auto" w:fill="DC98B3" w:themeFill="text2" w:themeFillTint="66"/>
       </w:pPr>
       <w:r>
-        <w:t xml:space="preserve">Tillgänglighet: Tillgänglighet för tjänsteproducenten är </w:t>
-      </w:r>
-      <w:r>
-        <w:t>24x7, 99,5%</w:t>
+        <w:t xml:space="preserve"> Robusthet/Tillgänglighet: Tjänsteproducenten kan hantera last över tid (TF 6.1.2)</w:t>
       </w:r>
     </w:p>
     <w:p>
@@ -11564,15 +10219,7 @@
         <w:shd w:val="clear" w:color="auto" w:fill="DC98B3" w:themeFill="text2" w:themeFillTint="66"/>
       </w:pPr>
       <w:r>
-        <w:t xml:space="preserve">[] Ja    </w:t>
-      </w:r>
-      <w:proofErr w:type="gramStart"/>
-      <w:r>
-        <w:t xml:space="preserve">   [</w:t>
-      </w:r>
-      <w:proofErr w:type="gramEnd"/>
-      <w:r>
-        <w:t>] Nej</w:t>
+        <w:t>[] Ja       [] Nej</w:t>
       </w:r>
     </w:p>
     <w:p>
@@ -11586,22 +10233,7 @@
         <w:shd w:val="clear" w:color="auto" w:fill="DC98B3" w:themeFill="text2" w:themeFillTint="66"/>
       </w:pPr>
       <w:r>
-        <w:t xml:space="preserve">Last: </w:t>
-      </w:r>
-      <w:r>
-        <w:t xml:space="preserve">Tjänsteproducenten </w:t>
-      </w:r>
-      <w:r>
-        <w:t>kan hantera</w:t>
-      </w:r>
-      <w:r>
-        <w:t xml:space="preserve"> minst dubbla mängden frågor per dygn i förhållande till antalet journaluppdatering</w:t>
-      </w:r>
-      <w:r>
-        <w:t>ar</w:t>
-      </w:r>
-      <w:r>
-        <w:t xml:space="preserve"> per dygn.</w:t>
+        <w:t xml:space="preserve"> Robusthet/Tillgänglighet: Tjänsteproducenten återhämtar sig automatiskt efter överbelastning (TF 6.2.1)</w:t>
       </w:r>
     </w:p>
     <w:p>
@@ -11615,317 +10247,7 @@
         <w:shd w:val="clear" w:color="auto" w:fill="DC98B3" w:themeFill="text2" w:themeFillTint="66"/>
       </w:pPr>
       <w:r>
-        <w:t xml:space="preserve">[] Ja    </w:t>
-      </w:r>
-      <w:proofErr w:type="gramStart"/>
-      <w:r>
-        <w:t xml:space="preserve">   [</w:t>
-      </w:r>
-      <w:proofErr w:type="gramEnd"/>
-      <w:r>
-        <w:t>] Nej</w:t>
-      </w:r>
-    </w:p>
-    <w:p>
-      <w:pPr>
-        <w:pBdr>
-          <w:top w:val="single" w:sz="4" w:space="1" w:color="auto"/>
-          <w:left w:val="single" w:sz="4" w:space="1" w:color="auto"/>
-          <w:bottom w:val="single" w:sz="4" w:space="1" w:color="auto"/>
-          <w:right w:val="single" w:sz="4" w:space="4" w:color="auto"/>
-        </w:pBdr>
-        <w:shd w:val="clear" w:color="auto" w:fill="DC98B3" w:themeFill="text2" w:themeFillTint="66"/>
-      </w:pPr>
-      <w:r>
-        <w:t>Aktualitet: Tjänsteproducenten följer rekommendationen att informationen är tillgänglig inom 60 minuter</w:t>
-      </w:r>
-    </w:p>
-    <w:p>
-      <w:pPr>
-        <w:pBdr>
-          <w:top w:val="single" w:sz="4" w:space="1" w:color="auto"/>
-          <w:left w:val="single" w:sz="4" w:space="1" w:color="auto"/>
-          <w:bottom w:val="single" w:sz="4" w:space="1" w:color="auto"/>
-          <w:right w:val="single" w:sz="4" w:space="4" w:color="auto"/>
-        </w:pBdr>
-        <w:shd w:val="clear" w:color="auto" w:fill="DC98B3" w:themeFill="text2" w:themeFillTint="66"/>
-      </w:pPr>
-      <w:r>
-        <w:t xml:space="preserve">[] Ja    </w:t>
-      </w:r>
-      <w:proofErr w:type="gramStart"/>
-      <w:r>
-        <w:t xml:space="preserve">   [</w:t>
-      </w:r>
-      <w:proofErr w:type="gramEnd"/>
-      <w:r>
-        <w:t>] Nej</w:t>
-      </w:r>
-    </w:p>
-    <w:p>
-      <w:pPr>
-        <w:pBdr>
-          <w:top w:val="single" w:sz="4" w:space="1" w:color="auto"/>
-          <w:left w:val="single" w:sz="4" w:space="1" w:color="auto"/>
-          <w:bottom w:val="single" w:sz="4" w:space="1" w:color="auto"/>
-          <w:right w:val="single" w:sz="4" w:space="4" w:color="auto"/>
-        </w:pBdr>
-        <w:shd w:val="clear" w:color="auto" w:fill="DC98B3" w:themeFill="text2" w:themeFillTint="66"/>
-      </w:pPr>
-      <w:r>
-        <w:t>Aktualitet: Uppdatering av engagemangspost sker så att den refererar data som är tillgänglig via tjänstekontrakt vid tidpunkten då engagemangsindex uppdateras.</w:t>
-      </w:r>
-    </w:p>
-    <w:p>
-      <w:pPr>
-        <w:pBdr>
-          <w:top w:val="single" w:sz="4" w:space="1" w:color="auto"/>
-          <w:left w:val="single" w:sz="4" w:space="1" w:color="auto"/>
-          <w:bottom w:val="single" w:sz="4" w:space="1" w:color="auto"/>
-          <w:right w:val="single" w:sz="4" w:space="4" w:color="auto"/>
-        </w:pBdr>
-        <w:shd w:val="clear" w:color="auto" w:fill="DC98B3" w:themeFill="text2" w:themeFillTint="66"/>
-      </w:pPr>
-      <w:r>
-        <w:t xml:space="preserve">[] Ja    </w:t>
-      </w:r>
-      <w:proofErr w:type="gramStart"/>
-      <w:r>
-        <w:t xml:space="preserve">   [</w:t>
-      </w:r>
-      <w:proofErr w:type="gramEnd"/>
-      <w:r>
-        <w:t>] Nej</w:t>
-      </w:r>
-    </w:p>
-    <w:p>
-      <w:pPr>
-        <w:pBdr>
-          <w:top w:val="single" w:sz="4" w:space="1" w:color="auto"/>
-          <w:left w:val="single" w:sz="4" w:space="1" w:color="auto"/>
-          <w:bottom w:val="single" w:sz="4" w:space="1" w:color="auto"/>
-          <w:right w:val="single" w:sz="4" w:space="4" w:color="auto"/>
-        </w:pBdr>
-        <w:shd w:val="clear" w:color="auto" w:fill="DC98B3" w:themeFill="text2" w:themeFillTint="66"/>
-      </w:pPr>
-      <w:r>
-        <w:t xml:space="preserve">Robusthet: </w:t>
-      </w:r>
-      <w:r>
-        <w:t xml:space="preserve">Om tidsintervall inte angivits i </w:t>
-      </w:r>
-      <w:r>
-        <w:t>begäran</w:t>
-      </w:r>
-      <w:r>
-        <w:t xml:space="preserve"> kan tjänsteproducenten lämna ett </w:t>
-      </w:r>
-      <w:r>
-        <w:t>tidsmässigt avgränsat svar</w:t>
-      </w:r>
-      <w:r>
-        <w:t xml:space="preserve"> i syfte att uppfylla svarstidskravet. Delsvaret returnera</w:t>
-      </w:r>
-      <w:r>
-        <w:t xml:space="preserve">r den nyaste data som finns i </w:t>
-      </w:r>
-      <w:proofErr w:type="spellStart"/>
-      <w:r>
-        <w:t>källsystemet</w:t>
-      </w:r>
-      <w:proofErr w:type="spellEnd"/>
-      <w:r>
-        <w:t>.</w:t>
-      </w:r>
-    </w:p>
-    <w:p>
-      <w:pPr>
-        <w:pBdr>
-          <w:top w:val="single" w:sz="4" w:space="1" w:color="auto"/>
-          <w:left w:val="single" w:sz="4" w:space="1" w:color="auto"/>
-          <w:bottom w:val="single" w:sz="4" w:space="1" w:color="auto"/>
-          <w:right w:val="single" w:sz="4" w:space="4" w:color="auto"/>
-        </w:pBdr>
-        <w:shd w:val="clear" w:color="auto" w:fill="DC98B3" w:themeFill="text2" w:themeFillTint="66"/>
-      </w:pPr>
-      <w:r>
-        <w:t xml:space="preserve">[] Ja    </w:t>
-      </w:r>
-      <w:proofErr w:type="gramStart"/>
-      <w:r>
-        <w:t xml:space="preserve">   [</w:t>
-      </w:r>
-      <w:proofErr w:type="gramEnd"/>
-      <w:r>
-        <w:t>] Nej</w:t>
-      </w:r>
-    </w:p>
-    <w:p>
-      <w:pPr>
-        <w:pBdr>
-          <w:top w:val="single" w:sz="4" w:space="1" w:color="auto"/>
-          <w:left w:val="single" w:sz="4" w:space="1" w:color="auto"/>
-          <w:bottom w:val="single" w:sz="4" w:space="1" w:color="auto"/>
-          <w:right w:val="single" w:sz="4" w:space="4" w:color="auto"/>
-        </w:pBdr>
-        <w:shd w:val="clear" w:color="auto" w:fill="DC98B3" w:themeFill="text2" w:themeFillTint="66"/>
-      </w:pPr>
-      <w:r>
-        <w:t xml:space="preserve">Robusthet: Sökning på öppet tidsintervall resulterar aldrig i time-out. Om tjänsteproducenten inte hinner skapa ett svarsmeddelande med all tillgänglig information, skapas </w:t>
-      </w:r>
-      <w:proofErr w:type="gramStart"/>
-      <w:r>
-        <w:t>istället</w:t>
-      </w:r>
-      <w:proofErr w:type="gramEnd"/>
-      <w:r>
-        <w:t xml:space="preserve"> ett svar med den delmängd som var möjlig att framställa inom maximalt tillåtna svarstiden.</w:t>
-      </w:r>
-      <w:r>
-        <w:t xml:space="preserve"> </w:t>
-      </w:r>
-      <w:r>
-        <w:t>Delmängden</w:t>
-      </w:r>
-      <w:r>
-        <w:t xml:space="preserve"> </w:t>
-      </w:r>
-      <w:r>
-        <w:t>är då den mest aktuella informationen (dvs informationen som utelämnats är äldre än den information som ingår i delsvaret)</w:t>
-      </w:r>
-      <w:r>
-        <w:t>.</w:t>
-      </w:r>
-    </w:p>
-    <w:p>
-      <w:pPr>
-        <w:pBdr>
-          <w:top w:val="single" w:sz="4" w:space="1" w:color="auto"/>
-          <w:left w:val="single" w:sz="4" w:space="1" w:color="auto"/>
-          <w:bottom w:val="single" w:sz="4" w:space="1" w:color="auto"/>
-          <w:right w:val="single" w:sz="4" w:space="4" w:color="auto"/>
-        </w:pBdr>
-        <w:shd w:val="clear" w:color="auto" w:fill="DC98B3" w:themeFill="text2" w:themeFillTint="66"/>
-      </w:pPr>
-      <w:r>
-        <w:t xml:space="preserve">[] Ja    </w:t>
-      </w:r>
-      <w:proofErr w:type="gramStart"/>
-      <w:r>
-        <w:t xml:space="preserve">   [</w:t>
-      </w:r>
-      <w:proofErr w:type="gramEnd"/>
-      <w:r>
-        <w:t>] Nej</w:t>
-      </w:r>
-    </w:p>
-    <w:p>
-      <w:pPr>
-        <w:pBdr>
-          <w:top w:val="single" w:sz="4" w:space="1" w:color="auto"/>
-          <w:left w:val="single" w:sz="4" w:space="1" w:color="auto"/>
-          <w:bottom w:val="single" w:sz="4" w:space="1" w:color="auto"/>
-          <w:right w:val="single" w:sz="4" w:space="4" w:color="auto"/>
-        </w:pBdr>
-        <w:shd w:val="clear" w:color="auto" w:fill="DC98B3" w:themeFill="text2" w:themeFillTint="66"/>
-      </w:pPr>
-      <w:r>
-        <w:t>Samtidighet: Tjänsteproducenten kan hantera minst 10 samtidiga frågor utan sammanblandning av informationen (TF 6.1.1)</w:t>
-      </w:r>
-    </w:p>
-    <w:p>
-      <w:pPr>
-        <w:pBdr>
-          <w:top w:val="single" w:sz="4" w:space="1" w:color="auto"/>
-          <w:left w:val="single" w:sz="4" w:space="1" w:color="auto"/>
-          <w:bottom w:val="single" w:sz="4" w:space="1" w:color="auto"/>
-          <w:right w:val="single" w:sz="4" w:space="4" w:color="auto"/>
-        </w:pBdr>
-        <w:shd w:val="clear" w:color="auto" w:fill="DC98B3" w:themeFill="text2" w:themeFillTint="66"/>
-      </w:pPr>
-      <w:r>
-        <w:t xml:space="preserve">[] Ja    </w:t>
-      </w:r>
-      <w:proofErr w:type="gramStart"/>
-      <w:r>
-        <w:t xml:space="preserve">   [</w:t>
-      </w:r>
-      <w:proofErr w:type="gramEnd"/>
-      <w:r>
-        <w:t>] Nej</w:t>
-      </w:r>
-    </w:p>
-    <w:p>
-      <w:pPr>
-        <w:pBdr>
-          <w:top w:val="single" w:sz="4" w:space="1" w:color="auto"/>
-          <w:left w:val="single" w:sz="4" w:space="1" w:color="auto"/>
-          <w:bottom w:val="single" w:sz="4" w:space="1" w:color="auto"/>
-          <w:right w:val="single" w:sz="4" w:space="4" w:color="auto"/>
-        </w:pBdr>
-        <w:shd w:val="clear" w:color="auto" w:fill="DC98B3" w:themeFill="text2" w:themeFillTint="66"/>
-      </w:pPr>
-      <w:r>
-        <w:t xml:space="preserve"> Robusthet/Tillgänglighet: Tjänsteproducenten kan hantera last över tid (TF 6.1.2)</w:t>
-      </w:r>
-    </w:p>
-    <w:p>
-      <w:pPr>
-        <w:pBdr>
-          <w:top w:val="single" w:sz="4" w:space="1" w:color="auto"/>
-          <w:left w:val="single" w:sz="4" w:space="1" w:color="auto"/>
-          <w:bottom w:val="single" w:sz="4" w:space="1" w:color="auto"/>
-          <w:right w:val="single" w:sz="4" w:space="4" w:color="auto"/>
-        </w:pBdr>
-        <w:shd w:val="clear" w:color="auto" w:fill="DC98B3" w:themeFill="text2" w:themeFillTint="66"/>
-      </w:pPr>
-      <w:r>
-        <w:t xml:space="preserve">[] Ja    </w:t>
-      </w:r>
-      <w:proofErr w:type="gramStart"/>
-      <w:r>
-        <w:t xml:space="preserve">   [</w:t>
-      </w:r>
-      <w:proofErr w:type="gramEnd"/>
-      <w:r>
-        <w:t>] Nej</w:t>
-      </w:r>
-    </w:p>
-    <w:p>
-      <w:pPr>
-        <w:pBdr>
-          <w:top w:val="single" w:sz="4" w:space="1" w:color="auto"/>
-          <w:left w:val="single" w:sz="4" w:space="1" w:color="auto"/>
-          <w:bottom w:val="single" w:sz="4" w:space="1" w:color="auto"/>
-          <w:right w:val="single" w:sz="4" w:space="4" w:color="auto"/>
-        </w:pBdr>
-        <w:shd w:val="clear" w:color="auto" w:fill="DC98B3" w:themeFill="text2" w:themeFillTint="66"/>
-      </w:pPr>
-      <w:r>
-        <w:lastRenderedPageBreak/>
-        <w:t xml:space="preserve"> Robusthet/Tillgänglighet: Tjänsteproducenten återhämtar sig automatiskt efter överbelastning (TF 6.2.1)</w:t>
-      </w:r>
-    </w:p>
-    <w:p>
-      <w:pPr>
-        <w:pBdr>
-          <w:top w:val="single" w:sz="4" w:space="1" w:color="auto"/>
-          <w:left w:val="single" w:sz="4" w:space="1" w:color="auto"/>
-          <w:bottom w:val="single" w:sz="4" w:space="1" w:color="auto"/>
-          <w:right w:val="single" w:sz="4" w:space="4" w:color="auto"/>
-        </w:pBdr>
-        <w:shd w:val="clear" w:color="auto" w:fill="DC98B3" w:themeFill="text2" w:themeFillTint="66"/>
-      </w:pPr>
-      <w:r>
-        <w:t xml:space="preserve">[] Ja    </w:t>
-      </w:r>
-      <w:proofErr w:type="gramStart"/>
-      <w:r>
-        <w:t xml:space="preserve">   [</w:t>
-      </w:r>
-      <w:proofErr w:type="gramEnd"/>
-      <w:r>
-        <w:t>] Nej</w:t>
+        <w:t>[] Ja       [] Nej</w:t>
       </w:r>
     </w:p>
     <w:p>
@@ -12023,13 +10345,13 @@
         <w:spacing w:before="240" w:after="60"/>
         <w:ind w:left="720" w:hanging="720"/>
       </w:pPr>
-      <w:bookmarkStart w:id="88" w:name="_Toc70336872"/>
-      <w:bookmarkStart w:id="89" w:name="_Toc136588331"/>
+      <w:bookmarkStart w:id="90" w:name="_Toc70336872"/>
+      <w:bookmarkStart w:id="91" w:name="_Toc136588331"/>
       <w:r>
         <w:t>Obehörig åtkomst</w:t>
       </w:r>
-      <w:bookmarkEnd w:id="88"/>
-      <w:bookmarkEnd w:id="89"/>
+      <w:bookmarkEnd w:id="90"/>
+      <w:bookmarkEnd w:id="91"/>
     </w:p>
     <w:p>
       <w:r>
@@ -12083,15 +10405,8 @@
         <w:shd w:val="clear" w:color="auto" w:fill="DC98B3" w:themeFill="text2" w:themeFillTint="66"/>
       </w:pPr>
       <w:r>
-        <w:t xml:space="preserve">[] Ja    </w:t>
-      </w:r>
-      <w:proofErr w:type="gramStart"/>
-      <w:r>
-        <w:t xml:space="preserve">   [</w:t>
-      </w:r>
-      <w:proofErr w:type="gramEnd"/>
-      <w:r>
-        <w:t>] Nej</w:t>
+        <w:lastRenderedPageBreak/>
+        <w:t>[] Ja       [] Nej</w:t>
       </w:r>
     </w:p>
     <w:p>
@@ -12154,13 +10469,13 @@
         <w:spacing w:before="240" w:after="60"/>
         <w:ind w:left="720" w:hanging="720"/>
       </w:pPr>
-      <w:bookmarkStart w:id="90" w:name="_Toc70336873"/>
-      <w:bookmarkStart w:id="91" w:name="_Toc136588332"/>
+      <w:bookmarkStart w:id="92" w:name="_Toc70336873"/>
+      <w:bookmarkStart w:id="93" w:name="_Toc136588332"/>
       <w:r>
         <w:t>Följsamhet mot tecknade avtal</w:t>
       </w:r>
-      <w:bookmarkEnd w:id="90"/>
-      <w:bookmarkEnd w:id="91"/>
+      <w:bookmarkEnd w:id="92"/>
+      <w:bookmarkEnd w:id="93"/>
     </w:p>
     <w:p>
       <w:r>
@@ -12177,49 +10492,24 @@
         </w:pBdr>
         <w:shd w:val="clear" w:color="auto" w:fill="DC98B3" w:themeFill="text2" w:themeFillTint="66"/>
       </w:pPr>
-      <w:bookmarkStart w:id="92" w:name="_Hlk66889408"/>
-      <w:r>
-        <w:t xml:space="preserve">Tjänsteproducenten säkerställer tekniskt att endast journaluppgifter från vårdgivare som har tecknade Kund- och </w:t>
-      </w:r>
-      <w:proofErr w:type="spellStart"/>
-      <w:r>
-        <w:t>PuB</w:t>
-      </w:r>
-      <w:proofErr w:type="spellEnd"/>
-      <w:r>
-        <w:t xml:space="preserve">-avtal (eller motsvarande) med </w:t>
-      </w:r>
-      <w:proofErr w:type="spellStart"/>
-      <w:r>
-        <w:t>Inera</w:t>
-      </w:r>
-      <w:proofErr w:type="spellEnd"/>
-      <w:r>
-        <w:t xml:space="preserve"> omfattas i svarsmeddelanden.</w:t>
-      </w:r>
-    </w:p>
-    <w:bookmarkEnd w:id="92"/>
-    <w:p>
-      <w:pPr>
-        <w:pBdr>
-          <w:top w:val="single" w:sz="4" w:space="1" w:color="auto"/>
-          <w:left w:val="single" w:sz="4" w:space="4" w:color="auto"/>
-          <w:bottom w:val="single" w:sz="4" w:space="1" w:color="auto"/>
-          <w:right w:val="single" w:sz="4" w:space="4" w:color="auto"/>
-        </w:pBdr>
-        <w:shd w:val="clear" w:color="auto" w:fill="DC98B3" w:themeFill="text2" w:themeFillTint="66"/>
-      </w:pPr>
-      <w:r>
-        <w:lastRenderedPageBreak/>
-        <w:t xml:space="preserve">[] Ja    </w:t>
-      </w:r>
-      <w:proofErr w:type="gramStart"/>
-      <w:r>
-        <w:t xml:space="preserve">   [</w:t>
-      </w:r>
-      <w:proofErr w:type="gramEnd"/>
-      <w:r>
-        <w:t>] Nej</w:t>
+      <w:bookmarkStart w:id="94" w:name="_Hlk66889408"/>
+      <w:r>
+        <w:t>Tjänsteproducenten säkerställer tekniskt att endast journaluppgifter från vårdgivare som har tecknade Kund- och PuB-avtal (eller motsvarande) med Inera omfattas i svarsmeddelanden.</w:t>
+      </w:r>
+    </w:p>
+    <w:bookmarkEnd w:id="94"/>
+    <w:p>
+      <w:pPr>
+        <w:pBdr>
+          <w:top w:val="single" w:sz="4" w:space="1" w:color="auto"/>
+          <w:left w:val="single" w:sz="4" w:space="4" w:color="auto"/>
+          <w:bottom w:val="single" w:sz="4" w:space="1" w:color="auto"/>
+          <w:right w:val="single" w:sz="4" w:space="4" w:color="auto"/>
+        </w:pBdr>
+        <w:shd w:val="clear" w:color="auto" w:fill="DC98B3" w:themeFill="text2" w:themeFillTint="66"/>
+      </w:pPr>
+      <w:r>
+        <w:t>[] Ja       [] Nej</w:t>
       </w:r>
     </w:p>
     <w:p>
@@ -12285,10 +10575,10 @@
         <w:ind w:right="0"/>
         <w:contextualSpacing w:val="0"/>
       </w:pPr>
-      <w:bookmarkStart w:id="93" w:name="_Toc450733784"/>
-      <w:bookmarkStart w:id="94" w:name="_Toc16758201"/>
-      <w:bookmarkStart w:id="95" w:name="_Toc49956337"/>
-      <w:bookmarkStart w:id="96" w:name="_Hlk49956060"/>
+      <w:bookmarkStart w:id="95" w:name="_Toc16758201"/>
+      <w:bookmarkStart w:id="96" w:name="_Toc49956337"/>
+      <w:bookmarkStart w:id="97" w:name="_Hlk49956060"/>
+      <w:bookmarkStart w:id="98" w:name="_Toc450733784"/>
       <w:r>
         <w:t xml:space="preserve">Testdata för </w:t>
       </w:r>
@@ -12298,8 +10588,8 @@
       <w:r>
         <w:t>.0</w:t>
       </w:r>
-      <w:bookmarkEnd w:id="94"/>
       <w:bookmarkEnd w:id="95"/>
+      <w:bookmarkEnd w:id="96"/>
     </w:p>
     <w:p>
       <w:r>
@@ -12356,15 +10646,7 @@
         <w:shd w:val="clear" w:color="auto" w:fill="DC98B3" w:themeFill="text2" w:themeFillTint="66"/>
       </w:pPr>
       <w:r>
-        <w:t xml:space="preserve">Testdata där start för giltighetstid och </w:t>
-      </w:r>
-      <w:proofErr w:type="spellStart"/>
-      <w:r>
-        <w:t>inaktualitetstid</w:t>
-      </w:r>
-      <w:proofErr w:type="spellEnd"/>
-      <w:r>
-        <w:t xml:space="preserve"> har använts vid tidsfiltrering (TF 8.2)</w:t>
+        <w:t>Testdata där start för giltighetstid och inaktualitetstid har använts vid tidsfiltrering (TF 8.2)</w:t>
       </w:r>
     </w:p>
     <w:p>
@@ -12422,7 +10704,7 @@
       <w:r>
         <w:t>Övrig kommentar:</w:t>
       </w:r>
-      <w:bookmarkEnd w:id="96"/>
+      <w:bookmarkEnd w:id="97"/>
     </w:p>
     <w:p>
       <w:pPr>
@@ -12467,13 +10749,13 @@
         <w:spacing w:before="240" w:after="60"/>
         <w:ind w:left="851" w:hanging="851"/>
       </w:pPr>
-      <w:bookmarkStart w:id="97" w:name="_Toc70336875"/>
-      <w:bookmarkStart w:id="98" w:name="_Toc136588334"/>
+      <w:bookmarkStart w:id="99" w:name="_Toc70336875"/>
+      <w:bookmarkStart w:id="100" w:name="_Toc136588334"/>
       <w:r>
         <w:t>Följsamhet mot TK-testsviter</w:t>
       </w:r>
-      <w:bookmarkEnd w:id="97"/>
-      <w:bookmarkEnd w:id="98"/>
+      <w:bookmarkEnd w:id="99"/>
+      <w:bookmarkEnd w:id="100"/>
     </w:p>
     <w:p>
       <w:pPr>
@@ -12484,21 +10766,13 @@
         </w:numPr>
         <w:spacing w:before="240" w:after="60"/>
       </w:pPr>
-      <w:bookmarkStart w:id="99" w:name="_Toc70336876"/>
-      <w:bookmarkStart w:id="100" w:name="_Toc136588335"/>
-      <w:r>
-        <w:t>TK-</w:t>
-      </w:r>
-      <w:proofErr w:type="spellStart"/>
-      <w:r>
-        <w:t>testsvit</w:t>
-      </w:r>
-      <w:proofErr w:type="spellEnd"/>
-      <w:r>
-        <w:t xml:space="preserve"> för tjänstekontraktet</w:t>
-      </w:r>
-      <w:bookmarkEnd w:id="99"/>
-      <w:bookmarkEnd w:id="100"/>
+      <w:bookmarkStart w:id="101" w:name="_Toc70336876"/>
+      <w:bookmarkStart w:id="102" w:name="_Toc136588335"/>
+      <w:r>
+        <w:t>TK-testsvit för tjänstekontraktet</w:t>
+      </w:r>
+      <w:bookmarkEnd w:id="101"/>
+      <w:bookmarkEnd w:id="102"/>
     </w:p>
     <w:p>
       <w:r>
@@ -12526,15 +10800,7 @@
         <w:t>domännamn</w:t>
       </w:r>
       <w:r>
-        <w:t>/</w:t>
-      </w:r>
-      <w:proofErr w:type="spellStart"/>
-      <w:r>
-        <w:t>testsvit</w:t>
-      </w:r>
-      <w:proofErr w:type="spellEnd"/>
-      <w:r>
-        <w:t>/</w:t>
+        <w:t>/testsvit/</w:t>
       </w:r>
       <w:r>
         <w:rPr>
@@ -12550,33 +10816,14 @@
       </w:r>
     </w:p>
     <w:p>
-      <w:bookmarkStart w:id="101" w:name="_Hlk525301138"/>
-      <w:bookmarkStart w:id="102" w:name="_Hlk525304935"/>
-    </w:p>
-    <w:p>
-      <w:r>
-        <w:lastRenderedPageBreak/>
-        <w:t xml:space="preserve">När tester körs kommer validering gentemot schema och Schematron att genomföras. Schematron kontrollerar regler som är specifika för tjänstekontraktet, </w:t>
-      </w:r>
-      <w:proofErr w:type="gramStart"/>
-      <w:r>
-        <w:t>t.ex.</w:t>
-      </w:r>
-      <w:proofErr w:type="gramEnd"/>
-      <w:r>
-        <w:t xml:space="preserve"> uppfyllnad av </w:t>
-      </w:r>
-      <w:proofErr w:type="spellStart"/>
-      <w:r>
-        <w:t>kodverk</w:t>
-      </w:r>
-      <w:proofErr w:type="spellEnd"/>
-      <w:r>
-        <w:t>, samt ytterligare regler kring element som sinsemellan är beroende.</w:t>
-      </w:r>
-      <w:bookmarkEnd w:id="101"/>
-    </w:p>
-    <w:bookmarkEnd w:id="102"/>
+      <w:bookmarkStart w:id="103" w:name="_Hlk525301138"/>
+      <w:bookmarkStart w:id="104" w:name="_Hlk525304935"/>
+      <w:r>
+        <w:t>När tester körs kommer validering gentemot schema och Schematron att genomföras. Schematron kontrollerar regler som är specifika för tjänstekontraktet, t.ex. uppfyllnad av kodverk, samt ytterligare regler kring element som sinsemellan är beroende.</w:t>
+      </w:r>
+      <w:bookmarkEnd w:id="103"/>
+    </w:p>
+    <w:bookmarkEnd w:id="104"/>
     <w:p/>
     <w:p>
       <w:pPr>
@@ -12603,15 +10850,7 @@
         <w:shd w:val="clear" w:color="auto" w:fill="DC98B3" w:themeFill="text2" w:themeFillTint="66"/>
       </w:pPr>
       <w:r>
-        <w:t>[] Ja, Domänversion ____________</w:t>
-      </w:r>
-      <w:proofErr w:type="gramStart"/>
-      <w:r>
-        <w:t xml:space="preserve">   [</w:t>
-      </w:r>
-      <w:proofErr w:type="gramEnd"/>
-      <w:r>
-        <w:t>] Nej</w:t>
+        <w:t>[] Ja, Domänversion ____________   [] Nej</w:t>
       </w:r>
     </w:p>
     <w:p>
@@ -12639,15 +10878,7 @@
         <w:shd w:val="clear" w:color="auto" w:fill="DC98B3" w:themeFill="text2" w:themeFillTint="66"/>
       </w:pPr>
       <w:r>
-        <w:t>[] Ja</w:t>
-      </w:r>
-      <w:proofErr w:type="gramStart"/>
-      <w:r>
-        <w:t xml:space="preserve">   [</w:t>
-      </w:r>
-      <w:proofErr w:type="gramEnd"/>
-      <w:r>
-        <w:t>] Nej</w:t>
+        <w:t>[] Ja   [] Nej</w:t>
       </w:r>
     </w:p>
     <w:p>
@@ -12675,15 +10906,7 @@
         <w:shd w:val="clear" w:color="auto" w:fill="DC98B3" w:themeFill="text2" w:themeFillTint="66"/>
       </w:pPr>
       <w:r>
-        <w:t>[] Ja</w:t>
-      </w:r>
-      <w:proofErr w:type="gramStart"/>
-      <w:r>
-        <w:t xml:space="preserve">   [</w:t>
-      </w:r>
-      <w:proofErr w:type="gramEnd"/>
-      <w:r>
-        <w:t>] Nej</w:t>
+        <w:t>[] Ja   [] Nej</w:t>
       </w:r>
     </w:p>
     <w:p>
@@ -12711,15 +10934,7 @@
         <w:shd w:val="clear" w:color="auto" w:fill="DC98B3" w:themeFill="text2" w:themeFillTint="66"/>
       </w:pPr>
       <w:r>
-        <w:t>[] Ja</w:t>
-      </w:r>
-      <w:proofErr w:type="gramStart"/>
-      <w:r>
-        <w:t xml:space="preserve">   [</w:t>
-      </w:r>
-      <w:proofErr w:type="gramEnd"/>
-      <w:r>
-        <w:t>] Nej</w:t>
+        <w:t>[] Ja   [] Nej</w:t>
       </w:r>
     </w:p>
     <w:p>
@@ -12747,15 +10962,7 @@
         <w:shd w:val="clear" w:color="auto" w:fill="DC98B3" w:themeFill="text2" w:themeFillTint="66"/>
       </w:pPr>
       <w:r>
-        <w:t>[] Ja</w:t>
-      </w:r>
-      <w:proofErr w:type="gramStart"/>
-      <w:r>
-        <w:t xml:space="preserve">   [</w:t>
-      </w:r>
-      <w:proofErr w:type="gramEnd"/>
-      <w:r>
-        <w:t>] Nej</w:t>
+        <w:t>[] Ja   [] Nej</w:t>
       </w:r>
     </w:p>
     <w:p>
@@ -12783,15 +10990,7 @@
         <w:shd w:val="clear" w:color="auto" w:fill="DC98B3" w:themeFill="text2" w:themeFillTint="66"/>
       </w:pPr>
       <w:r>
-        <w:t xml:space="preserve">[] Ja    </w:t>
-      </w:r>
-      <w:proofErr w:type="gramStart"/>
-      <w:r>
-        <w:t xml:space="preserve">   [</w:t>
-      </w:r>
-      <w:proofErr w:type="gramEnd"/>
-      <w:r>
-        <w:t>] Nej</w:t>
+        <w:t>[] Ja       [] Nej</w:t>
       </w:r>
     </w:p>
     <w:p>
@@ -12818,259 +11017,6 @@
         </w:pBdr>
         <w:shd w:val="clear" w:color="auto" w:fill="DC98B3" w:themeFill="text2" w:themeFillTint="66"/>
       </w:pPr>
-    </w:p>
-    <w:p>
-      <w:pPr>
-        <w:pStyle w:val="Rubrik3"/>
-        <w:numPr>
-          <w:ilvl w:val="2"/>
-          <w:numId w:val="18"/>
-        </w:numPr>
-        <w:spacing w:before="240" w:after="60"/>
-        <w:ind w:left="720" w:hanging="720"/>
-      </w:pPr>
-      <w:bookmarkStart w:id="103" w:name="_Toc70336877"/>
-      <w:bookmarkStart w:id="104" w:name="_Toc136588336"/>
-      <w:r>
-        <w:t xml:space="preserve">Tester för EI </w:t>
-      </w:r>
-      <w:proofErr w:type="spellStart"/>
-      <w:r>
-        <w:t>Update</w:t>
-      </w:r>
-      <w:bookmarkEnd w:id="103"/>
-      <w:bookmarkEnd w:id="104"/>
-      <w:proofErr w:type="spellEnd"/>
-      <w:r>
-        <w:t xml:space="preserve"> </w:t>
-      </w:r>
-    </w:p>
-    <w:p>
-      <w:r>
-        <w:t xml:space="preserve">I Releasepaketet för </w:t>
-      </w:r>
-      <w:proofErr w:type="spellStart"/>
-      <w:proofErr w:type="gramStart"/>
-      <w:r>
-        <w:rPr>
-          <w:b/>
-          <w:i/>
-        </w:rPr>
-        <w:t>itintegration:engagementindex</w:t>
-      </w:r>
-      <w:proofErr w:type="gramEnd"/>
-      <w:r>
-        <w:rPr>
-          <w:b/>
-          <w:i/>
-        </w:rPr>
-        <w:t>:Update</w:t>
-      </w:r>
-      <w:proofErr w:type="spellEnd"/>
-      <w:r>
-        <w:t xml:space="preserve"> finns stöd i form av en Engagemangsindex-</w:t>
-      </w:r>
-      <w:proofErr w:type="spellStart"/>
-      <w:r>
-        <w:t>mock</w:t>
-      </w:r>
-      <w:proofErr w:type="spellEnd"/>
-      <w:r>
-        <w:t xml:space="preserve"> med tillhörande testanvisning som verifierar krav i tjänstekontraktet </w:t>
-      </w:r>
-      <w:proofErr w:type="spellStart"/>
-      <w:r>
-        <w:t>Update</w:t>
-      </w:r>
-      <w:proofErr w:type="spellEnd"/>
-      <w:r>
-        <w:t xml:space="preserve"> och som gäller det aktuella tjänstekontraktet som tjänsteproducenten godkänns för. Dessa tester ska genomföras som en del av godkännandet.</w:t>
-      </w:r>
-    </w:p>
-    <w:p>
-      <w:pPr>
-        <w:pBdr>
-          <w:top w:val="single" w:sz="4" w:space="1" w:color="auto"/>
-          <w:left w:val="single" w:sz="4" w:space="4" w:color="auto"/>
-          <w:bottom w:val="single" w:sz="4" w:space="1" w:color="auto"/>
-          <w:right w:val="single" w:sz="4" w:space="4" w:color="auto"/>
-        </w:pBdr>
-        <w:shd w:val="clear" w:color="auto" w:fill="DC98B3" w:themeFill="text2" w:themeFillTint="66"/>
-      </w:pPr>
-      <w:r>
-        <w:t>Tester som medföljer releasepaketet har genomförts.</w:t>
-      </w:r>
-    </w:p>
-    <w:p>
-      <w:pPr>
-        <w:pBdr>
-          <w:top w:val="single" w:sz="4" w:space="1" w:color="auto"/>
-          <w:left w:val="single" w:sz="4" w:space="4" w:color="auto"/>
-          <w:bottom w:val="single" w:sz="4" w:space="1" w:color="auto"/>
-          <w:right w:val="single" w:sz="4" w:space="4" w:color="auto"/>
-        </w:pBdr>
-        <w:shd w:val="clear" w:color="auto" w:fill="DC98B3" w:themeFill="text2" w:themeFillTint="66"/>
-      </w:pPr>
-      <w:r>
-        <w:t xml:space="preserve">[] Ja    </w:t>
-      </w:r>
-      <w:proofErr w:type="gramStart"/>
-      <w:r>
-        <w:t xml:space="preserve">   [</w:t>
-      </w:r>
-      <w:proofErr w:type="gramEnd"/>
-      <w:r>
-        <w:t>] Nej</w:t>
-      </w:r>
-    </w:p>
-    <w:p>
-      <w:pPr>
-        <w:pBdr>
-          <w:top w:val="single" w:sz="4" w:space="1" w:color="auto"/>
-          <w:left w:val="single" w:sz="4" w:space="4" w:color="auto"/>
-          <w:bottom w:val="single" w:sz="4" w:space="1" w:color="auto"/>
-          <w:right w:val="single" w:sz="4" w:space="4" w:color="auto"/>
-        </w:pBdr>
-        <w:shd w:val="clear" w:color="auto" w:fill="DC98B3" w:themeFill="text2" w:themeFillTint="66"/>
-      </w:pPr>
-      <w:r>
-        <w:t>Har det påträffats avvikelser från förväntat resultat vid körning av testfallen för EI?</w:t>
-      </w:r>
-    </w:p>
-    <w:p>
-      <w:pPr>
-        <w:pBdr>
-          <w:top w:val="single" w:sz="4" w:space="1" w:color="auto"/>
-          <w:left w:val="single" w:sz="4" w:space="4" w:color="auto"/>
-          <w:bottom w:val="single" w:sz="4" w:space="1" w:color="auto"/>
-          <w:right w:val="single" w:sz="4" w:space="4" w:color="auto"/>
-        </w:pBdr>
-        <w:shd w:val="clear" w:color="auto" w:fill="DC98B3" w:themeFill="text2" w:themeFillTint="66"/>
-      </w:pPr>
-      <w:r>
-        <w:t>[] Ja</w:t>
-      </w:r>
-      <w:proofErr w:type="gramStart"/>
-      <w:r>
-        <w:t xml:space="preserve">   [</w:t>
-      </w:r>
-      <w:proofErr w:type="gramEnd"/>
-      <w:r>
-        <w:t>] Nej</w:t>
-      </w:r>
-    </w:p>
-    <w:p>
-      <w:pPr>
-        <w:pBdr>
-          <w:top w:val="single" w:sz="4" w:space="1" w:color="auto"/>
-          <w:left w:val="single" w:sz="4" w:space="4" w:color="auto"/>
-          <w:bottom w:val="single" w:sz="4" w:space="1" w:color="auto"/>
-          <w:right w:val="single" w:sz="4" w:space="4" w:color="auto"/>
-        </w:pBdr>
-        <w:shd w:val="clear" w:color="auto" w:fill="DC98B3" w:themeFill="text2" w:themeFillTint="66"/>
-      </w:pPr>
-      <w:r>
-        <w:t>Om ”Ja” på ovanstående, har dessa avvikelser noterats i detta formulär?</w:t>
-      </w:r>
-    </w:p>
-    <w:p>
-      <w:pPr>
-        <w:pBdr>
-          <w:top w:val="single" w:sz="4" w:space="1" w:color="auto"/>
-          <w:left w:val="single" w:sz="4" w:space="4" w:color="auto"/>
-          <w:bottom w:val="single" w:sz="4" w:space="1" w:color="auto"/>
-          <w:right w:val="single" w:sz="4" w:space="4" w:color="auto"/>
-        </w:pBdr>
-        <w:shd w:val="clear" w:color="auto" w:fill="DC98B3" w:themeFill="text2" w:themeFillTint="66"/>
-      </w:pPr>
-      <w:r>
-        <w:t>[] Ja</w:t>
-      </w:r>
-      <w:proofErr w:type="gramStart"/>
-      <w:r>
-        <w:t xml:space="preserve">   [</w:t>
-      </w:r>
-      <w:proofErr w:type="gramEnd"/>
-      <w:r>
-        <w:t>] Nej</w:t>
-      </w:r>
-    </w:p>
-    <w:p>
-      <w:pPr>
-        <w:pBdr>
-          <w:top w:val="single" w:sz="4" w:space="1" w:color="auto"/>
-          <w:left w:val="single" w:sz="4" w:space="4" w:color="auto"/>
-          <w:bottom w:val="single" w:sz="4" w:space="1" w:color="auto"/>
-          <w:right w:val="single" w:sz="4" w:space="4" w:color="auto"/>
-        </w:pBdr>
-        <w:shd w:val="clear" w:color="auto" w:fill="DC98B3" w:themeFill="text2" w:themeFillTint="66"/>
-      </w:pPr>
-      <w:r>
-        <w:lastRenderedPageBreak/>
-        <w:t>Testresultat från TK-testerna har bifogats.</w:t>
-      </w:r>
-    </w:p>
-    <w:p>
-      <w:pPr>
-        <w:pBdr>
-          <w:top w:val="single" w:sz="4" w:space="1" w:color="auto"/>
-          <w:left w:val="single" w:sz="4" w:space="4" w:color="auto"/>
-          <w:bottom w:val="single" w:sz="4" w:space="1" w:color="auto"/>
-          <w:right w:val="single" w:sz="4" w:space="4" w:color="auto"/>
-        </w:pBdr>
-        <w:shd w:val="clear" w:color="auto" w:fill="DC98B3" w:themeFill="text2" w:themeFillTint="66"/>
-      </w:pPr>
-      <w:r>
-        <w:t xml:space="preserve">[] Ja    </w:t>
-      </w:r>
-      <w:proofErr w:type="gramStart"/>
-      <w:r>
-        <w:t xml:space="preserve">   [</w:t>
-      </w:r>
-      <w:proofErr w:type="gramEnd"/>
-      <w:r>
-        <w:t>] Nej</w:t>
-      </w:r>
-    </w:p>
-    <w:p>
-      <w:pPr>
-        <w:pBdr>
-          <w:top w:val="single" w:sz="4" w:space="1" w:color="auto"/>
-          <w:left w:val="single" w:sz="4" w:space="4" w:color="auto"/>
-          <w:bottom w:val="single" w:sz="4" w:space="1" w:color="auto"/>
-          <w:right w:val="single" w:sz="4" w:space="4" w:color="auto"/>
-        </w:pBdr>
-        <w:shd w:val="clear" w:color="auto" w:fill="DC98B3" w:themeFill="text2" w:themeFillTint="66"/>
-      </w:pPr>
-      <w:r>
-        <w:t>Övrig kommentar:</w:t>
-      </w:r>
-    </w:p>
-    <w:p>
-      <w:pPr>
-        <w:pBdr>
-          <w:top w:val="single" w:sz="4" w:space="1" w:color="auto"/>
-          <w:left w:val="single" w:sz="4" w:space="4" w:color="auto"/>
-          <w:bottom w:val="single" w:sz="4" w:space="1" w:color="auto"/>
-          <w:right w:val="single" w:sz="4" w:space="4" w:color="auto"/>
-        </w:pBdr>
-        <w:shd w:val="clear" w:color="auto" w:fill="DC98B3" w:themeFill="text2" w:themeFillTint="66"/>
-      </w:pPr>
-    </w:p>
-    <w:p/>
-    <w:p>
-      <w:pPr>
-        <w:rPr>
-          <w:rFonts w:ascii="Arial" w:hAnsi="Arial" w:cs="Arial"/>
-          <w:bCs/>
-          <w:iCs/>
-          <w:sz w:val="28"/>
-          <w:szCs w:val="28"/>
-        </w:rPr>
-      </w:pPr>
-      <w:r>
-        <w:br w:type="page"/>
-      </w:r>
     </w:p>
     <w:p>
       <w:pPr>
@@ -13088,7 +11034,7 @@
         <w:lastRenderedPageBreak/>
         <w:t>Övrigt</w:t>
       </w:r>
-      <w:bookmarkEnd w:id="93"/>
+      <w:bookmarkEnd w:id="98"/>
       <w:bookmarkEnd w:id="105"/>
       <w:bookmarkEnd w:id="106"/>
     </w:p>
@@ -13317,15 +11263,7 @@
       </w:r>
       <w:r>
         <w:br/>
-        <w:t xml:space="preserve">[] Ja </w:t>
-      </w:r>
-      <w:proofErr w:type="gramStart"/>
-      <w:r>
-        <w:t xml:space="preserve">   [</w:t>
-      </w:r>
-      <w:proofErr w:type="gramEnd"/>
-      <w:r>
-        <w:t>] Nej</w:t>
+        <w:t>[] Ja    [] Nej</w:t>
       </w:r>
     </w:p>
     <w:p>
@@ -13456,13 +11394,8 @@
         <w:keepNext/>
         <w:keepLines/>
       </w:pPr>
-      <w:proofErr w:type="spellStart"/>
-      <w:r>
-        <w:t>Ineras</w:t>
-      </w:r>
-      <w:proofErr w:type="spellEnd"/>
-      <w:r>
-        <w:t xml:space="preserve"> bedömning av självdeklaration för anslutningsobjektet enligt kapitel </w:t>
+      <w:r>
+        <w:t xml:space="preserve">Ineras bedömning av självdeklaration för anslutningsobjektet enligt kapitel </w:t>
       </w:r>
       <w:r>
         <w:t>2</w:t>
@@ -13502,11 +11435,9 @@
         </w:pBdr>
         <w:shd w:val="clear" w:color="auto" w:fill="9DCBB6" w:themeFill="accent3" w:themeFillTint="66"/>
       </w:pPr>
-      <w:proofErr w:type="gramStart"/>
       <w:r>
         <w:t>[]  Godkänd</w:t>
       </w:r>
-      <w:proofErr w:type="gramEnd"/>
     </w:p>
     <w:p>
       <w:pPr>
@@ -13533,11 +11464,9 @@
         </w:pBdr>
         <w:shd w:val="clear" w:color="auto" w:fill="9DCBB6" w:themeFill="accent3" w:themeFillTint="66"/>
       </w:pPr>
-      <w:proofErr w:type="gramStart"/>
       <w:r>
         <w:t>[]  Underkänd</w:t>
       </w:r>
-      <w:proofErr w:type="gramEnd"/>
     </w:p>
     <w:p>
       <w:pPr>
@@ -13690,7 +11619,7 @@
 </file>
 
 <file path=word/endnotes.xml><?xml version="1.0" encoding="utf-8"?>
-<w:endnotes xmlns:wpc="http://schemas.microsoft.com/office/word/2010/wordprocessingCanvas" xmlns:cx="http://schemas.microsoft.com/office/drawing/2014/chartex" xmlns:cx1="http://schemas.microsoft.com/office/drawing/2015/9/8/chartex" xmlns:cx2="http://schemas.microsoft.com/office/drawing/2015/10/21/chartex" xmlns:cx3="http://schemas.microsoft.com/office/drawing/2016/5/9/chartex" xmlns:cx4="http://schemas.microsoft.com/office/drawing/2016/5/10/chartex" xmlns:cx5="http://schemas.microsoft.com/office/drawing/2016/5/11/chartex" xmlns:cx6="http://schemas.microsoft.com/office/drawing/2016/5/12/chartex" xmlns:cx7="http://schemas.microsoft.com/office/drawing/2016/5/13/chartex" xmlns:cx8="http://schemas.microsoft.com/office/drawing/2016/5/14/chartex" xmlns:mc="http://schemas.openxmlformats.org/markup-compatibility/2006" xmlns:aink="http://schemas.microsoft.com/office/drawing/2016/ink" xmlns:am3d="http://schemas.microsoft.com/office/drawing/2017/model3d" xmlns:o="urn:schemas-microsoft-com:office:office" xmlns:oel="http://schemas.microsoft.com/office/2019/extlst" xmlns:r="http://schemas.openxmlformats.org/officeDocument/2006/relationships" xmlns:m="http://schemas.openxmlformats.org/officeDocument/2006/math" xmlns:v="urn:schemas-microsoft-com:vml" xmlns:wp14="http://schemas.microsoft.com/office/word/2010/wordprocessingDrawing" xmlns:wp="http://schemas.openxmlformats.org/drawingml/2006/wordprocessingDrawing" xmlns:w10="urn:schemas-microsoft-com:office:word" xmlns:w="http://schemas.openxmlformats.org/wordprocessingml/2006/main" xmlns:w14="http://schemas.microsoft.com/office/word/2010/wordml" xmlns:w15="http://schemas.microsoft.com/office/word/2012/wordml" xmlns:w16cex="http://schemas.microsoft.com/office/word/2018/wordml/cex" xmlns:w16cid="http://schemas.microsoft.com/office/word/2016/wordml/cid" xmlns:w16="http://schemas.microsoft.com/office/word/2018/wordml" xmlns:w16sdtdh="http://schemas.microsoft.com/office/word/2020/wordml/sdtdatahash" xmlns:w16se="http://schemas.microsoft.com/office/word/2015/wordml/symex" xmlns:wpg="http://schemas.microsoft.com/office/word/2010/wordprocessingGroup" xmlns:wpi="http://schemas.microsoft.com/office/word/2010/wordprocessingInk" xmlns:wne="http://schemas.microsoft.com/office/word/2006/wordml" xmlns:wps="http://schemas.microsoft.com/office/word/2010/wordprocessingShape" mc:Ignorable="w14 w15 w16se w16cid w16 w16cex w16sdtdh wp14">
+<w:endnotes xmlns:wpc="http://schemas.microsoft.com/office/word/2010/wordprocessingCanvas" xmlns:cx="http://schemas.microsoft.com/office/drawing/2014/chartex" xmlns:cx1="http://schemas.microsoft.com/office/drawing/2015/9/8/chartex" xmlns:cx2="http://schemas.microsoft.com/office/drawing/2015/10/21/chartex" xmlns:cx3="http://schemas.microsoft.com/office/drawing/2016/5/9/chartex" xmlns:cx4="http://schemas.microsoft.com/office/drawing/2016/5/10/chartex" xmlns:cx5="http://schemas.microsoft.com/office/drawing/2016/5/11/chartex" xmlns:cx6="http://schemas.microsoft.com/office/drawing/2016/5/12/chartex" xmlns:cx7="http://schemas.microsoft.com/office/drawing/2016/5/13/chartex" xmlns:cx8="http://schemas.microsoft.com/office/drawing/2016/5/14/chartex" xmlns:mc="http://schemas.openxmlformats.org/markup-compatibility/2006" xmlns:aink="http://schemas.microsoft.com/office/drawing/2016/ink" xmlns:am3d="http://schemas.microsoft.com/office/drawing/2017/model3d" xmlns:o="urn:schemas-microsoft-com:office:office" xmlns:oel="http://schemas.microsoft.com/office/2019/extlst" xmlns:r="http://schemas.openxmlformats.org/officeDocument/2006/relationships" xmlns:m="http://schemas.openxmlformats.org/officeDocument/2006/math" xmlns:v="urn:schemas-microsoft-com:vml" xmlns:wp14="http://schemas.microsoft.com/office/word/2010/wordprocessingDrawing" xmlns:wp="http://schemas.openxmlformats.org/drawingml/2006/wordprocessingDrawing" xmlns:w10="urn:schemas-microsoft-com:office:word" xmlns:w="http://schemas.openxmlformats.org/wordprocessingml/2006/main" xmlns:w14="http://schemas.microsoft.com/office/word/2010/wordml" xmlns:w15="http://schemas.microsoft.com/office/word/2012/wordml" xmlns:w16cex="http://schemas.microsoft.com/office/word/2018/wordml/cex" xmlns:w16cid="http://schemas.microsoft.com/office/word/2016/wordml/cid" xmlns:w16="http://schemas.microsoft.com/office/word/2018/wordml" xmlns:w16du="http://schemas.microsoft.com/office/word/2023/wordml/word16du" xmlns:w16sdtdh="http://schemas.microsoft.com/office/word/2020/wordml/sdtdatahash" xmlns:w16sdtfl="http://schemas.microsoft.com/office/word/2024/wordml/sdtformatlock" xmlns:w16se="http://schemas.microsoft.com/office/word/2015/wordml/symex" xmlns:wpg="http://schemas.microsoft.com/office/word/2010/wordprocessingGroup" xmlns:wpi="http://schemas.microsoft.com/office/word/2010/wordprocessingInk" xmlns:wne="http://schemas.microsoft.com/office/word/2006/wordml" xmlns:wps="http://schemas.microsoft.com/office/word/2010/wordprocessingShape" mc:Ignorable="w14 w15 w16se w16cid w16 w16cex w16sdtdh w16sdtfl w16du wp14">
   <w:endnote w:type="separator" w:id="-1">
     <w:p>
       <w:r>
@@ -13709,7 +11638,7 @@
 </file>
 
 <file path=word/footer1.xml><?xml version="1.0" encoding="utf-8"?>
-<w:ftr xmlns:wpc="http://schemas.microsoft.com/office/word/2010/wordprocessingCanvas" xmlns:cx="http://schemas.microsoft.com/office/drawing/2014/chartex" xmlns:cx1="http://schemas.microsoft.com/office/drawing/2015/9/8/chartex" xmlns:cx2="http://schemas.microsoft.com/office/drawing/2015/10/21/chartex" xmlns:cx3="http://schemas.microsoft.com/office/drawing/2016/5/9/chartex" xmlns:cx4="http://schemas.microsoft.com/office/drawing/2016/5/10/chartex" xmlns:cx5="http://schemas.microsoft.com/office/drawing/2016/5/11/chartex" xmlns:cx6="http://schemas.microsoft.com/office/drawing/2016/5/12/chartex" xmlns:cx7="http://schemas.microsoft.com/office/drawing/2016/5/13/chartex" xmlns:cx8="http://schemas.microsoft.com/office/drawing/2016/5/14/chartex" xmlns:mc="http://schemas.openxmlformats.org/markup-compatibility/2006" xmlns:aink="http://schemas.microsoft.com/office/drawing/2016/ink" xmlns:am3d="http://schemas.microsoft.com/office/drawing/2017/model3d" xmlns:o="urn:schemas-microsoft-com:office:office" xmlns:oel="http://schemas.microsoft.com/office/2019/extlst" xmlns:r="http://schemas.openxmlformats.org/officeDocument/2006/relationships" xmlns:m="http://schemas.openxmlformats.org/officeDocument/2006/math" xmlns:v="urn:schemas-microsoft-com:vml" xmlns:wp14="http://schemas.microsoft.com/office/word/2010/wordprocessingDrawing" xmlns:wp="http://schemas.openxmlformats.org/drawingml/2006/wordprocessingDrawing" xmlns:w10="urn:schemas-microsoft-com:office:word" xmlns:w="http://schemas.openxmlformats.org/wordprocessingml/2006/main" xmlns:w14="http://schemas.microsoft.com/office/word/2010/wordml" xmlns:w15="http://schemas.microsoft.com/office/word/2012/wordml" xmlns:w16cex="http://schemas.microsoft.com/office/word/2018/wordml/cex" xmlns:w16cid="http://schemas.microsoft.com/office/word/2016/wordml/cid" xmlns:w16="http://schemas.microsoft.com/office/word/2018/wordml" xmlns:w16sdtdh="http://schemas.microsoft.com/office/word/2020/wordml/sdtdatahash" xmlns:w16se="http://schemas.microsoft.com/office/word/2015/wordml/symex" xmlns:wpg="http://schemas.microsoft.com/office/word/2010/wordprocessingGroup" xmlns:wpi="http://schemas.microsoft.com/office/word/2010/wordprocessingInk" xmlns:wne="http://schemas.microsoft.com/office/word/2006/wordml" xmlns:wps="http://schemas.microsoft.com/office/word/2010/wordprocessingShape" mc:Ignorable="w14 w15 w16se w16cid w16 w16cex w16sdtdh wp14">
+<w:ftr xmlns:wpc="http://schemas.microsoft.com/office/word/2010/wordprocessingCanvas" xmlns:cx="http://schemas.microsoft.com/office/drawing/2014/chartex" xmlns:cx1="http://schemas.microsoft.com/office/drawing/2015/9/8/chartex" xmlns:cx2="http://schemas.microsoft.com/office/drawing/2015/10/21/chartex" xmlns:cx3="http://schemas.microsoft.com/office/drawing/2016/5/9/chartex" xmlns:cx4="http://schemas.microsoft.com/office/drawing/2016/5/10/chartex" xmlns:cx5="http://schemas.microsoft.com/office/drawing/2016/5/11/chartex" xmlns:cx6="http://schemas.microsoft.com/office/drawing/2016/5/12/chartex" xmlns:cx7="http://schemas.microsoft.com/office/drawing/2016/5/13/chartex" xmlns:cx8="http://schemas.microsoft.com/office/drawing/2016/5/14/chartex" xmlns:mc="http://schemas.openxmlformats.org/markup-compatibility/2006" xmlns:aink="http://schemas.microsoft.com/office/drawing/2016/ink" xmlns:am3d="http://schemas.microsoft.com/office/drawing/2017/model3d" xmlns:o="urn:schemas-microsoft-com:office:office" xmlns:oel="http://schemas.microsoft.com/office/2019/extlst" xmlns:r="http://schemas.openxmlformats.org/officeDocument/2006/relationships" xmlns:m="http://schemas.openxmlformats.org/officeDocument/2006/math" xmlns:v="urn:schemas-microsoft-com:vml" xmlns:wp14="http://schemas.microsoft.com/office/word/2010/wordprocessingDrawing" xmlns:wp="http://schemas.openxmlformats.org/drawingml/2006/wordprocessingDrawing" xmlns:w10="urn:schemas-microsoft-com:office:word" xmlns:w="http://schemas.openxmlformats.org/wordprocessingml/2006/main" xmlns:w14="http://schemas.microsoft.com/office/word/2010/wordml" xmlns:w15="http://schemas.microsoft.com/office/word/2012/wordml" xmlns:w16cex="http://schemas.microsoft.com/office/word/2018/wordml/cex" xmlns:w16cid="http://schemas.microsoft.com/office/word/2016/wordml/cid" xmlns:w16="http://schemas.microsoft.com/office/word/2018/wordml" xmlns:w16du="http://schemas.microsoft.com/office/word/2023/wordml/word16du" xmlns:w16sdtdh="http://schemas.microsoft.com/office/word/2020/wordml/sdtdatahash" xmlns:w16sdtfl="http://schemas.microsoft.com/office/word/2024/wordml/sdtformatlock" xmlns:w16se="http://schemas.microsoft.com/office/word/2015/wordml/symex" xmlns:wpg="http://schemas.microsoft.com/office/word/2010/wordprocessingGroup" xmlns:wpi="http://schemas.microsoft.com/office/word/2010/wordprocessingInk" xmlns:wne="http://schemas.microsoft.com/office/word/2006/wordml" xmlns:wps="http://schemas.microsoft.com/office/word/2010/wordprocessingShape" mc:Ignorable="w14 w15 w16se w16cid w16 w16cex w16sdtdh w16sdtfl w16du wp14">
   <w:tbl>
     <w:tblPr>
       <w:tblStyle w:val="Tabellrutnt"/>
@@ -13908,7 +11837,7 @@
 </file>
 
 <file path=word/footnotes.xml><?xml version="1.0" encoding="utf-8"?>
-<w:footnotes xmlns:wpc="http://schemas.microsoft.com/office/word/2010/wordprocessingCanvas" xmlns:cx="http://schemas.microsoft.com/office/drawing/2014/chartex" xmlns:cx1="http://schemas.microsoft.com/office/drawing/2015/9/8/chartex" xmlns:cx2="http://schemas.microsoft.com/office/drawing/2015/10/21/chartex" xmlns:cx3="http://schemas.microsoft.com/office/drawing/2016/5/9/chartex" xmlns:cx4="http://schemas.microsoft.com/office/drawing/2016/5/10/chartex" xmlns:cx5="http://schemas.microsoft.com/office/drawing/2016/5/11/chartex" xmlns:cx6="http://schemas.microsoft.com/office/drawing/2016/5/12/chartex" xmlns:cx7="http://schemas.microsoft.com/office/drawing/2016/5/13/chartex" xmlns:cx8="http://schemas.microsoft.com/office/drawing/2016/5/14/chartex" xmlns:mc="http://schemas.openxmlformats.org/markup-compatibility/2006" xmlns:aink="http://schemas.microsoft.com/office/drawing/2016/ink" xmlns:am3d="http://schemas.microsoft.com/office/drawing/2017/model3d" xmlns:o="urn:schemas-microsoft-com:office:office" xmlns:oel="http://schemas.microsoft.com/office/2019/extlst" xmlns:r="http://schemas.openxmlformats.org/officeDocument/2006/relationships" xmlns:m="http://schemas.openxmlformats.org/officeDocument/2006/math" xmlns:v="urn:schemas-microsoft-com:vml" xmlns:wp14="http://schemas.microsoft.com/office/word/2010/wordprocessingDrawing" xmlns:wp="http://schemas.openxmlformats.org/drawingml/2006/wordprocessingDrawing" xmlns:w10="urn:schemas-microsoft-com:office:word" xmlns:w="http://schemas.openxmlformats.org/wordprocessingml/2006/main" xmlns:w14="http://schemas.microsoft.com/office/word/2010/wordml" xmlns:w15="http://schemas.microsoft.com/office/word/2012/wordml" xmlns:w16cex="http://schemas.microsoft.com/office/word/2018/wordml/cex" xmlns:w16cid="http://schemas.microsoft.com/office/word/2016/wordml/cid" xmlns:w16="http://schemas.microsoft.com/office/word/2018/wordml" xmlns:w16sdtdh="http://schemas.microsoft.com/office/word/2020/wordml/sdtdatahash" xmlns:w16se="http://schemas.microsoft.com/office/word/2015/wordml/symex" xmlns:wpg="http://schemas.microsoft.com/office/word/2010/wordprocessingGroup" xmlns:wpi="http://schemas.microsoft.com/office/word/2010/wordprocessingInk" xmlns:wne="http://schemas.microsoft.com/office/word/2006/wordml" xmlns:wps="http://schemas.microsoft.com/office/word/2010/wordprocessingShape" mc:Ignorable="w14 w15 w16se w16cid w16 w16cex w16sdtdh wp14">
+<w:footnotes xmlns:wpc="http://schemas.microsoft.com/office/word/2010/wordprocessingCanvas" xmlns:cx="http://schemas.microsoft.com/office/drawing/2014/chartex" xmlns:cx1="http://schemas.microsoft.com/office/drawing/2015/9/8/chartex" xmlns:cx2="http://schemas.microsoft.com/office/drawing/2015/10/21/chartex" xmlns:cx3="http://schemas.microsoft.com/office/drawing/2016/5/9/chartex" xmlns:cx4="http://schemas.microsoft.com/office/drawing/2016/5/10/chartex" xmlns:cx5="http://schemas.microsoft.com/office/drawing/2016/5/11/chartex" xmlns:cx6="http://schemas.microsoft.com/office/drawing/2016/5/12/chartex" xmlns:cx7="http://schemas.microsoft.com/office/drawing/2016/5/13/chartex" xmlns:cx8="http://schemas.microsoft.com/office/drawing/2016/5/14/chartex" xmlns:mc="http://schemas.openxmlformats.org/markup-compatibility/2006" xmlns:aink="http://schemas.microsoft.com/office/drawing/2016/ink" xmlns:am3d="http://schemas.microsoft.com/office/drawing/2017/model3d" xmlns:o="urn:schemas-microsoft-com:office:office" xmlns:oel="http://schemas.microsoft.com/office/2019/extlst" xmlns:r="http://schemas.openxmlformats.org/officeDocument/2006/relationships" xmlns:m="http://schemas.openxmlformats.org/officeDocument/2006/math" xmlns:v="urn:schemas-microsoft-com:vml" xmlns:wp14="http://schemas.microsoft.com/office/word/2010/wordprocessingDrawing" xmlns:wp="http://schemas.openxmlformats.org/drawingml/2006/wordprocessingDrawing" xmlns:w10="urn:schemas-microsoft-com:office:word" xmlns:w="http://schemas.openxmlformats.org/wordprocessingml/2006/main" xmlns:w14="http://schemas.microsoft.com/office/word/2010/wordml" xmlns:w15="http://schemas.microsoft.com/office/word/2012/wordml" xmlns:w16cex="http://schemas.microsoft.com/office/word/2018/wordml/cex" xmlns:w16cid="http://schemas.microsoft.com/office/word/2016/wordml/cid" xmlns:w16="http://schemas.microsoft.com/office/word/2018/wordml" xmlns:w16du="http://schemas.microsoft.com/office/word/2023/wordml/word16du" xmlns:w16sdtdh="http://schemas.microsoft.com/office/word/2020/wordml/sdtdatahash" xmlns:w16sdtfl="http://schemas.microsoft.com/office/word/2024/wordml/sdtformatlock" xmlns:w16se="http://schemas.microsoft.com/office/word/2015/wordml/symex" xmlns:wpg="http://schemas.microsoft.com/office/word/2010/wordprocessingGroup" xmlns:wpi="http://schemas.microsoft.com/office/word/2010/wordprocessingInk" xmlns:wne="http://schemas.microsoft.com/office/word/2006/wordml" xmlns:wps="http://schemas.microsoft.com/office/word/2010/wordprocessingShape" mc:Ignorable="w14 w15 w16se w16cid w16 w16cex w16sdtdh w16sdtfl w16du wp14">
   <w:footnote w:type="separator" w:id="-1">
     <w:p>
       <w:r>
@@ -13927,7 +11856,7 @@
 </file>
 
 <file path=word/header1.xml><?xml version="1.0" encoding="utf-8"?>
-<w:hdr xmlns:wpc="http://schemas.microsoft.com/office/word/2010/wordprocessingCanvas" xmlns:cx="http://schemas.microsoft.com/office/drawing/2014/chartex" xmlns:cx1="http://schemas.microsoft.com/office/drawing/2015/9/8/chartex" xmlns:cx2="http://schemas.microsoft.com/office/drawing/2015/10/21/chartex" xmlns:cx3="http://schemas.microsoft.com/office/drawing/2016/5/9/chartex" xmlns:cx4="http://schemas.microsoft.com/office/drawing/2016/5/10/chartex" xmlns:cx5="http://schemas.microsoft.com/office/drawing/2016/5/11/chartex" xmlns:cx6="http://schemas.microsoft.com/office/drawing/2016/5/12/chartex" xmlns:cx7="http://schemas.microsoft.com/office/drawing/2016/5/13/chartex" xmlns:cx8="http://schemas.microsoft.com/office/drawing/2016/5/14/chartex" xmlns:mc="http://schemas.openxmlformats.org/markup-compatibility/2006" xmlns:aink="http://schemas.microsoft.com/office/drawing/2016/ink" xmlns:am3d="http://schemas.microsoft.com/office/drawing/2017/model3d" xmlns:o="urn:schemas-microsoft-com:office:office" xmlns:oel="http://schemas.microsoft.com/office/2019/extlst" xmlns:r="http://schemas.openxmlformats.org/officeDocument/2006/relationships" xmlns:m="http://schemas.openxmlformats.org/officeDocument/2006/math" xmlns:v="urn:schemas-microsoft-com:vml" xmlns:wp14="http://schemas.microsoft.com/office/word/2010/wordprocessingDrawing" xmlns:wp="http://schemas.openxmlformats.org/drawingml/2006/wordprocessingDrawing" xmlns:w10="urn:schemas-microsoft-com:office:word" xmlns:w="http://schemas.openxmlformats.org/wordprocessingml/2006/main" xmlns:w14="http://schemas.microsoft.com/office/word/2010/wordml" xmlns:w15="http://schemas.microsoft.com/office/word/2012/wordml" xmlns:w16cex="http://schemas.microsoft.com/office/word/2018/wordml/cex" xmlns:w16cid="http://schemas.microsoft.com/office/word/2016/wordml/cid" xmlns:w16="http://schemas.microsoft.com/office/word/2018/wordml" xmlns:w16sdtdh="http://schemas.microsoft.com/office/word/2020/wordml/sdtdatahash" xmlns:w16se="http://schemas.microsoft.com/office/word/2015/wordml/symex" xmlns:wpg="http://schemas.microsoft.com/office/word/2010/wordprocessingGroup" xmlns:wpi="http://schemas.microsoft.com/office/word/2010/wordprocessingInk" xmlns:wne="http://schemas.microsoft.com/office/word/2006/wordml" xmlns:wps="http://schemas.microsoft.com/office/word/2010/wordprocessingShape" mc:Ignorable="w14 w15 w16se w16cid w16 w16cex w16sdtdh wp14">
+<w:hdr xmlns:wpc="http://schemas.microsoft.com/office/word/2010/wordprocessingCanvas" xmlns:cx="http://schemas.microsoft.com/office/drawing/2014/chartex" xmlns:cx1="http://schemas.microsoft.com/office/drawing/2015/9/8/chartex" xmlns:cx2="http://schemas.microsoft.com/office/drawing/2015/10/21/chartex" xmlns:cx3="http://schemas.microsoft.com/office/drawing/2016/5/9/chartex" xmlns:cx4="http://schemas.microsoft.com/office/drawing/2016/5/10/chartex" xmlns:cx5="http://schemas.microsoft.com/office/drawing/2016/5/11/chartex" xmlns:cx6="http://schemas.microsoft.com/office/drawing/2016/5/12/chartex" xmlns:cx7="http://schemas.microsoft.com/office/drawing/2016/5/13/chartex" xmlns:cx8="http://schemas.microsoft.com/office/drawing/2016/5/14/chartex" xmlns:mc="http://schemas.openxmlformats.org/markup-compatibility/2006" xmlns:aink="http://schemas.microsoft.com/office/drawing/2016/ink" xmlns:am3d="http://schemas.microsoft.com/office/drawing/2017/model3d" xmlns:o="urn:schemas-microsoft-com:office:office" xmlns:oel="http://schemas.microsoft.com/office/2019/extlst" xmlns:r="http://schemas.openxmlformats.org/officeDocument/2006/relationships" xmlns:m="http://schemas.openxmlformats.org/officeDocument/2006/math" xmlns:v="urn:schemas-microsoft-com:vml" xmlns:wp14="http://schemas.microsoft.com/office/word/2010/wordprocessingDrawing" xmlns:wp="http://schemas.openxmlformats.org/drawingml/2006/wordprocessingDrawing" xmlns:w10="urn:schemas-microsoft-com:office:word" xmlns:w="http://schemas.openxmlformats.org/wordprocessingml/2006/main" xmlns:w14="http://schemas.microsoft.com/office/word/2010/wordml" xmlns:w15="http://schemas.microsoft.com/office/word/2012/wordml" xmlns:w16cex="http://schemas.microsoft.com/office/word/2018/wordml/cex" xmlns:w16cid="http://schemas.microsoft.com/office/word/2016/wordml/cid" xmlns:w16="http://schemas.microsoft.com/office/word/2018/wordml" xmlns:w16du="http://schemas.microsoft.com/office/word/2023/wordml/word16du" xmlns:w16sdtdh="http://schemas.microsoft.com/office/word/2020/wordml/sdtdatahash" xmlns:w16sdtfl="http://schemas.microsoft.com/office/word/2024/wordml/sdtformatlock" xmlns:w16se="http://schemas.microsoft.com/office/word/2015/wordml/symex" xmlns:wpg="http://schemas.microsoft.com/office/word/2010/wordprocessingGroup" xmlns:wpi="http://schemas.microsoft.com/office/word/2010/wordprocessingInk" xmlns:wne="http://schemas.microsoft.com/office/word/2006/wordml" xmlns:wps="http://schemas.microsoft.com/office/word/2010/wordprocessingShape" mc:Ignorable="w14 w15 w16se w16cid w16 w16cex w16sdtdh w16sdtfl w16du wp14">
   <w:tbl>
     <w:tblPr>
       <w:tblStyle w:val="Tabellrutnt"/>
@@ -14101,7 +12030,7 @@
 </file>
 
 <file path=word/numbering.xml><?xml version="1.0" encoding="utf-8"?>
-<w:numbering xmlns:wpc="http://schemas.microsoft.com/office/word/2010/wordprocessingCanvas" xmlns:cx="http://schemas.microsoft.com/office/drawing/2014/chartex" xmlns:cx1="http://schemas.microsoft.com/office/drawing/2015/9/8/chartex" xmlns:cx2="http://schemas.microsoft.com/office/drawing/2015/10/21/chartex" xmlns:cx3="http://schemas.microsoft.com/office/drawing/2016/5/9/chartex" xmlns:cx4="http://schemas.microsoft.com/office/drawing/2016/5/10/chartex" xmlns:cx5="http://schemas.microsoft.com/office/drawing/2016/5/11/chartex" xmlns:cx6="http://schemas.microsoft.com/office/drawing/2016/5/12/chartex" xmlns:cx7="http://schemas.microsoft.com/office/drawing/2016/5/13/chartex" xmlns:cx8="http://schemas.microsoft.com/office/drawing/2016/5/14/chartex" xmlns:mc="http://schemas.openxmlformats.org/markup-compatibility/2006" xmlns:aink="http://schemas.microsoft.com/office/drawing/2016/ink" xmlns:am3d="http://schemas.microsoft.com/office/drawing/2017/model3d" xmlns:o="urn:schemas-microsoft-com:office:office" xmlns:oel="http://schemas.microsoft.com/office/2019/extlst" xmlns:r="http://schemas.openxmlformats.org/officeDocument/2006/relationships" xmlns:m="http://schemas.openxmlformats.org/officeDocument/2006/math" xmlns:v="urn:schemas-microsoft-com:vml" xmlns:wp14="http://schemas.microsoft.com/office/word/2010/wordprocessingDrawing" xmlns:wp="http://schemas.openxmlformats.org/drawingml/2006/wordprocessingDrawing" xmlns:w10="urn:schemas-microsoft-com:office:word" xmlns:w="http://schemas.openxmlformats.org/wordprocessingml/2006/main" xmlns:w14="http://schemas.microsoft.com/office/word/2010/wordml" xmlns:w15="http://schemas.microsoft.com/office/word/2012/wordml" xmlns:w16cex="http://schemas.microsoft.com/office/word/2018/wordml/cex" xmlns:w16cid="http://schemas.microsoft.com/office/word/2016/wordml/cid" xmlns:w16="http://schemas.microsoft.com/office/word/2018/wordml" xmlns:w16sdtdh="http://schemas.microsoft.com/office/word/2020/wordml/sdtdatahash" xmlns:w16se="http://schemas.microsoft.com/office/word/2015/wordml/symex" xmlns:wpg="http://schemas.microsoft.com/office/word/2010/wordprocessingGroup" xmlns:wpi="http://schemas.microsoft.com/office/word/2010/wordprocessingInk" xmlns:wne="http://schemas.microsoft.com/office/word/2006/wordml" xmlns:wps="http://schemas.microsoft.com/office/word/2010/wordprocessingShape" mc:Ignorable="w14 w15 w16se w16cid w16 w16cex w16sdtdh wp14">
+<w:numbering xmlns:wpc="http://schemas.microsoft.com/office/word/2010/wordprocessingCanvas" xmlns:cx="http://schemas.microsoft.com/office/drawing/2014/chartex" xmlns:cx1="http://schemas.microsoft.com/office/drawing/2015/9/8/chartex" xmlns:cx2="http://schemas.microsoft.com/office/drawing/2015/10/21/chartex" xmlns:cx3="http://schemas.microsoft.com/office/drawing/2016/5/9/chartex" xmlns:cx4="http://schemas.microsoft.com/office/drawing/2016/5/10/chartex" xmlns:cx5="http://schemas.microsoft.com/office/drawing/2016/5/11/chartex" xmlns:cx6="http://schemas.microsoft.com/office/drawing/2016/5/12/chartex" xmlns:cx7="http://schemas.microsoft.com/office/drawing/2016/5/13/chartex" xmlns:cx8="http://schemas.microsoft.com/office/drawing/2016/5/14/chartex" xmlns:mc="http://schemas.openxmlformats.org/markup-compatibility/2006" xmlns:aink="http://schemas.microsoft.com/office/drawing/2016/ink" xmlns:am3d="http://schemas.microsoft.com/office/drawing/2017/model3d" xmlns:o="urn:schemas-microsoft-com:office:office" xmlns:oel="http://schemas.microsoft.com/office/2019/extlst" xmlns:r="http://schemas.openxmlformats.org/officeDocument/2006/relationships" xmlns:m="http://schemas.openxmlformats.org/officeDocument/2006/math" xmlns:v="urn:schemas-microsoft-com:vml" xmlns:wp14="http://schemas.microsoft.com/office/word/2010/wordprocessingDrawing" xmlns:wp="http://schemas.openxmlformats.org/drawingml/2006/wordprocessingDrawing" xmlns:w10="urn:schemas-microsoft-com:office:word" xmlns:w="http://schemas.openxmlformats.org/wordprocessingml/2006/main" xmlns:w14="http://schemas.microsoft.com/office/word/2010/wordml" xmlns:w15="http://schemas.microsoft.com/office/word/2012/wordml" xmlns:w16cex="http://schemas.microsoft.com/office/word/2018/wordml/cex" xmlns:w16cid="http://schemas.microsoft.com/office/word/2016/wordml/cid" xmlns:w16="http://schemas.microsoft.com/office/word/2018/wordml" xmlns:w16du="http://schemas.microsoft.com/office/word/2023/wordml/word16du" xmlns:w16sdtdh="http://schemas.microsoft.com/office/word/2020/wordml/sdtdatahash" xmlns:w16sdtfl="http://schemas.microsoft.com/office/word/2024/wordml/sdtformatlock" xmlns:w16se="http://schemas.microsoft.com/office/word/2015/wordml/symex" xmlns:wpg="http://schemas.microsoft.com/office/word/2010/wordprocessingGroup" xmlns:wpi="http://schemas.microsoft.com/office/word/2010/wordprocessingInk" xmlns:wne="http://schemas.microsoft.com/office/word/2006/wordml" xmlns:wps="http://schemas.microsoft.com/office/word/2010/wordprocessingShape" mc:Ignorable="w14 w15 w16se w16cid w16 w16cex w16sdtdh w16sdtfl w16du wp14">
   <w:abstractNum w:abstractNumId="0" w15:restartNumberingAfterBreak="0">
     <w:nsid w:val="FFFFFF7C"/>
     <w:multiLevelType w:val="singleLevel"/>
@@ -15312,7 +13241,7 @@
 </file>
 
 <file path=word/styles.xml><?xml version="1.0" encoding="utf-8"?>
-<w:styles xmlns:mc="http://schemas.openxmlformats.org/markup-compatibility/2006" xmlns:r="http://schemas.openxmlformats.org/officeDocument/2006/relationships" xmlns:w="http://schemas.openxmlformats.org/wordprocessingml/2006/main" xmlns:w14="http://schemas.microsoft.com/office/word/2010/wordml" xmlns:w15="http://schemas.microsoft.com/office/word/2012/wordml" xmlns:w16cex="http://schemas.microsoft.com/office/word/2018/wordml/cex" xmlns:w16cid="http://schemas.microsoft.com/office/word/2016/wordml/cid" xmlns:w16="http://schemas.microsoft.com/office/word/2018/wordml" xmlns:w16sdtdh="http://schemas.microsoft.com/office/word/2020/wordml/sdtdatahash" xmlns:w16se="http://schemas.microsoft.com/office/word/2015/wordml/symex" mc:Ignorable="w14 w15 w16se w16cid w16 w16cex w16sdtdh">
+<w:styles xmlns:mc="http://schemas.openxmlformats.org/markup-compatibility/2006" xmlns:r="http://schemas.openxmlformats.org/officeDocument/2006/relationships" xmlns:w="http://schemas.openxmlformats.org/wordprocessingml/2006/main" xmlns:w14="http://schemas.microsoft.com/office/word/2010/wordml" xmlns:w15="http://schemas.microsoft.com/office/word/2012/wordml" xmlns:w16cex="http://schemas.microsoft.com/office/word/2018/wordml/cex" xmlns:w16cid="http://schemas.microsoft.com/office/word/2016/wordml/cid" xmlns:w16="http://schemas.microsoft.com/office/word/2018/wordml" xmlns:w16du="http://schemas.microsoft.com/office/word/2023/wordml/word16du" xmlns:w16sdtdh="http://schemas.microsoft.com/office/word/2020/wordml/sdtdatahash" xmlns:w16sdtfl="http://schemas.microsoft.com/office/word/2024/wordml/sdtformatlock" xmlns:w16se="http://schemas.microsoft.com/office/word/2015/wordml/symex" mc:Ignorable="w14 w15 w16se w16cid w16 w16cex w16sdtdh w16sdtfl w16du">
   <w:docDefaults>
     <w:rPrDefault>
       <w:rPr>
@@ -15844,6 +13773,7 @@
   <w:style w:type="character" w:default="1" w:styleId="Standardstycketeckensnitt">
     <w:name w:val="Default Paragraph Font"/>
     <w:uiPriority w:val="1"/>
+    <w:semiHidden/>
     <w:unhideWhenUsed/>
   </w:style>
   <w:style w:type="table" w:default="1" w:styleId="Normaltabell">
@@ -17012,7 +14942,7 @@
 </file>
 
 <file path=word/glossary/document.xml><?xml version="1.0" encoding="utf-8"?>
-<w:glossaryDocument xmlns:wpc="http://schemas.microsoft.com/office/word/2010/wordprocessingCanvas" xmlns:cx="http://schemas.microsoft.com/office/drawing/2014/chartex" xmlns:cx1="http://schemas.microsoft.com/office/drawing/2015/9/8/chartex" xmlns:cx2="http://schemas.microsoft.com/office/drawing/2015/10/21/chartex" xmlns:cx3="http://schemas.microsoft.com/office/drawing/2016/5/9/chartex" xmlns:cx4="http://schemas.microsoft.com/office/drawing/2016/5/10/chartex" xmlns:cx5="http://schemas.microsoft.com/office/drawing/2016/5/11/chartex" xmlns:cx6="http://schemas.microsoft.com/office/drawing/2016/5/12/chartex" xmlns:cx7="http://schemas.microsoft.com/office/drawing/2016/5/13/chartex" xmlns:cx8="http://schemas.microsoft.com/office/drawing/2016/5/14/chartex" xmlns:mc="http://schemas.openxmlformats.org/markup-compatibility/2006" xmlns:aink="http://schemas.microsoft.com/office/drawing/2016/ink" xmlns:am3d="http://schemas.microsoft.com/office/drawing/2017/model3d" xmlns:o="urn:schemas-microsoft-com:office:office" xmlns:oel="http://schemas.microsoft.com/office/2019/extlst" xmlns:r="http://schemas.openxmlformats.org/officeDocument/2006/relationships" xmlns:m="http://schemas.openxmlformats.org/officeDocument/2006/math" xmlns:v="urn:schemas-microsoft-com:vml" xmlns:wp14="http://schemas.microsoft.com/office/word/2010/wordprocessingDrawing" xmlns:wp="http://schemas.openxmlformats.org/drawingml/2006/wordprocessingDrawing" xmlns:w10="urn:schemas-microsoft-com:office:word" xmlns:w="http://schemas.openxmlformats.org/wordprocessingml/2006/main" xmlns:w14="http://schemas.microsoft.com/office/word/2010/wordml" xmlns:w15="http://schemas.microsoft.com/office/word/2012/wordml" xmlns:w16cex="http://schemas.microsoft.com/office/word/2018/wordml/cex" xmlns:w16cid="http://schemas.microsoft.com/office/word/2016/wordml/cid" xmlns:w16="http://schemas.microsoft.com/office/word/2018/wordml" xmlns:w16sdtdh="http://schemas.microsoft.com/office/word/2020/wordml/sdtdatahash" xmlns:w16se="http://schemas.microsoft.com/office/word/2015/wordml/symex" xmlns:wpg="http://schemas.microsoft.com/office/word/2010/wordprocessingGroup" xmlns:wpi="http://schemas.microsoft.com/office/word/2010/wordprocessingInk" xmlns:wne="http://schemas.microsoft.com/office/word/2006/wordml" xmlns:wps="http://schemas.microsoft.com/office/word/2010/wordprocessingShape" mc:Ignorable="w14 w15 w16se w16cid w16 w16cex w16sdtdh wp14">
+<w:glossaryDocument xmlns:wpc="http://schemas.microsoft.com/office/word/2010/wordprocessingCanvas" xmlns:cx="http://schemas.microsoft.com/office/drawing/2014/chartex" xmlns:cx1="http://schemas.microsoft.com/office/drawing/2015/9/8/chartex" xmlns:cx2="http://schemas.microsoft.com/office/drawing/2015/10/21/chartex" xmlns:cx3="http://schemas.microsoft.com/office/drawing/2016/5/9/chartex" xmlns:cx4="http://schemas.microsoft.com/office/drawing/2016/5/10/chartex" xmlns:cx5="http://schemas.microsoft.com/office/drawing/2016/5/11/chartex" xmlns:cx6="http://schemas.microsoft.com/office/drawing/2016/5/12/chartex" xmlns:cx7="http://schemas.microsoft.com/office/drawing/2016/5/13/chartex" xmlns:cx8="http://schemas.microsoft.com/office/drawing/2016/5/14/chartex" xmlns:mc="http://schemas.openxmlformats.org/markup-compatibility/2006" xmlns:aink="http://schemas.microsoft.com/office/drawing/2016/ink" xmlns:am3d="http://schemas.microsoft.com/office/drawing/2017/model3d" xmlns:o="urn:schemas-microsoft-com:office:office" xmlns:oel="http://schemas.microsoft.com/office/2019/extlst" xmlns:r="http://schemas.openxmlformats.org/officeDocument/2006/relationships" xmlns:m="http://schemas.openxmlformats.org/officeDocument/2006/math" xmlns:v="urn:schemas-microsoft-com:vml" xmlns:wp14="http://schemas.microsoft.com/office/word/2010/wordprocessingDrawing" xmlns:wp="http://schemas.openxmlformats.org/drawingml/2006/wordprocessingDrawing" xmlns:w10="urn:schemas-microsoft-com:office:word" xmlns:w="http://schemas.openxmlformats.org/wordprocessingml/2006/main" xmlns:w14="http://schemas.microsoft.com/office/word/2010/wordml" xmlns:w15="http://schemas.microsoft.com/office/word/2012/wordml" xmlns:w16cex="http://schemas.microsoft.com/office/word/2018/wordml/cex" xmlns:w16cid="http://schemas.microsoft.com/office/word/2016/wordml/cid" xmlns:w16="http://schemas.microsoft.com/office/word/2018/wordml" xmlns:w16du="http://schemas.microsoft.com/office/word/2023/wordml/word16du" xmlns:w16sdtdh="http://schemas.microsoft.com/office/word/2020/wordml/sdtdatahash" xmlns:w16sdtfl="http://schemas.microsoft.com/office/word/2024/wordml/sdtformatlock" xmlns:w16se="http://schemas.microsoft.com/office/word/2015/wordml/symex" xmlns:wpg="http://schemas.microsoft.com/office/word/2010/wordprocessingGroup" xmlns:wpi="http://schemas.microsoft.com/office/word/2010/wordprocessingInk" xmlns:wne="http://schemas.microsoft.com/office/word/2006/wordml" xmlns:wps="http://schemas.microsoft.com/office/word/2010/wordprocessingShape" mc:Ignorable="w14 w15 w16se w16cid w16 w16cex w16sdtdh w16sdtfl w16du wp14">
   <w:docParts>
     <w:docPart>
       <w:docPartPr>
@@ -17077,7 +15007,7 @@
 </file>
 
 <file path=word/glossary/fontTable.xml><?xml version="1.0" encoding="utf-8"?>
-<w:fonts xmlns:mc="http://schemas.openxmlformats.org/markup-compatibility/2006" xmlns:r="http://schemas.openxmlformats.org/officeDocument/2006/relationships" xmlns:w="http://schemas.openxmlformats.org/wordprocessingml/2006/main" xmlns:w14="http://schemas.microsoft.com/office/word/2010/wordml" xmlns:w15="http://schemas.microsoft.com/office/word/2012/wordml" xmlns:w16cex="http://schemas.microsoft.com/office/word/2018/wordml/cex" xmlns:w16cid="http://schemas.microsoft.com/office/word/2016/wordml/cid" xmlns:w16="http://schemas.microsoft.com/office/word/2018/wordml" xmlns:w16sdtdh="http://schemas.microsoft.com/office/word/2020/wordml/sdtdatahash" xmlns:w16se="http://schemas.microsoft.com/office/word/2015/wordml/symex" mc:Ignorable="w14 w15 w16se w16cid w16 w16cex w16sdtdh">
+<w:fonts xmlns:mc="http://schemas.openxmlformats.org/markup-compatibility/2006" xmlns:r="http://schemas.openxmlformats.org/officeDocument/2006/relationships" xmlns:w="http://schemas.openxmlformats.org/wordprocessingml/2006/main" xmlns:w14="http://schemas.microsoft.com/office/word/2010/wordml" xmlns:w15="http://schemas.microsoft.com/office/word/2012/wordml" xmlns:w16cex="http://schemas.microsoft.com/office/word/2018/wordml/cex" xmlns:w16cid="http://schemas.microsoft.com/office/word/2016/wordml/cid" xmlns:w16="http://schemas.microsoft.com/office/word/2018/wordml" xmlns:w16du="http://schemas.microsoft.com/office/word/2023/wordml/word16du" xmlns:w16sdtdh="http://schemas.microsoft.com/office/word/2020/wordml/sdtdatahash" xmlns:w16sdtfl="http://schemas.microsoft.com/office/word/2024/wordml/sdtformatlock" xmlns:w16se="http://schemas.microsoft.com/office/word/2015/wordml/symex" mc:Ignorable="w14 w15 w16se w16cid w16 w16cex w16sdtdh w16sdtfl w16du">
   <w:font w:name="Symbol">
     <w:panose1 w:val="05050102010706020507"/>
     <w:charset w:val="02"/>
@@ -17097,7 +15027,7 @@
     <w:charset w:val="00"/>
     <w:family w:val="swiss"/>
     <w:pitch w:val="variable"/>
-    <w:sig w:usb0="E4002EFF" w:usb1="C000247B" w:usb2="00000009" w:usb3="00000000" w:csb0="000001FF" w:csb1="00000000"/>
+    <w:sig w:usb0="E4002EFF" w:usb1="C200247B" w:usb2="00000009" w:usb3="00000000" w:csb0="000001FF" w:csb1="00000000"/>
   </w:font>
   <w:font w:name="Courier New">
     <w:panose1 w:val="02070309020205020404"/>
@@ -17148,18 +15078,23 @@
     <w:pitch w:val="variable"/>
     <w:sig w:usb0="E0002EFF" w:usb1="C000785B" w:usb2="00000009" w:usb3="00000000" w:csb0="000001FF" w:csb1="00000000"/>
   </w:font>
-  <w:font w:name="Calibri Light">
-    <w:panose1 w:val="020F0302020204030204"/>
+  <w:font w:name="Aptos">
     <w:charset w:val="00"/>
     <w:family w:val="swiss"/>
     <w:pitch w:val="variable"/>
-    <w:sig w:usb0="E4002EFF" w:usb1="C000247B" w:usb2="00000009" w:usb3="00000000" w:csb0="000001FF" w:csb1="00000000"/>
+    <w:sig w:usb0="20000287" w:usb1="00000003" w:usb2="00000000" w:usb3="00000000" w:csb0="0000019F" w:csb1="00000000"/>
+  </w:font>
+  <w:font w:name="Aptos Display">
+    <w:charset w:val="00"/>
+    <w:family w:val="swiss"/>
+    <w:pitch w:val="variable"/>
+    <w:sig w:usb0="20000287" w:usb1="00000003" w:usb2="00000000" w:usb3="00000000" w:csb0="0000019F" w:csb1="00000000"/>
   </w:font>
 </w:fonts>
 </file>
 
 <file path=word/glossary/settings.xml><?xml version="1.0" encoding="utf-8"?>
-<w:settings xmlns:mc="http://schemas.openxmlformats.org/markup-compatibility/2006" xmlns:o="urn:schemas-microsoft-com:office:office" xmlns:r="http://schemas.openxmlformats.org/officeDocument/2006/relationships" xmlns:m="http://schemas.openxmlformats.org/officeDocument/2006/math" xmlns:v="urn:schemas-microsoft-com:vml" xmlns:w10="urn:schemas-microsoft-com:office:word" xmlns:w="http://schemas.openxmlformats.org/wordprocessingml/2006/main" xmlns:w14="http://schemas.microsoft.com/office/word/2010/wordml" xmlns:w15="http://schemas.microsoft.com/office/word/2012/wordml" xmlns:w16cex="http://schemas.microsoft.com/office/word/2018/wordml/cex" xmlns:w16cid="http://schemas.microsoft.com/office/word/2016/wordml/cid" xmlns:w16="http://schemas.microsoft.com/office/word/2018/wordml" xmlns:w16sdtdh="http://schemas.microsoft.com/office/word/2020/wordml/sdtdatahash" xmlns:w16se="http://schemas.microsoft.com/office/word/2015/wordml/symex" xmlns:sl="http://schemas.openxmlformats.org/schemaLibrary/2006/main" mc:Ignorable="w14 w15 w16se w16cid w16 w16cex w16sdtdh">
+<w:settings xmlns:mc="http://schemas.openxmlformats.org/markup-compatibility/2006" xmlns:o="urn:schemas-microsoft-com:office:office" xmlns:r="http://schemas.openxmlformats.org/officeDocument/2006/relationships" xmlns:m="http://schemas.openxmlformats.org/officeDocument/2006/math" xmlns:v="urn:schemas-microsoft-com:vml" xmlns:w10="urn:schemas-microsoft-com:office:word" xmlns:w="http://schemas.openxmlformats.org/wordprocessingml/2006/main" xmlns:w14="http://schemas.microsoft.com/office/word/2010/wordml" xmlns:w15="http://schemas.microsoft.com/office/word/2012/wordml" xmlns:w16cex="http://schemas.microsoft.com/office/word/2018/wordml/cex" xmlns:w16cid="http://schemas.microsoft.com/office/word/2016/wordml/cid" xmlns:w16="http://schemas.microsoft.com/office/word/2018/wordml" xmlns:w16du="http://schemas.microsoft.com/office/word/2023/wordml/word16du" xmlns:w16sdtdh="http://schemas.microsoft.com/office/word/2020/wordml/sdtdatahash" xmlns:w16sdtfl="http://schemas.microsoft.com/office/word/2024/wordml/sdtformatlock" xmlns:w16se="http://schemas.microsoft.com/office/word/2015/wordml/symex" xmlns:sl="http://schemas.openxmlformats.org/schemaLibrary/2006/main" mc:Ignorable="w14 w15 w16se w16cid w16 w16cex w16sdtdh w16sdtfl w16du">
   <w:view w:val="normal"/>
   <w:defaultTabStop w:val="1304"/>
   <w:hyphenationZone w:val="425"/>
@@ -17180,7 +15115,9 @@
     <w:rsid w:val="00334B4A"/>
     <w:rsid w:val="00390CF8"/>
     <w:rsid w:val="007511BA"/>
+    <w:rsid w:val="009C6095"/>
     <w:rsid w:val="00A03A6E"/>
+    <w:rsid w:val="00A27766"/>
     <w:rsid w:val="00AC1394"/>
     <w:rsid w:val="00B37AD4"/>
     <w:rsid w:val="00B879CD"/>
@@ -17210,7 +15147,7 @@
 </file>
 
 <file path=word/glossary/styles.xml><?xml version="1.0" encoding="utf-8"?>
-<w:styles xmlns:mc="http://schemas.openxmlformats.org/markup-compatibility/2006" xmlns:r="http://schemas.openxmlformats.org/officeDocument/2006/relationships" xmlns:w="http://schemas.openxmlformats.org/wordprocessingml/2006/main" xmlns:w14="http://schemas.microsoft.com/office/word/2010/wordml" xmlns:w15="http://schemas.microsoft.com/office/word/2012/wordml" xmlns:w16cex="http://schemas.microsoft.com/office/word/2018/wordml/cex" xmlns:w16cid="http://schemas.microsoft.com/office/word/2016/wordml/cid" xmlns:w16="http://schemas.microsoft.com/office/word/2018/wordml" xmlns:w16sdtdh="http://schemas.microsoft.com/office/word/2020/wordml/sdtdatahash" xmlns:w16se="http://schemas.microsoft.com/office/word/2015/wordml/symex" mc:Ignorable="w14 w15 w16se w16cid w16 w16cex w16sdtdh">
+<w:styles xmlns:mc="http://schemas.openxmlformats.org/markup-compatibility/2006" xmlns:r="http://schemas.openxmlformats.org/officeDocument/2006/relationships" xmlns:w="http://schemas.openxmlformats.org/wordprocessingml/2006/main" xmlns:w14="http://schemas.microsoft.com/office/word/2010/wordml" xmlns:w15="http://schemas.microsoft.com/office/word/2012/wordml" xmlns:w16cex="http://schemas.microsoft.com/office/word/2018/wordml/cex" xmlns:w16cid="http://schemas.microsoft.com/office/word/2016/wordml/cid" xmlns:w16="http://schemas.microsoft.com/office/word/2018/wordml" xmlns:w16du="http://schemas.microsoft.com/office/word/2023/wordml/word16du" xmlns:w16sdtdh="http://schemas.microsoft.com/office/word/2020/wordml/sdtdatahash" xmlns:w16sdtfl="http://schemas.microsoft.com/office/word/2024/wordml/sdtformatlock" xmlns:w16se="http://schemas.microsoft.com/office/word/2015/wordml/symex" mc:Ignorable="w14 w15 w16se w16cid w16 w16cex w16sdtdh w16sdtfl w16du">
   <w:docDefaults>
     <w:rPrDefault>
       <w:rPr>
@@ -17655,7 +15592,7 @@
 </file>
 
 <file path=word/glossary/webSettings.xml><?xml version="1.0" encoding="utf-8"?>
-<w:webSettings xmlns:mc="http://schemas.openxmlformats.org/markup-compatibility/2006" xmlns:r="http://schemas.openxmlformats.org/officeDocument/2006/relationships" xmlns:w="http://schemas.openxmlformats.org/wordprocessingml/2006/main" xmlns:w14="http://schemas.microsoft.com/office/word/2010/wordml" xmlns:w15="http://schemas.microsoft.com/office/word/2012/wordml" xmlns:w16cex="http://schemas.microsoft.com/office/word/2018/wordml/cex" xmlns:w16cid="http://schemas.microsoft.com/office/word/2016/wordml/cid" xmlns:w16="http://schemas.microsoft.com/office/word/2018/wordml" xmlns:w16sdtdh="http://schemas.microsoft.com/office/word/2020/wordml/sdtdatahash" xmlns:w16se="http://schemas.microsoft.com/office/word/2015/wordml/symex" mc:Ignorable="w14 w15 w16se w16cid w16 w16cex w16sdtdh">
+<w:webSettings xmlns:mc="http://schemas.openxmlformats.org/markup-compatibility/2006" xmlns:r="http://schemas.openxmlformats.org/officeDocument/2006/relationships" xmlns:w="http://schemas.openxmlformats.org/wordprocessingml/2006/main" xmlns:w14="http://schemas.microsoft.com/office/word/2010/wordml" xmlns:w15="http://schemas.microsoft.com/office/word/2012/wordml" xmlns:w16cex="http://schemas.microsoft.com/office/word/2018/wordml/cex" xmlns:w16cid="http://schemas.microsoft.com/office/word/2016/wordml/cid" xmlns:w16="http://schemas.microsoft.com/office/word/2018/wordml" xmlns:w16du="http://schemas.microsoft.com/office/word/2023/wordml/word16du" xmlns:w16sdtdh="http://schemas.microsoft.com/office/word/2020/wordml/sdtdatahash" xmlns:w16sdtfl="http://schemas.microsoft.com/office/word/2024/wordml/sdtformatlock" xmlns:w16se="http://schemas.microsoft.com/office/word/2015/wordml/symex" mc:Ignorable="w14 w15 w16se w16cid w16 w16cex w16sdtdh w16sdtfl w16du">
   <w:optimizeForBrowser/>
   <w:allowPNG/>
 </w:webSettings>
@@ -18002,26 +15939,6 @@
 </file>
 
 <file path=customXml/item2.xml><?xml version="1.0" encoding="utf-8"?>
-<?mso-contentType ?>
-<FormTemplates xmlns="http://schemas.microsoft.com/sharepoint/v3/contenttype/forms">
-  <Display>DocumentLibraryForm</Display>
-  <Edit>DocumentLibraryForm</Edit>
-  <New>DocumentLibraryForm</New>
-</FormTemplates>
-</file>
-
-<file path=customXml/item3.xml><?xml version="1.0" encoding="utf-8"?>
-<p:properties xmlns:p="http://schemas.microsoft.com/office/2006/metadata/properties" xmlns:xsi="http://www.w3.org/2001/XMLSchema-instance" xmlns:pc="http://schemas.microsoft.com/office/infopath/2007/PartnerControls">
-  <documentManagement>
-    <TaxCatchAll xmlns="2650c1b0-b5fc-4490-8d12-d327ee776c7b" xsi:nil="true"/>
-    <lcf76f155ced4ddcb4097134ff3c332f xmlns="40a89c71-6f69-4bdc-886c-c8f971c9b9d4">
-      <Terms xmlns="http://schemas.microsoft.com/office/infopath/2007/PartnerControls"/>
-    </lcf76f155ced4ddcb4097134ff3c332f>
-  </documentManagement>
-</p:properties>
-</file>
-
-<file path=customXml/item4.xml><?xml version="1.0" encoding="utf-8"?>
 <ct:contentTypeSchema xmlns:ct="http://schemas.microsoft.com/office/2006/metadata/contentType" xmlns:ma="http://schemas.microsoft.com/office/2006/metadata/properties/metaAttributes" ct:_="" ma:_="" ma:contentTypeName="dokument" ma:contentTypeID="0x0101000A5C05CEEDBA1E459DCF94C262BDF661" ma:contentTypeVersion="13" ma:contentTypeDescription="Skapa ett nytt dokument." ma:contentTypeScope="" ma:versionID="b12f5bef6f419d963bd57f4c7b75fd51">
   <xsd:schema xmlns:xsd="http://www.w3.org/2001/XMLSchema" xmlns:xs="http://www.w3.org/2001/XMLSchema" xmlns:p="http://schemas.microsoft.com/office/2006/metadata/properties" xmlns:ns2="40a89c71-6f69-4bdc-886c-c8f971c9b9d4" xmlns:ns3="2650c1b0-b5fc-4490-8d12-d327ee776c7b" targetNamespace="http://schemas.microsoft.com/office/2006/metadata/properties" ma:root="true" ma:fieldsID="e0d69ddf5e5066efd698e9a4e0ac582a" ns2:_="" ns3:_="">
     <xsd:import namespace="40a89c71-6f69-4bdc-886c-c8f971c9b9d4"/>
@@ -18244,6 +16161,26 @@
 </ct:contentTypeSchema>
 </file>
 
+<file path=customXml/item3.xml><?xml version="1.0" encoding="utf-8"?>
+<p:properties xmlns:p="http://schemas.microsoft.com/office/2006/metadata/properties" xmlns:xsi="http://www.w3.org/2001/XMLSchema-instance" xmlns:pc="http://schemas.microsoft.com/office/infopath/2007/PartnerControls">
+  <documentManagement>
+    <TaxCatchAll xmlns="2650c1b0-b5fc-4490-8d12-d327ee776c7b" xsi:nil="true"/>
+    <lcf76f155ced4ddcb4097134ff3c332f xmlns="40a89c71-6f69-4bdc-886c-c8f971c9b9d4">
+      <Terms xmlns="http://schemas.microsoft.com/office/infopath/2007/PartnerControls"/>
+    </lcf76f155ced4ddcb4097134ff3c332f>
+  </documentManagement>
+</p:properties>
+</file>
+
+<file path=customXml/item4.xml><?xml version="1.0" encoding="utf-8"?>
+<?mso-contentType ?>
+<FormTemplates xmlns="http://schemas.microsoft.com/sharepoint/v3/contenttype/forms">
+  <Display>DocumentLibraryForm</Display>
+  <Edit>DocumentLibraryForm</Edit>
+  <New>DocumentLibraryForm</New>
+</FormTemplates>
+</file>
+
 <file path=customXml/itemProps1.xml><?xml version="1.0" encoding="utf-8"?>
 <ds:datastoreItem xmlns:ds="http://schemas.openxmlformats.org/officeDocument/2006/customXml" ds:itemID="{F425ED1F-C8BA-4C2F-B8CC-B65D72B8F6FA}">
   <ds:schemaRefs>
@@ -18253,9 +16190,20 @@
 </file>
 
 <file path=customXml/itemProps2.xml><?xml version="1.0" encoding="utf-8"?>
-<ds:datastoreItem xmlns:ds="http://schemas.openxmlformats.org/officeDocument/2006/customXml" ds:itemID="{57297251-69E8-4DA8-AF26-94224341CEF6}">
+<ds:datastoreItem xmlns:ds="http://schemas.openxmlformats.org/officeDocument/2006/customXml" ds:itemID="{BC47BCAC-44AE-4AF6-BE04-77BE84664A08}">
   <ds:schemaRefs>
-    <ds:schemaRef ds:uri="http://schemas.microsoft.com/sharepoint/v3/contenttype/forms"/>
+    <ds:schemaRef ds:uri="http://schemas.microsoft.com/office/2006/metadata/contentType"/>
+    <ds:schemaRef ds:uri="http://schemas.microsoft.com/office/2006/metadata/properties/metaAttributes"/>
+    <ds:schemaRef ds:uri="http://www.w3.org/2001/XMLSchema"/>
+    <ds:schemaRef ds:uri="http://schemas.microsoft.com/office/2006/metadata/properties"/>
+    <ds:schemaRef ds:uri="40a89c71-6f69-4bdc-886c-c8f971c9b9d4"/>
+    <ds:schemaRef ds:uri="2650c1b0-b5fc-4490-8d12-d327ee776c7b"/>
+    <ds:schemaRef ds:uri="http://schemas.microsoft.com/office/2006/documentManagement/types"/>
+    <ds:schemaRef ds:uri="http://schemas.microsoft.com/office/infopath/2007/PartnerControls"/>
+    <ds:schemaRef ds:uri="http://schemas.openxmlformats.org/package/2006/metadata/core-properties"/>
+    <ds:schemaRef ds:uri="http://purl.org/dc/elements/1.1/"/>
+    <ds:schemaRef ds:uri="http://purl.org/dc/terms/"/>
+    <ds:schemaRef ds:uri="http://schemas.microsoft.com/internal/obd"/>
   </ds:schemaRefs>
 </ds:datastoreItem>
 </file>
@@ -18272,20 +16220,9 @@
 </file>
 
 <file path=customXml/itemProps4.xml><?xml version="1.0" encoding="utf-8"?>
-<ds:datastoreItem xmlns:ds="http://schemas.openxmlformats.org/officeDocument/2006/customXml" ds:itemID="{BC47BCAC-44AE-4AF6-BE04-77BE84664A08}">
+<ds:datastoreItem xmlns:ds="http://schemas.openxmlformats.org/officeDocument/2006/customXml" ds:itemID="{57297251-69E8-4DA8-AF26-94224341CEF6}">
   <ds:schemaRefs>
-    <ds:schemaRef ds:uri="http://schemas.microsoft.com/office/2006/metadata/contentType"/>
-    <ds:schemaRef ds:uri="http://schemas.microsoft.com/office/2006/metadata/properties/metaAttributes"/>
-    <ds:schemaRef ds:uri="http://www.w3.org/2001/XMLSchema"/>
-    <ds:schemaRef ds:uri="http://schemas.microsoft.com/office/2006/metadata/properties"/>
-    <ds:schemaRef ds:uri="40a89c71-6f69-4bdc-886c-c8f971c9b9d4"/>
-    <ds:schemaRef ds:uri="2650c1b0-b5fc-4490-8d12-d327ee776c7b"/>
-    <ds:schemaRef ds:uri="http://schemas.microsoft.com/office/2006/documentManagement/types"/>
-    <ds:schemaRef ds:uri="http://schemas.microsoft.com/office/infopath/2007/PartnerControls"/>
-    <ds:schemaRef ds:uri="http://schemas.openxmlformats.org/package/2006/metadata/core-properties"/>
-    <ds:schemaRef ds:uri="http://purl.org/dc/elements/1.1/"/>
-    <ds:schemaRef ds:uri="http://purl.org/dc/terms/"/>
-    <ds:schemaRef ds:uri="http://schemas.microsoft.com/internal/obd"/>
+    <ds:schemaRef ds:uri="http://schemas.microsoft.com/sharepoint/v3/contenttype/forms"/>
   </ds:schemaRefs>
 </ds:datastoreItem>
 </file>